--- a/Ôn tập.docx
+++ b/Ôn tập.docx
@@ -2,6 +2,75 @@
 <file path=word/document.xml><?xml version="1.0" encoding="utf-8"?>
 <w:document xmlns:wpc="http://schemas.microsoft.com/office/word/2010/wordprocessingCanvas" xmlns:cx="http://schemas.microsoft.com/office/drawing/2014/chartex" xmlns:cx1="http://schemas.microsoft.com/office/drawing/2015/9/8/chartex" xmlns:cx2="http://schemas.microsoft.com/office/drawing/2015/10/21/chartex" xmlns:cx3="http://schemas.microsoft.com/office/drawing/2016/5/9/chartex" xmlns:cx4="http://schemas.microsoft.com/office/drawing/2016/5/10/chartex" xmlns:cx5="http://schemas.microsoft.com/office/drawing/2016/5/11/chartex" xmlns:cx6="http://schemas.microsoft.com/office/drawing/2016/5/12/chartex" xmlns:cx7="http://schemas.microsoft.com/office/drawing/2016/5/13/chartex" xmlns:cx8="http://schemas.microsoft.com/office/drawing/2016/5/14/chartex" xmlns:mc="http://schemas.openxmlformats.org/markup-compatibility/2006" xmlns:o="urn:schemas-microsoft-com:office:office" xmlns:r="http://schemas.openxmlformats.org/officeDocument/2006/relationships" xmlns:m="http://schemas.openxmlformats.org/officeDocument/2006/math" xmlns:v="urn:schemas-microsoft-com:vml" xmlns:wp14="http://schemas.microsoft.com/office/word/2010/wordprocessingDrawing" xmlns:wp="http://schemas.openxmlformats.org/drawingml/2006/wordprocessingDrawing" xmlns:w="http://schemas.openxmlformats.org/wordprocessingml/2006/main" xmlns:w14="http://schemas.microsoft.com/office/word/2010/wordml" xmlns:w10="urn:schemas-microsoft-com:office:word" xmlns:w15="http://schemas.microsoft.com/office/word/2012/wordml" xmlns:wpg="http://schemas.microsoft.com/office/word/2010/wordprocessingGroup" xmlns:wpi="http://schemas.microsoft.com/office/word/2010/wordprocessingInk" xmlns:wne="http://schemas.microsoft.com/office/word/2006/wordml" xmlns:wps="http://schemas.microsoft.com/office/word/2010/wordprocessingShape" xmlns:wpsCustomData="http://www.wps.cn/officeDocument/2013/wpsCustomData" mc:Ignorable="w14 w15 wp14">
   <w:body>
+    <w:p>
+      <w:pPr>
+        <w:pStyle w:val="2"/>
+        <w:keepNext w:val="0"/>
+        <w:keepLines w:val="0"/>
+        <w:widowControl/>
+        <w:suppressLineNumbers w:val="0"/>
+        <w:rPr>
+          <w:rFonts w:hint="default" w:ascii="Consolas" w:hAnsi="Consolas" w:cs="Consolas"/>
+          <w:b w:val="0"/>
+          <w:bCs w:val="0"/>
+          <w:sz w:val="24"/>
+          <w:szCs w:val="24"/>
+          <w:lang w:val="en-US"/>
+        </w:rPr>
+      </w:pPr>
+      <w:r>
+        <w:rPr>
+          <w:rFonts w:hint="default" w:ascii="Consolas" w:hAnsi="Consolas" w:cs="Consolas"/>
+          <w:lang w:val="en-US"/>
+        </w:rPr>
+        <w:t xml:space="preserve">LINK FIGMA: </w:t>
+      </w:r>
+      <w:bookmarkStart w:id="0" w:name="_GoBack"/>
+      <w:bookmarkEnd w:id="0"/>
+      <w:r>
+        <w:rPr>
+          <w:rFonts w:hint="default" w:ascii="Consolas" w:hAnsi="Consolas" w:cs="Consolas"/>
+          <w:lang w:val="en-US"/>
+        </w:rPr>
+        <w:fldChar w:fldCharType="begin"/>
+      </w:r>
+      <w:r>
+        <w:rPr>
+          <w:rFonts w:hint="default" w:ascii="Consolas" w:hAnsi="Consolas" w:cs="Consolas"/>
+          <w:lang w:val="en-US"/>
+        </w:rPr>
+        <w:instrText xml:space="preserve"> HYPERLINK "https://www.figma.com/design/vRTrQMzgIkm3hsnPtewuNq/ON_TAP?t=OzzdlTDShNv6WGr7-0" </w:instrText>
+      </w:r>
+      <w:r>
+        <w:rPr>
+          <w:rFonts w:hint="default" w:ascii="Consolas" w:hAnsi="Consolas" w:cs="Consolas"/>
+          <w:lang w:val="en-US"/>
+        </w:rPr>
+        <w:fldChar w:fldCharType="separate"/>
+      </w:r>
+      <w:r>
+        <w:rPr>
+          <w:rStyle w:val="7"/>
+          <w:rFonts w:hint="default" w:ascii="Consolas" w:hAnsi="Consolas" w:cs="Consolas"/>
+          <w:lang w:val="en-US"/>
+        </w:rPr>
+        <w:t>https://www.figma.com/design/vRTrQMzgIkm3hsnPtewuNq/ON_TAP?t=OzzdlTDShNv6WGr7-0</w:t>
+      </w:r>
+      <w:r>
+        <w:rPr>
+          <w:rFonts w:hint="default" w:ascii="Consolas" w:hAnsi="Consolas" w:cs="Consolas"/>
+          <w:lang w:val="en-US"/>
+        </w:rPr>
+        <w:fldChar w:fldCharType="end"/>
+      </w:r>
+      <w:r>
+        <w:rPr>
+          <w:rFonts w:hint="default" w:ascii="Consolas" w:hAnsi="Consolas" w:cs="Consolas"/>
+          <w:lang w:val="en-US"/>
+        </w:rPr>
+        <w:t xml:space="preserve"> </w:t>
+      </w:r>
+    </w:p>
     <w:p>
       <w:pPr>
         <w:pStyle w:val="2"/>
@@ -40,6 +109,7 @@
     </w:p>
     <w:tbl>
       <w:tblPr>
+        <w:tblStyle w:val="5"/>
         <w:tblW w:w="8819" w:type="dxa"/>
         <w:tblInd w:w="0" w:type="dxa"/>
         <w:tblBorders>
@@ -50,7 +120,7 @@
           <w:insideH w:val="none" w:color="auto" w:sz="0" w:space="0"/>
           <w:insideV w:val="none" w:color="auto" w:sz="0" w:space="0"/>
         </w:tblBorders>
-        <w:shd w:val="clear"/>
+        <w:shd w:val="clear" w:color="auto" w:fill="auto"/>
         <w:tblLayout w:type="autofit"/>
         <w:tblCellMar>
           <w:top w:w="15" w:type="dxa"/>
@@ -73,7 +143,12 @@
             <w:insideH w:val="none" w:color="auto" w:sz="0" w:space="0"/>
             <w:insideV w:val="none" w:color="auto" w:sz="0" w:space="0"/>
           </w:tblBorders>
-          <w:shd w:val="clear"/>
+          <w:tblCellMar>
+            <w:top w:w="15" w:type="dxa"/>
+            <w:left w:w="15" w:type="dxa"/>
+            <w:bottom w:w="15" w:type="dxa"/>
+            <w:right w:w="15" w:type="dxa"/>
+          </w:tblCellMar>
         </w:tblPrEx>
         <w:trPr>
           <w:trHeight w:val="585" w:hRule="atLeast"/>
@@ -87,7 +162,7 @@
               <w:bottom w:val="single" w:color="DEE0E3" w:sz="6" w:space="0"/>
               <w:right w:val="single" w:color="DEE0E3" w:sz="6" w:space="0"/>
             </w:tcBorders>
-            <w:shd w:val="clear"/>
+            <w:shd w:val="clear" w:color="auto" w:fill="auto"/>
             <w:tcMar>
               <w:top w:w="120" w:type="dxa"/>
               <w:left w:w="120" w:type="dxa"/>
@@ -122,7 +197,6 @@
                 <w:kern w:val="0"/>
                 <w:sz w:val="20"/>
                 <w:szCs w:val="20"/>
-                <w:bdr w:val="none" w:color="auto" w:sz="0" w:space="0"/>
                 <w:lang w:val="en-US" w:eastAsia="zh-CN" w:bidi="ar"/>
               </w:rPr>
               <w:t>Actor</w:t>
@@ -138,7 +212,7 @@
               <w:bottom w:val="single" w:color="DEE0E3" w:sz="6" w:space="0"/>
               <w:right w:val="single" w:color="DEE0E3" w:sz="6" w:space="0"/>
             </w:tcBorders>
-            <w:shd w:val="clear"/>
+            <w:shd w:val="clear" w:color="auto" w:fill="auto"/>
             <w:tcMar>
               <w:top w:w="120" w:type="dxa"/>
               <w:left w:w="120" w:type="dxa"/>
@@ -173,7 +247,6 @@
                 <w:kern w:val="0"/>
                 <w:sz w:val="20"/>
                 <w:szCs w:val="20"/>
-                <w:bdr w:val="none" w:color="auto" w:sz="0" w:space="0"/>
                 <w:lang w:val="en-US" w:eastAsia="zh-CN" w:bidi="ar"/>
               </w:rPr>
               <w:t>Vai trò</w:t>
@@ -191,7 +264,6 @@
             <w:insideH w:val="none" w:color="auto" w:sz="0" w:space="0"/>
             <w:insideV w:val="none" w:color="auto" w:sz="0" w:space="0"/>
           </w:tblBorders>
-          <w:shd w:val="clear"/>
           <w:tblCellMar>
             <w:top w:w="15" w:type="dxa"/>
             <w:left w:w="15" w:type="dxa"/>
@@ -211,7 +283,7 @@
               <w:bottom w:val="single" w:color="DEE0E3" w:sz="6" w:space="0"/>
               <w:right w:val="single" w:color="DEE0E3" w:sz="6" w:space="0"/>
             </w:tcBorders>
-            <w:shd w:val="clear"/>
+            <w:shd w:val="clear" w:color="auto" w:fill="auto"/>
             <w:tcMar>
               <w:top w:w="120" w:type="dxa"/>
               <w:left w:w="120" w:type="dxa"/>
@@ -254,7 +326,7 @@
               <w:bottom w:val="single" w:color="DEE0E3" w:sz="6" w:space="0"/>
               <w:right w:val="single" w:color="DEE0E3" w:sz="6" w:space="0"/>
             </w:tcBorders>
-            <w:shd w:val="clear"/>
+            <w:shd w:val="clear" w:color="auto" w:fill="auto"/>
             <w:tcMar>
               <w:top w:w="120" w:type="dxa"/>
               <w:left w:w="120" w:type="dxa"/>
@@ -299,7 +371,6 @@
             <w:insideH w:val="none" w:color="auto" w:sz="0" w:space="0"/>
             <w:insideV w:val="none" w:color="auto" w:sz="0" w:space="0"/>
           </w:tblBorders>
-          <w:shd w:val="clear"/>
           <w:tblCellMar>
             <w:top w:w="15" w:type="dxa"/>
             <w:left w:w="15" w:type="dxa"/>
@@ -319,7 +390,7 @@
               <w:bottom w:val="single" w:color="DEE0E3" w:sz="6" w:space="0"/>
               <w:right w:val="single" w:color="DEE0E3" w:sz="6" w:space="0"/>
             </w:tcBorders>
-            <w:shd w:val="clear"/>
+            <w:shd w:val="clear" w:color="auto" w:fill="auto"/>
             <w:tcMar>
               <w:top w:w="120" w:type="dxa"/>
               <w:left w:w="120" w:type="dxa"/>
@@ -362,7 +433,7 @@
               <w:bottom w:val="single" w:color="DEE0E3" w:sz="6" w:space="0"/>
               <w:right w:val="single" w:color="DEE0E3" w:sz="6" w:space="0"/>
             </w:tcBorders>
-            <w:shd w:val="clear"/>
+            <w:shd w:val="clear" w:color="auto" w:fill="auto"/>
             <w:tcMar>
               <w:top w:w="120" w:type="dxa"/>
               <w:left w:w="120" w:type="dxa"/>
@@ -418,6 +489,7 @@
     </w:p>
     <w:tbl>
       <w:tblPr>
+        <w:tblStyle w:val="5"/>
         <w:tblW w:w="8804" w:type="dxa"/>
         <w:tblInd w:w="0" w:type="dxa"/>
         <w:tblBorders>
@@ -428,7 +500,7 @@
           <w:insideH w:val="none" w:color="auto" w:sz="0" w:space="0"/>
           <w:insideV w:val="none" w:color="auto" w:sz="0" w:space="0"/>
         </w:tblBorders>
-        <w:shd w:val="clear"/>
+        <w:shd w:val="clear" w:color="auto" w:fill="auto"/>
         <w:tblLayout w:type="autofit"/>
         <w:tblCellMar>
           <w:top w:w="15" w:type="dxa"/>
@@ -452,6 +524,7 @@
             <w:insideH w:val="none" w:color="auto" w:sz="0" w:space="0"/>
             <w:insideV w:val="none" w:color="auto" w:sz="0" w:space="0"/>
           </w:tblBorders>
+          <w:shd w:val="clear" w:color="auto" w:fill="auto"/>
           <w:tblCellMar>
             <w:top w:w="15" w:type="dxa"/>
             <w:left w:w="15" w:type="dxa"/>
@@ -471,7 +544,7 @@
               <w:bottom w:val="single" w:color="DEE0E3" w:sz="6" w:space="0"/>
               <w:right w:val="single" w:color="DEE0E3" w:sz="6" w:space="0"/>
             </w:tcBorders>
-            <w:shd w:val="clear"/>
+            <w:shd w:val="clear" w:color="auto" w:fill="auto"/>
             <w:tcMar>
               <w:top w:w="120" w:type="dxa"/>
               <w:left w:w="120" w:type="dxa"/>
@@ -506,7 +579,6 @@
                 <w:kern w:val="0"/>
                 <w:sz w:val="20"/>
                 <w:szCs w:val="20"/>
-                <w:bdr w:val="none" w:color="auto" w:sz="0" w:space="0"/>
                 <w:lang w:val="en-US" w:eastAsia="zh-CN" w:bidi="ar"/>
               </w:rPr>
               <w:t>Loại</w:t>
@@ -522,7 +594,7 @@
               <w:bottom w:val="single" w:color="DEE0E3" w:sz="6" w:space="0"/>
               <w:right w:val="single" w:color="DEE0E3" w:sz="6" w:space="0"/>
             </w:tcBorders>
-            <w:shd w:val="clear"/>
+            <w:shd w:val="clear" w:color="auto" w:fill="auto"/>
             <w:tcMar>
               <w:top w:w="120" w:type="dxa"/>
               <w:left w:w="120" w:type="dxa"/>
@@ -557,7 +629,6 @@
                 <w:kern w:val="0"/>
                 <w:sz w:val="20"/>
                 <w:szCs w:val="20"/>
-                <w:bdr w:val="none" w:color="auto" w:sz="0" w:space="0"/>
                 <w:lang w:val="en-US" w:eastAsia="zh-CN" w:bidi="ar"/>
               </w:rPr>
               <w:t>Mã</w:t>
@@ -573,7 +644,7 @@
               <w:bottom w:val="single" w:color="DEE0E3" w:sz="6" w:space="0"/>
               <w:right w:val="single" w:color="DEE0E3" w:sz="6" w:space="0"/>
             </w:tcBorders>
-            <w:shd w:val="clear"/>
+            <w:shd w:val="clear" w:color="auto" w:fill="auto"/>
             <w:tcMar>
               <w:top w:w="120" w:type="dxa"/>
               <w:left w:w="120" w:type="dxa"/>
@@ -608,375 +679,9 @@
                 <w:kern w:val="0"/>
                 <w:sz w:val="20"/>
                 <w:szCs w:val="20"/>
-                <w:bdr w:val="none" w:color="auto" w:sz="0" w:space="0"/>
                 <w:lang w:val="en-US" w:eastAsia="zh-CN" w:bidi="ar"/>
               </w:rPr>
               <w:t>Nội dung</w:t>
-            </w:r>
-          </w:p>
-        </w:tc>
-      </w:tr>
-      <w:tr>
-        <w:tblPrEx>
-          <w:tblBorders>
-            <w:top w:val="none" w:color="auto" w:sz="0" w:space="0"/>
-            <w:left w:val="none" w:color="auto" w:sz="0" w:space="0"/>
-            <w:bottom w:val="none" w:color="auto" w:sz="0" w:space="0"/>
-            <w:right w:val="none" w:color="auto" w:sz="0" w:space="0"/>
-            <w:insideH w:val="none" w:color="auto" w:sz="0" w:space="0"/>
-            <w:insideV w:val="none" w:color="auto" w:sz="0" w:space="0"/>
-          </w:tblBorders>
-          <w:shd w:val="clear"/>
-          <w:tblCellMar>
-            <w:top w:w="15" w:type="dxa"/>
-            <w:left w:w="15" w:type="dxa"/>
-            <w:bottom w:w="15" w:type="dxa"/>
-            <w:right w:w="15" w:type="dxa"/>
-          </w:tblCellMar>
-        </w:tblPrEx>
-        <w:trPr>
-          <w:trHeight w:val="585" w:hRule="atLeast"/>
-        </w:trPr>
-        <w:tc>
-          <w:tcPr>
-            <w:tcW w:w="1724" w:type="dxa"/>
-            <w:tcBorders>
-              <w:top w:val="single" w:color="DEE0E3" w:sz="6" w:space="0"/>
-              <w:left w:val="single" w:color="DEE0E3" w:sz="6" w:space="0"/>
-              <w:bottom w:val="single" w:color="DEE0E3" w:sz="6" w:space="0"/>
-              <w:right w:val="single" w:color="DEE0E3" w:sz="6" w:space="0"/>
-            </w:tcBorders>
-            <w:shd w:val="clear"/>
-            <w:tcMar>
-              <w:top w:w="120" w:type="dxa"/>
-              <w:left w:w="120" w:type="dxa"/>
-              <w:bottom w:w="120" w:type="dxa"/>
-              <w:right w:w="120" w:type="dxa"/>
-            </w:tcMar>
-            <w:vAlign w:val="center"/>
-          </w:tcPr>
-          <w:p>
-            <w:pPr>
-              <w:keepNext w:val="0"/>
-              <w:keepLines w:val="0"/>
-              <w:widowControl/>
-              <w:suppressLineNumbers w:val="0"/>
-              <w:jc w:val="left"/>
-              <w:rPr>
-                <w:rFonts w:hint="default" w:ascii="Consolas" w:hAnsi="Consolas" w:cs="Consolas"/>
-                <w:sz w:val="20"/>
-                <w:szCs w:val="20"/>
-              </w:rPr>
-            </w:pPr>
-            <w:r>
-              <w:rPr>
-                <w:rFonts w:hint="default" w:ascii="Consolas" w:hAnsi="Consolas" w:eastAsia="SimSun" w:cs="Consolas"/>
-                <w:kern w:val="0"/>
-                <w:sz w:val="24"/>
-                <w:szCs w:val="24"/>
-                <w:lang w:val="en-US" w:eastAsia="zh-CN" w:bidi="ar"/>
-              </w:rPr>
-              <w:t>Chức năng</w:t>
-            </w:r>
-          </w:p>
-        </w:tc>
-        <w:tc>
-          <w:tcPr>
-            <w:tcW w:w="1860" w:type="dxa"/>
-            <w:tcBorders>
-              <w:top w:val="single" w:color="DEE0E3" w:sz="6" w:space="0"/>
-              <w:left w:val="single" w:color="DEE0E3" w:sz="6" w:space="0"/>
-              <w:bottom w:val="single" w:color="DEE0E3" w:sz="6" w:space="0"/>
-              <w:right w:val="single" w:color="DEE0E3" w:sz="6" w:space="0"/>
-            </w:tcBorders>
-            <w:shd w:val="clear"/>
-            <w:tcMar>
-              <w:top w:w="120" w:type="dxa"/>
-              <w:left w:w="120" w:type="dxa"/>
-              <w:bottom w:w="120" w:type="dxa"/>
-              <w:right w:w="120" w:type="dxa"/>
-            </w:tcMar>
-            <w:vAlign w:val="center"/>
-          </w:tcPr>
-          <w:p>
-            <w:pPr>
-              <w:keepNext w:val="0"/>
-              <w:keepLines w:val="0"/>
-              <w:widowControl/>
-              <w:suppressLineNumbers w:val="0"/>
-              <w:jc w:val="left"/>
-              <w:rPr>
-                <w:rFonts w:hint="default" w:ascii="Consolas" w:hAnsi="Consolas" w:cs="Consolas"/>
-                <w:sz w:val="20"/>
-                <w:szCs w:val="20"/>
-              </w:rPr>
-            </w:pPr>
-            <w:r>
-              <w:rPr>
-                <w:rFonts w:hint="default" w:ascii="Consolas" w:hAnsi="Consolas" w:eastAsia="SimSun" w:cs="Consolas"/>
-                <w:kern w:val="0"/>
-                <w:sz w:val="24"/>
-                <w:szCs w:val="24"/>
-                <w:lang w:val="en-US" w:eastAsia="zh-CN" w:bidi="ar"/>
-              </w:rPr>
-              <w:t>FR1</w:t>
-            </w:r>
-          </w:p>
-        </w:tc>
-        <w:tc>
-          <w:tcPr>
-            <w:tcW w:w="5220" w:type="dxa"/>
-            <w:tcBorders>
-              <w:top w:val="single" w:color="DEE0E3" w:sz="6" w:space="0"/>
-              <w:left w:val="single" w:color="DEE0E3" w:sz="6" w:space="0"/>
-              <w:bottom w:val="single" w:color="DEE0E3" w:sz="6" w:space="0"/>
-              <w:right w:val="single" w:color="DEE0E3" w:sz="6" w:space="0"/>
-            </w:tcBorders>
-            <w:shd w:val="clear"/>
-            <w:tcMar>
-              <w:top w:w="120" w:type="dxa"/>
-              <w:left w:w="120" w:type="dxa"/>
-              <w:bottom w:w="120" w:type="dxa"/>
-              <w:right w:w="120" w:type="dxa"/>
-            </w:tcMar>
-            <w:vAlign w:val="center"/>
-          </w:tcPr>
-          <w:p>
-            <w:pPr>
-              <w:keepNext w:val="0"/>
-              <w:keepLines w:val="0"/>
-              <w:widowControl/>
-              <w:suppressLineNumbers w:val="0"/>
-              <w:jc w:val="left"/>
-              <w:rPr>
-                <w:rFonts w:hint="default" w:ascii="Consolas" w:hAnsi="Consolas" w:cs="Consolas"/>
-                <w:sz w:val="20"/>
-                <w:szCs w:val="20"/>
-              </w:rPr>
-            </w:pPr>
-            <w:r>
-              <w:rPr>
-                <w:rFonts w:hint="default" w:ascii="Consolas" w:hAnsi="Consolas" w:eastAsia="SimSun" w:cs="Consolas"/>
-                <w:kern w:val="0"/>
-                <w:sz w:val="24"/>
-                <w:szCs w:val="24"/>
-                <w:lang w:val="en-US" w:eastAsia="zh-CN" w:bidi="ar"/>
-              </w:rPr>
-              <w:t xml:space="preserve">Hệ thống chỉ liệt kê các phòng thuộc chi nhánh đã chọn và không có lượt đặt </w:t>
-            </w:r>
-            <w:r>
-              <w:rPr>
-                <w:rStyle w:val="6"/>
-                <w:rFonts w:hint="default" w:ascii="Consolas" w:hAnsi="Consolas" w:eastAsia="SimSun" w:cs="Consolas"/>
-                <w:kern w:val="0"/>
-                <w:sz w:val="24"/>
-                <w:szCs w:val="24"/>
-                <w:lang w:val="en-US" w:eastAsia="zh-CN" w:bidi="ar"/>
-              </w:rPr>
-              <w:t>Chờ đặt cọc</w:t>
-            </w:r>
-            <w:r>
-              <w:rPr>
-                <w:rFonts w:hint="default" w:ascii="Consolas" w:hAnsi="Consolas" w:eastAsia="SimSun" w:cs="Consolas"/>
-                <w:kern w:val="0"/>
-                <w:sz w:val="24"/>
-                <w:szCs w:val="24"/>
-                <w:lang w:val="en-US" w:eastAsia="zh-CN" w:bidi="ar"/>
-              </w:rPr>
-              <w:t>/</w:t>
-            </w:r>
-            <w:r>
-              <w:rPr>
-                <w:rStyle w:val="6"/>
-                <w:rFonts w:hint="default" w:ascii="Consolas" w:hAnsi="Consolas" w:eastAsia="SimSun" w:cs="Consolas"/>
-                <w:kern w:val="0"/>
-                <w:sz w:val="24"/>
-                <w:szCs w:val="24"/>
-                <w:lang w:val="en-US" w:eastAsia="zh-CN" w:bidi="ar"/>
-              </w:rPr>
-              <w:t>Đã xác nhận</w:t>
-            </w:r>
-            <w:r>
-              <w:rPr>
-                <w:rFonts w:hint="default" w:ascii="Consolas" w:hAnsi="Consolas" w:eastAsia="SimSun" w:cs="Consolas"/>
-                <w:kern w:val="0"/>
-                <w:sz w:val="24"/>
-                <w:szCs w:val="24"/>
-                <w:lang w:val="en-US" w:eastAsia="zh-CN" w:bidi="ar"/>
-              </w:rPr>
-              <w:t>/</w:t>
-            </w:r>
-            <w:r>
-              <w:rPr>
-                <w:rStyle w:val="6"/>
-                <w:rFonts w:hint="default" w:ascii="Consolas" w:hAnsi="Consolas" w:eastAsia="SimSun" w:cs="Consolas"/>
-                <w:kern w:val="0"/>
-                <w:sz w:val="24"/>
-                <w:szCs w:val="24"/>
-                <w:lang w:val="en-US" w:eastAsia="zh-CN" w:bidi="ar"/>
-              </w:rPr>
-              <w:t>Đang sử dụng</w:t>
-            </w:r>
-            <w:r>
-              <w:rPr>
-                <w:rFonts w:hint="default" w:ascii="Consolas" w:hAnsi="Consolas" w:eastAsia="SimSun" w:cs="Consolas"/>
-                <w:kern w:val="0"/>
-                <w:sz w:val="24"/>
-                <w:szCs w:val="24"/>
-                <w:lang w:val="en-US" w:eastAsia="zh-CN" w:bidi="ar"/>
-              </w:rPr>
-              <w:t xml:space="preserve"> trùng khung giờ.</w:t>
-            </w:r>
-          </w:p>
-        </w:tc>
-      </w:tr>
-      <w:tr>
-        <w:tblPrEx>
-          <w:tblBorders>
-            <w:top w:val="none" w:color="auto" w:sz="0" w:space="0"/>
-            <w:left w:val="none" w:color="auto" w:sz="0" w:space="0"/>
-            <w:bottom w:val="none" w:color="auto" w:sz="0" w:space="0"/>
-            <w:right w:val="none" w:color="auto" w:sz="0" w:space="0"/>
-            <w:insideH w:val="none" w:color="auto" w:sz="0" w:space="0"/>
-            <w:insideV w:val="none" w:color="auto" w:sz="0" w:space="0"/>
-          </w:tblBorders>
-          <w:shd w:val="clear"/>
-          <w:tblCellMar>
-            <w:top w:w="15" w:type="dxa"/>
-            <w:left w:w="15" w:type="dxa"/>
-            <w:bottom w:w="15" w:type="dxa"/>
-            <w:right w:w="15" w:type="dxa"/>
-          </w:tblCellMar>
-        </w:tblPrEx>
-        <w:trPr>
-          <w:trHeight w:val="585" w:hRule="atLeast"/>
-        </w:trPr>
-        <w:tc>
-          <w:tcPr>
-            <w:tcW w:w="1724" w:type="dxa"/>
-            <w:tcBorders>
-              <w:top w:val="single" w:color="DEE0E3" w:sz="6" w:space="0"/>
-              <w:left w:val="single" w:color="DEE0E3" w:sz="6" w:space="0"/>
-              <w:bottom w:val="single" w:color="DEE0E3" w:sz="6" w:space="0"/>
-              <w:right w:val="single" w:color="DEE0E3" w:sz="6" w:space="0"/>
-            </w:tcBorders>
-            <w:shd w:val="clear"/>
-            <w:tcMar>
-              <w:top w:w="120" w:type="dxa"/>
-              <w:left w:w="120" w:type="dxa"/>
-              <w:bottom w:w="120" w:type="dxa"/>
-              <w:right w:w="120" w:type="dxa"/>
-            </w:tcMar>
-            <w:vAlign w:val="center"/>
-          </w:tcPr>
-          <w:p>
-            <w:pPr>
-              <w:keepNext w:val="0"/>
-              <w:keepLines w:val="0"/>
-              <w:widowControl/>
-              <w:suppressLineNumbers w:val="0"/>
-              <w:jc w:val="left"/>
-              <w:rPr>
-                <w:rFonts w:hint="default" w:ascii="Consolas" w:hAnsi="Consolas" w:cs="Consolas"/>
-                <w:sz w:val="20"/>
-                <w:szCs w:val="20"/>
-              </w:rPr>
-            </w:pPr>
-            <w:r>
-              <w:rPr>
-                <w:rFonts w:hint="default" w:ascii="Consolas" w:hAnsi="Consolas" w:eastAsia="SimSun" w:cs="Consolas"/>
-                <w:kern w:val="0"/>
-                <w:sz w:val="24"/>
-                <w:szCs w:val="24"/>
-                <w:lang w:val="en-US" w:eastAsia="zh-CN" w:bidi="ar"/>
-              </w:rPr>
-              <w:t>Chức năng</w:t>
-            </w:r>
-          </w:p>
-        </w:tc>
-        <w:tc>
-          <w:tcPr>
-            <w:tcW w:w="1860" w:type="dxa"/>
-            <w:tcBorders>
-              <w:top w:val="single" w:color="DEE0E3" w:sz="6" w:space="0"/>
-              <w:left w:val="single" w:color="DEE0E3" w:sz="6" w:space="0"/>
-              <w:bottom w:val="single" w:color="DEE0E3" w:sz="6" w:space="0"/>
-              <w:right w:val="single" w:color="DEE0E3" w:sz="6" w:space="0"/>
-            </w:tcBorders>
-            <w:shd w:val="clear"/>
-            <w:tcMar>
-              <w:top w:w="120" w:type="dxa"/>
-              <w:left w:w="120" w:type="dxa"/>
-              <w:bottom w:w="120" w:type="dxa"/>
-              <w:right w:w="120" w:type="dxa"/>
-            </w:tcMar>
-            <w:vAlign w:val="center"/>
-          </w:tcPr>
-          <w:p>
-            <w:pPr>
-              <w:keepNext w:val="0"/>
-              <w:keepLines w:val="0"/>
-              <w:widowControl/>
-              <w:suppressLineNumbers w:val="0"/>
-              <w:jc w:val="left"/>
-              <w:rPr>
-                <w:rFonts w:hint="default" w:ascii="Consolas" w:hAnsi="Consolas" w:cs="Consolas"/>
-                <w:sz w:val="20"/>
-                <w:szCs w:val="20"/>
-              </w:rPr>
-            </w:pPr>
-            <w:r>
-              <w:rPr>
-                <w:rFonts w:hint="default" w:ascii="Consolas" w:hAnsi="Consolas" w:eastAsia="SimSun" w:cs="Consolas"/>
-                <w:kern w:val="0"/>
-                <w:sz w:val="24"/>
-                <w:szCs w:val="24"/>
-                <w:lang w:val="en-US" w:eastAsia="zh-CN" w:bidi="ar"/>
-              </w:rPr>
-              <w:t>FR2</w:t>
-            </w:r>
-          </w:p>
-        </w:tc>
-        <w:tc>
-          <w:tcPr>
-            <w:tcW w:w="5220" w:type="dxa"/>
-            <w:tcBorders>
-              <w:top w:val="single" w:color="DEE0E3" w:sz="6" w:space="0"/>
-              <w:left w:val="single" w:color="DEE0E3" w:sz="6" w:space="0"/>
-              <w:bottom w:val="single" w:color="DEE0E3" w:sz="6" w:space="0"/>
-              <w:right w:val="single" w:color="DEE0E3" w:sz="6" w:space="0"/>
-            </w:tcBorders>
-            <w:shd w:val="clear"/>
-            <w:tcMar>
-              <w:top w:w="120" w:type="dxa"/>
-              <w:left w:w="120" w:type="dxa"/>
-              <w:bottom w:w="120" w:type="dxa"/>
-              <w:right w:w="120" w:type="dxa"/>
-            </w:tcMar>
-            <w:vAlign w:val="center"/>
-          </w:tcPr>
-          <w:p>
-            <w:pPr>
-              <w:keepNext w:val="0"/>
-              <w:keepLines w:val="0"/>
-              <w:widowControl/>
-              <w:suppressLineNumbers w:val="0"/>
-              <w:jc w:val="left"/>
-              <w:rPr>
-                <w:rFonts w:hint="default" w:ascii="Consolas" w:hAnsi="Consolas" w:cs="Consolas"/>
-                <w:sz w:val="20"/>
-                <w:szCs w:val="20"/>
-              </w:rPr>
-            </w:pPr>
-            <w:r>
-              <w:rPr>
-                <w:rFonts w:hint="default" w:ascii="Consolas" w:hAnsi="Consolas" w:eastAsia="SimSun" w:cs="Consolas"/>
-                <w:kern w:val="0"/>
-                <w:sz w:val="24"/>
-                <w:szCs w:val="24"/>
-                <w:lang w:val="en-US" w:eastAsia="zh-CN" w:bidi="ar"/>
-              </w:rPr>
-              <w:t>Khi số người ≤ 0 hoặc &gt; sức chứa, hoặc phòng thiếu thiết bị bắt buộc, hệ thống hiển thị lỗi tại trường tương ứng và không cho bấm "Tiếp tục".</w:t>
             </w:r>
           </w:p>
         </w:tc>
@@ -1010,7 +715,7 @@
               <w:bottom w:val="single" w:color="DEE0E3" w:sz="6" w:space="0"/>
               <w:right w:val="single" w:color="DEE0E3" w:sz="6" w:space="0"/>
             </w:tcBorders>
-            <w:shd w:val="clear"/>
+            <w:shd w:val="clear" w:color="auto" w:fill="auto"/>
             <w:tcMar>
               <w:top w:w="120" w:type="dxa"/>
               <w:left w:w="120" w:type="dxa"/>
@@ -1053,37 +758,37 @@
               <w:bottom w:val="single" w:color="DEE0E3" w:sz="6" w:space="0"/>
               <w:right w:val="single" w:color="DEE0E3" w:sz="6" w:space="0"/>
             </w:tcBorders>
-            <w:shd w:val="clear"/>
-            <w:tcMar>
-              <w:top w:w="120" w:type="dxa"/>
-              <w:left w:w="120" w:type="dxa"/>
-              <w:bottom w:w="120" w:type="dxa"/>
-              <w:right w:w="120" w:type="dxa"/>
-            </w:tcMar>
-            <w:vAlign w:val="center"/>
-          </w:tcPr>
-          <w:p>
-            <w:pPr>
-              <w:keepNext w:val="0"/>
-              <w:keepLines w:val="0"/>
-              <w:widowControl/>
-              <w:suppressLineNumbers w:val="0"/>
-              <w:jc w:val="left"/>
-              <w:rPr>
-                <w:rFonts w:hint="default" w:ascii="Consolas" w:hAnsi="Consolas" w:cs="Consolas"/>
-                <w:sz w:val="20"/>
-                <w:szCs w:val="20"/>
-              </w:rPr>
-            </w:pPr>
-            <w:r>
-              <w:rPr>
-                <w:rFonts w:hint="default" w:ascii="Consolas" w:hAnsi="Consolas" w:eastAsia="SimSun" w:cs="Consolas"/>
-                <w:kern w:val="0"/>
-                <w:sz w:val="24"/>
-                <w:szCs w:val="24"/>
-                <w:lang w:val="en-US" w:eastAsia="zh-CN" w:bidi="ar"/>
-              </w:rPr>
-              <w:t>FR3</w:t>
+            <w:shd w:val="clear" w:color="auto" w:fill="auto"/>
+            <w:tcMar>
+              <w:top w:w="120" w:type="dxa"/>
+              <w:left w:w="120" w:type="dxa"/>
+              <w:bottom w:w="120" w:type="dxa"/>
+              <w:right w:w="120" w:type="dxa"/>
+            </w:tcMar>
+            <w:vAlign w:val="center"/>
+          </w:tcPr>
+          <w:p>
+            <w:pPr>
+              <w:keepNext w:val="0"/>
+              <w:keepLines w:val="0"/>
+              <w:widowControl/>
+              <w:suppressLineNumbers w:val="0"/>
+              <w:jc w:val="left"/>
+              <w:rPr>
+                <w:rFonts w:hint="default" w:ascii="Consolas" w:hAnsi="Consolas" w:cs="Consolas"/>
+                <w:sz w:val="20"/>
+                <w:szCs w:val="20"/>
+              </w:rPr>
+            </w:pPr>
+            <w:r>
+              <w:rPr>
+                <w:rFonts w:hint="default" w:ascii="Consolas" w:hAnsi="Consolas" w:eastAsia="SimSun" w:cs="Consolas"/>
+                <w:kern w:val="0"/>
+                <w:sz w:val="24"/>
+                <w:szCs w:val="24"/>
+                <w:lang w:val="en-US" w:eastAsia="zh-CN" w:bidi="ar"/>
+              </w:rPr>
+              <w:t>FR1</w:t>
             </w:r>
           </w:p>
         </w:tc>
@@ -1096,37 +801,100 @@
               <w:bottom w:val="single" w:color="DEE0E3" w:sz="6" w:space="0"/>
               <w:right w:val="single" w:color="DEE0E3" w:sz="6" w:space="0"/>
             </w:tcBorders>
-            <w:shd w:val="clear"/>
-            <w:tcMar>
-              <w:top w:w="120" w:type="dxa"/>
-              <w:left w:w="120" w:type="dxa"/>
-              <w:bottom w:w="120" w:type="dxa"/>
-              <w:right w:w="120" w:type="dxa"/>
-            </w:tcMar>
-            <w:vAlign w:val="center"/>
-          </w:tcPr>
-          <w:p>
-            <w:pPr>
-              <w:keepNext w:val="0"/>
-              <w:keepLines w:val="0"/>
-              <w:widowControl/>
-              <w:suppressLineNumbers w:val="0"/>
-              <w:jc w:val="left"/>
-              <w:rPr>
-                <w:rFonts w:hint="default" w:ascii="Consolas" w:hAnsi="Consolas" w:cs="Consolas"/>
-                <w:sz w:val="20"/>
-                <w:szCs w:val="20"/>
-              </w:rPr>
-            </w:pPr>
-            <w:r>
-              <w:rPr>
-                <w:rFonts w:hint="default" w:ascii="Consolas" w:hAnsi="Consolas" w:eastAsia="SimSun" w:cs="Consolas"/>
-                <w:kern w:val="0"/>
-                <w:sz w:val="24"/>
-                <w:szCs w:val="24"/>
-                <w:lang w:val="en-US" w:eastAsia="zh-CN" w:bidi="ar"/>
-              </w:rPr>
-              <w:t>Trước khi giữ phòng, hệ thống hiển thị đúng tiền phòng, tiền dịch vụ, giảm giá, tổng tiền và tiền đặt cọc.</w:t>
+            <w:shd w:val="clear" w:color="auto" w:fill="auto"/>
+            <w:tcMar>
+              <w:top w:w="120" w:type="dxa"/>
+              <w:left w:w="120" w:type="dxa"/>
+              <w:bottom w:w="120" w:type="dxa"/>
+              <w:right w:w="120" w:type="dxa"/>
+            </w:tcMar>
+            <w:vAlign w:val="center"/>
+          </w:tcPr>
+          <w:p>
+            <w:pPr>
+              <w:keepNext w:val="0"/>
+              <w:keepLines w:val="0"/>
+              <w:widowControl/>
+              <w:suppressLineNumbers w:val="0"/>
+              <w:jc w:val="left"/>
+              <w:rPr>
+                <w:rFonts w:hint="default" w:ascii="Consolas" w:hAnsi="Consolas" w:cs="Consolas"/>
+                <w:sz w:val="20"/>
+                <w:szCs w:val="20"/>
+              </w:rPr>
+            </w:pPr>
+            <w:r>
+              <w:rPr>
+                <w:rFonts w:hint="default" w:ascii="Consolas" w:hAnsi="Consolas" w:eastAsia="SimSun" w:cs="Consolas"/>
+                <w:kern w:val="0"/>
+                <w:sz w:val="24"/>
+                <w:szCs w:val="24"/>
+                <w:lang w:val="en-US" w:eastAsia="zh-CN" w:bidi="ar"/>
+              </w:rPr>
+              <w:t xml:space="preserve">Hệ thống chỉ liệt kê các phòng thuộc chi nhánh đã chọn và không có lượt đặt </w:t>
+            </w:r>
+            <w:r>
+              <w:rPr>
+                <w:rStyle w:val="6"/>
+                <w:rFonts w:hint="default" w:ascii="Consolas" w:hAnsi="Consolas" w:eastAsia="SimSun" w:cs="Consolas"/>
+                <w:kern w:val="0"/>
+                <w:sz w:val="24"/>
+                <w:szCs w:val="24"/>
+                <w:lang w:val="en-US" w:eastAsia="zh-CN" w:bidi="ar"/>
+              </w:rPr>
+              <w:t>Chờ đặt cọc</w:t>
+            </w:r>
+            <w:r>
+              <w:rPr>
+                <w:rFonts w:hint="default" w:ascii="Consolas" w:hAnsi="Consolas" w:eastAsia="SimSun" w:cs="Consolas"/>
+                <w:kern w:val="0"/>
+                <w:sz w:val="24"/>
+                <w:szCs w:val="24"/>
+                <w:lang w:val="en-US" w:eastAsia="zh-CN" w:bidi="ar"/>
+              </w:rPr>
+              <w:t>/</w:t>
+            </w:r>
+            <w:r>
+              <w:rPr>
+                <w:rStyle w:val="6"/>
+                <w:rFonts w:hint="default" w:ascii="Consolas" w:hAnsi="Consolas" w:eastAsia="SimSun" w:cs="Consolas"/>
+                <w:kern w:val="0"/>
+                <w:sz w:val="24"/>
+                <w:szCs w:val="24"/>
+                <w:lang w:val="en-US" w:eastAsia="zh-CN" w:bidi="ar"/>
+              </w:rPr>
+              <w:t>Đã xác nhận</w:t>
+            </w:r>
+            <w:r>
+              <w:rPr>
+                <w:rFonts w:hint="default" w:ascii="Consolas" w:hAnsi="Consolas" w:eastAsia="SimSun" w:cs="Consolas"/>
+                <w:kern w:val="0"/>
+                <w:sz w:val="24"/>
+                <w:szCs w:val="24"/>
+                <w:lang w:val="en-US" w:eastAsia="zh-CN" w:bidi="ar"/>
+              </w:rPr>
+              <w:t>/</w:t>
+            </w:r>
+            <w:r>
+              <w:rPr>
+                <w:rStyle w:val="6"/>
+                <w:rFonts w:hint="default" w:ascii="Consolas" w:hAnsi="Consolas" w:eastAsia="SimSun" w:cs="Consolas"/>
+                <w:kern w:val="0"/>
+                <w:sz w:val="24"/>
+                <w:szCs w:val="24"/>
+                <w:lang w:val="en-US" w:eastAsia="zh-CN" w:bidi="ar"/>
+              </w:rPr>
+              <w:t>Đang sử dụng</w:t>
+            </w:r>
+            <w:r>
+              <w:rPr>
+                <w:rFonts w:hint="default" w:ascii="Consolas" w:hAnsi="Consolas" w:eastAsia="SimSun" w:cs="Consolas"/>
+                <w:kern w:val="0"/>
+                <w:sz w:val="24"/>
+                <w:szCs w:val="24"/>
+                <w:lang w:val="en-US" w:eastAsia="zh-CN" w:bidi="ar"/>
+              </w:rPr>
+              <w:t xml:space="preserve"> trùng khung giờ.</w:t>
             </w:r>
           </w:p>
         </w:tc>
@@ -1141,7 +909,7 @@
             <w:insideH w:val="none" w:color="auto" w:sz="0" w:space="0"/>
             <w:insideV w:val="none" w:color="auto" w:sz="0" w:space="0"/>
           </w:tblBorders>
-          <w:shd w:val="clear"/>
+          <w:shd w:val="clear" w:color="auto" w:fill="auto"/>
           <w:tblCellMar>
             <w:top w:w="15" w:type="dxa"/>
             <w:left w:w="15" w:type="dxa"/>
@@ -1161,7 +929,7 @@
               <w:bottom w:val="single" w:color="DEE0E3" w:sz="6" w:space="0"/>
               <w:right w:val="single" w:color="DEE0E3" w:sz="6" w:space="0"/>
             </w:tcBorders>
-            <w:shd w:val="clear"/>
+            <w:shd w:val="clear" w:color="auto" w:fill="auto"/>
             <w:tcMar>
               <w:top w:w="120" w:type="dxa"/>
               <w:left w:w="120" w:type="dxa"/>
@@ -1204,37 +972,37 @@
               <w:bottom w:val="single" w:color="DEE0E3" w:sz="6" w:space="0"/>
               <w:right w:val="single" w:color="DEE0E3" w:sz="6" w:space="0"/>
             </w:tcBorders>
-            <w:shd w:val="clear"/>
-            <w:tcMar>
-              <w:top w:w="120" w:type="dxa"/>
-              <w:left w:w="120" w:type="dxa"/>
-              <w:bottom w:w="120" w:type="dxa"/>
-              <w:right w:w="120" w:type="dxa"/>
-            </w:tcMar>
-            <w:vAlign w:val="center"/>
-          </w:tcPr>
-          <w:p>
-            <w:pPr>
-              <w:keepNext w:val="0"/>
-              <w:keepLines w:val="0"/>
-              <w:widowControl/>
-              <w:suppressLineNumbers w:val="0"/>
-              <w:jc w:val="left"/>
-              <w:rPr>
-                <w:rFonts w:hint="default" w:ascii="Consolas" w:hAnsi="Consolas" w:cs="Consolas"/>
-                <w:sz w:val="20"/>
-                <w:szCs w:val="20"/>
-              </w:rPr>
-            </w:pPr>
-            <w:r>
-              <w:rPr>
-                <w:rFonts w:hint="default" w:ascii="Consolas" w:hAnsi="Consolas" w:eastAsia="SimSun" w:cs="Consolas"/>
-                <w:kern w:val="0"/>
-                <w:sz w:val="24"/>
-                <w:szCs w:val="24"/>
-                <w:lang w:val="en-US" w:eastAsia="zh-CN" w:bidi="ar"/>
-              </w:rPr>
-              <w:t>FR4</w:t>
+            <w:shd w:val="clear" w:color="auto" w:fill="auto"/>
+            <w:tcMar>
+              <w:top w:w="120" w:type="dxa"/>
+              <w:left w:w="120" w:type="dxa"/>
+              <w:bottom w:w="120" w:type="dxa"/>
+              <w:right w:w="120" w:type="dxa"/>
+            </w:tcMar>
+            <w:vAlign w:val="center"/>
+          </w:tcPr>
+          <w:p>
+            <w:pPr>
+              <w:keepNext w:val="0"/>
+              <w:keepLines w:val="0"/>
+              <w:widowControl/>
+              <w:suppressLineNumbers w:val="0"/>
+              <w:jc w:val="left"/>
+              <w:rPr>
+                <w:rFonts w:hint="default" w:ascii="Consolas" w:hAnsi="Consolas" w:cs="Consolas"/>
+                <w:sz w:val="20"/>
+                <w:szCs w:val="20"/>
+              </w:rPr>
+            </w:pPr>
+            <w:r>
+              <w:rPr>
+                <w:rFonts w:hint="default" w:ascii="Consolas" w:hAnsi="Consolas" w:eastAsia="SimSun" w:cs="Consolas"/>
+                <w:kern w:val="0"/>
+                <w:sz w:val="24"/>
+                <w:szCs w:val="24"/>
+                <w:lang w:val="en-US" w:eastAsia="zh-CN" w:bidi="ar"/>
+              </w:rPr>
+              <w:t>FR2</w:t>
             </w:r>
           </w:p>
         </w:tc>
@@ -1247,79 +1015,37 @@
               <w:bottom w:val="single" w:color="DEE0E3" w:sz="6" w:space="0"/>
               <w:right w:val="single" w:color="DEE0E3" w:sz="6" w:space="0"/>
             </w:tcBorders>
-            <w:shd w:val="clear"/>
-            <w:tcMar>
-              <w:top w:w="120" w:type="dxa"/>
-              <w:left w:w="120" w:type="dxa"/>
-              <w:bottom w:w="120" w:type="dxa"/>
-              <w:right w:w="120" w:type="dxa"/>
-            </w:tcMar>
-            <w:vAlign w:val="center"/>
-          </w:tcPr>
-          <w:p>
-            <w:pPr>
-              <w:keepNext w:val="0"/>
-              <w:keepLines w:val="0"/>
-              <w:widowControl/>
-              <w:suppressLineNumbers w:val="0"/>
-              <w:jc w:val="left"/>
-              <w:rPr>
-                <w:rFonts w:hint="default" w:ascii="Consolas" w:hAnsi="Consolas" w:cs="Consolas"/>
-                <w:sz w:val="20"/>
-                <w:szCs w:val="20"/>
-              </w:rPr>
-            </w:pPr>
-            <w:r>
-              <w:rPr>
-                <w:rFonts w:hint="default" w:ascii="Consolas" w:hAnsi="Consolas" w:eastAsia="SimSun" w:cs="Consolas"/>
-                <w:kern w:val="0"/>
-                <w:sz w:val="24"/>
-                <w:szCs w:val="24"/>
-                <w:lang w:val="en-US" w:eastAsia="zh-CN" w:bidi="ar"/>
-              </w:rPr>
-              <w:t xml:space="preserve">Khi khách bấm "Giữ phòng &amp; thanh toán" và phòng còn trống, hệ thống tạo lượt đặt </w:t>
-            </w:r>
-            <w:r>
-              <w:rPr>
-                <w:rStyle w:val="6"/>
-                <w:rFonts w:hint="default" w:ascii="Consolas" w:hAnsi="Consolas" w:eastAsia="SimSun" w:cs="Consolas"/>
-                <w:kern w:val="0"/>
-                <w:sz w:val="24"/>
-                <w:szCs w:val="24"/>
-                <w:lang w:val="en-US" w:eastAsia="zh-CN" w:bidi="ar"/>
-              </w:rPr>
-              <w:t>Chờ đặt cọc</w:t>
-            </w:r>
-            <w:r>
-              <w:rPr>
-                <w:rFonts w:hint="default" w:ascii="Consolas" w:hAnsi="Consolas" w:eastAsia="SimSun" w:cs="Consolas"/>
-                <w:kern w:val="0"/>
-                <w:sz w:val="24"/>
-                <w:szCs w:val="24"/>
-                <w:lang w:val="en-US" w:eastAsia="zh-CN" w:bidi="ar"/>
-              </w:rPr>
-              <w:t xml:space="preserve"> có mã đặt phòng duy nhất và </w:t>
-            </w:r>
-            <w:r>
-              <w:rPr>
-                <w:rStyle w:val="6"/>
-                <w:rFonts w:hint="default" w:ascii="Consolas" w:hAnsi="Consolas" w:eastAsia="SimSun" w:cs="Consolas"/>
-                <w:kern w:val="0"/>
-                <w:sz w:val="24"/>
-                <w:szCs w:val="24"/>
-                <w:lang w:val="en-US" w:eastAsia="zh-CN" w:bidi="ar"/>
-              </w:rPr>
-              <w:t>expires_at</w:t>
-            </w:r>
-            <w:r>
-              <w:rPr>
-                <w:rFonts w:hint="default" w:ascii="Consolas" w:hAnsi="Consolas" w:eastAsia="SimSun" w:cs="Consolas"/>
-                <w:kern w:val="0"/>
-                <w:sz w:val="24"/>
-                <w:szCs w:val="24"/>
-                <w:lang w:val="en-US" w:eastAsia="zh-CN" w:bidi="ar"/>
-              </w:rPr>
-              <w:t xml:space="preserve"> = thời điểm giữ + 10 phút.</w:t>
+            <w:shd w:val="clear" w:color="auto" w:fill="auto"/>
+            <w:tcMar>
+              <w:top w:w="120" w:type="dxa"/>
+              <w:left w:w="120" w:type="dxa"/>
+              <w:bottom w:w="120" w:type="dxa"/>
+              <w:right w:w="120" w:type="dxa"/>
+            </w:tcMar>
+            <w:vAlign w:val="center"/>
+          </w:tcPr>
+          <w:p>
+            <w:pPr>
+              <w:keepNext w:val="0"/>
+              <w:keepLines w:val="0"/>
+              <w:widowControl/>
+              <w:suppressLineNumbers w:val="0"/>
+              <w:jc w:val="left"/>
+              <w:rPr>
+                <w:rFonts w:hint="default" w:ascii="Consolas" w:hAnsi="Consolas" w:cs="Consolas"/>
+                <w:sz w:val="20"/>
+                <w:szCs w:val="20"/>
+              </w:rPr>
+            </w:pPr>
+            <w:r>
+              <w:rPr>
+                <w:rFonts w:hint="default" w:ascii="Consolas" w:hAnsi="Consolas" w:eastAsia="SimSun" w:cs="Consolas"/>
+                <w:kern w:val="0"/>
+                <w:sz w:val="24"/>
+                <w:szCs w:val="24"/>
+                <w:lang w:val="en-US" w:eastAsia="zh-CN" w:bidi="ar"/>
+              </w:rPr>
+              <w:t>Khi số người ≤ 0 hoặc &gt; sức chứa, hoặc phòng thiếu thiết bị bắt buộc, hệ thống hiển thị lỗi tại trường tương ứng và không cho bấm "Tiếp tục".</w:t>
             </w:r>
           </w:p>
         </w:tc>
@@ -1334,7 +1060,7 @@
             <w:insideH w:val="none" w:color="auto" w:sz="0" w:space="0"/>
             <w:insideV w:val="none" w:color="auto" w:sz="0" w:space="0"/>
           </w:tblBorders>
-          <w:shd w:val="clear"/>
+          <w:shd w:val="clear" w:color="auto" w:fill="auto"/>
           <w:tblCellMar>
             <w:top w:w="15" w:type="dxa"/>
             <w:left w:w="15" w:type="dxa"/>
@@ -1354,7 +1080,7 @@
               <w:bottom w:val="single" w:color="DEE0E3" w:sz="6" w:space="0"/>
               <w:right w:val="single" w:color="DEE0E3" w:sz="6" w:space="0"/>
             </w:tcBorders>
-            <w:shd w:val="clear"/>
+            <w:shd w:val="clear" w:color="auto" w:fill="auto"/>
             <w:tcMar>
               <w:top w:w="120" w:type="dxa"/>
               <w:left w:w="120" w:type="dxa"/>
@@ -1397,37 +1123,37 @@
               <w:bottom w:val="single" w:color="DEE0E3" w:sz="6" w:space="0"/>
               <w:right w:val="single" w:color="DEE0E3" w:sz="6" w:space="0"/>
             </w:tcBorders>
-            <w:shd w:val="clear"/>
-            <w:tcMar>
-              <w:top w:w="120" w:type="dxa"/>
-              <w:left w:w="120" w:type="dxa"/>
-              <w:bottom w:w="120" w:type="dxa"/>
-              <w:right w:w="120" w:type="dxa"/>
-            </w:tcMar>
-            <w:vAlign w:val="center"/>
-          </w:tcPr>
-          <w:p>
-            <w:pPr>
-              <w:keepNext w:val="0"/>
-              <w:keepLines w:val="0"/>
-              <w:widowControl/>
-              <w:suppressLineNumbers w:val="0"/>
-              <w:jc w:val="left"/>
-              <w:rPr>
-                <w:rFonts w:hint="default" w:ascii="Consolas" w:hAnsi="Consolas" w:cs="Consolas"/>
-                <w:sz w:val="20"/>
-                <w:szCs w:val="20"/>
-              </w:rPr>
-            </w:pPr>
-            <w:r>
-              <w:rPr>
-                <w:rFonts w:hint="default" w:ascii="Consolas" w:hAnsi="Consolas" w:eastAsia="SimSun" w:cs="Consolas"/>
-                <w:kern w:val="0"/>
-                <w:sz w:val="24"/>
-                <w:szCs w:val="24"/>
-                <w:lang w:val="en-US" w:eastAsia="zh-CN" w:bidi="ar"/>
-              </w:rPr>
-              <w:t>FR5</w:t>
+            <w:shd w:val="clear" w:color="auto" w:fill="auto"/>
+            <w:tcMar>
+              <w:top w:w="120" w:type="dxa"/>
+              <w:left w:w="120" w:type="dxa"/>
+              <w:bottom w:w="120" w:type="dxa"/>
+              <w:right w:w="120" w:type="dxa"/>
+            </w:tcMar>
+            <w:vAlign w:val="center"/>
+          </w:tcPr>
+          <w:p>
+            <w:pPr>
+              <w:keepNext w:val="0"/>
+              <w:keepLines w:val="0"/>
+              <w:widowControl/>
+              <w:suppressLineNumbers w:val="0"/>
+              <w:jc w:val="left"/>
+              <w:rPr>
+                <w:rFonts w:hint="default" w:ascii="Consolas" w:hAnsi="Consolas" w:cs="Consolas"/>
+                <w:sz w:val="20"/>
+                <w:szCs w:val="20"/>
+              </w:rPr>
+            </w:pPr>
+            <w:r>
+              <w:rPr>
+                <w:rFonts w:hint="default" w:ascii="Consolas" w:hAnsi="Consolas" w:eastAsia="SimSun" w:cs="Consolas"/>
+                <w:kern w:val="0"/>
+                <w:sz w:val="24"/>
+                <w:szCs w:val="24"/>
+                <w:lang w:val="en-US" w:eastAsia="zh-CN" w:bidi="ar"/>
+              </w:rPr>
+              <w:t>FR3</w:t>
             </w:r>
           </w:p>
         </w:tc>
@@ -1440,230 +1166,37 @@
               <w:bottom w:val="single" w:color="DEE0E3" w:sz="6" w:space="0"/>
               <w:right w:val="single" w:color="DEE0E3" w:sz="6" w:space="0"/>
             </w:tcBorders>
-            <w:shd w:val="clear"/>
-            <w:tcMar>
-              <w:top w:w="120" w:type="dxa"/>
-              <w:left w:w="120" w:type="dxa"/>
-              <w:bottom w:w="120" w:type="dxa"/>
-              <w:right w:w="120" w:type="dxa"/>
-            </w:tcMar>
-            <w:vAlign w:val="center"/>
-          </w:tcPr>
-          <w:p>
-            <w:pPr>
-              <w:keepNext w:val="0"/>
-              <w:keepLines w:val="0"/>
-              <w:widowControl/>
-              <w:suppressLineNumbers w:val="0"/>
-              <w:jc w:val="left"/>
-              <w:rPr>
-                <w:rFonts w:hint="default" w:ascii="Consolas" w:hAnsi="Consolas" w:cs="Consolas"/>
-                <w:sz w:val="20"/>
-                <w:szCs w:val="20"/>
-              </w:rPr>
-            </w:pPr>
-            <w:r>
-              <w:rPr>
-                <w:rFonts w:hint="default" w:ascii="Consolas" w:hAnsi="Consolas" w:eastAsia="SimSun" w:cs="Consolas"/>
-                <w:kern w:val="0"/>
-                <w:sz w:val="24"/>
-                <w:szCs w:val="24"/>
-                <w:lang w:val="en-US" w:eastAsia="zh-CN" w:bidi="ar"/>
-              </w:rPr>
-              <w:t xml:space="preserve">Khi thanh toán thành công trong 10 phút, lượt đặt chuyển </w:t>
-            </w:r>
-            <w:r>
-              <w:rPr>
-                <w:rStyle w:val="6"/>
-                <w:rFonts w:hint="default" w:ascii="Consolas" w:hAnsi="Consolas" w:eastAsia="SimSun" w:cs="Consolas"/>
-                <w:kern w:val="0"/>
-                <w:sz w:val="24"/>
-                <w:szCs w:val="24"/>
-                <w:lang w:val="en-US" w:eastAsia="zh-CN" w:bidi="ar"/>
-              </w:rPr>
-              <w:t>Đã xác nhận</w:t>
-            </w:r>
-            <w:r>
-              <w:rPr>
-                <w:rFonts w:hint="default" w:ascii="Consolas" w:hAnsi="Consolas" w:eastAsia="SimSun" w:cs="Consolas"/>
-                <w:kern w:val="0"/>
-                <w:sz w:val="24"/>
-                <w:szCs w:val="24"/>
-                <w:lang w:val="en-US" w:eastAsia="zh-CN" w:bidi="ar"/>
-              </w:rPr>
-              <w:t xml:space="preserve">; nếu quá hạn thì chuyển </w:t>
-            </w:r>
-            <w:r>
-              <w:rPr>
-                <w:rStyle w:val="6"/>
-                <w:rFonts w:hint="default" w:ascii="Consolas" w:hAnsi="Consolas" w:eastAsia="SimSun" w:cs="Consolas"/>
-                <w:kern w:val="0"/>
-                <w:sz w:val="24"/>
-                <w:szCs w:val="24"/>
-                <w:lang w:val="en-US" w:eastAsia="zh-CN" w:bidi="ar"/>
-              </w:rPr>
-              <w:t>Hết hạn</w:t>
-            </w:r>
-            <w:r>
-              <w:rPr>
-                <w:rFonts w:hint="default" w:ascii="Consolas" w:hAnsi="Consolas" w:eastAsia="SimSun" w:cs="Consolas"/>
-                <w:kern w:val="0"/>
-                <w:sz w:val="24"/>
-                <w:szCs w:val="24"/>
-                <w:lang w:val="en-US" w:eastAsia="zh-CN" w:bidi="ar"/>
-              </w:rPr>
-              <w:t xml:space="preserve"> và phòng được giải phóng.</w:t>
-            </w:r>
-          </w:p>
-        </w:tc>
-      </w:tr>
-      <w:tr>
-        <w:tblPrEx>
-          <w:tblBorders>
-            <w:top w:val="none" w:color="auto" w:sz="0" w:space="0"/>
-            <w:left w:val="none" w:color="auto" w:sz="0" w:space="0"/>
-            <w:bottom w:val="none" w:color="auto" w:sz="0" w:space="0"/>
-            <w:right w:val="none" w:color="auto" w:sz="0" w:space="0"/>
-            <w:insideH w:val="none" w:color="auto" w:sz="0" w:space="0"/>
-            <w:insideV w:val="none" w:color="auto" w:sz="0" w:space="0"/>
-          </w:tblBorders>
-          <w:shd w:val="clear"/>
-          <w:tblCellMar>
-            <w:top w:w="15" w:type="dxa"/>
-            <w:left w:w="15" w:type="dxa"/>
-            <w:bottom w:w="15" w:type="dxa"/>
-            <w:right w:w="15" w:type="dxa"/>
-          </w:tblCellMar>
-        </w:tblPrEx>
-        <w:trPr>
-          <w:trHeight w:val="585" w:hRule="atLeast"/>
-        </w:trPr>
-        <w:tc>
-          <w:tcPr>
-            <w:tcW w:w="1724" w:type="dxa"/>
-            <w:tcBorders>
-              <w:top w:val="single" w:color="DEE0E3" w:sz="6" w:space="0"/>
-              <w:left w:val="single" w:color="DEE0E3" w:sz="6" w:space="0"/>
-              <w:bottom w:val="single" w:color="DEE0E3" w:sz="6" w:space="0"/>
-              <w:right w:val="single" w:color="DEE0E3" w:sz="6" w:space="0"/>
-            </w:tcBorders>
-            <w:shd w:val="clear"/>
-            <w:tcMar>
-              <w:top w:w="120" w:type="dxa"/>
-              <w:left w:w="120" w:type="dxa"/>
-              <w:bottom w:w="120" w:type="dxa"/>
-              <w:right w:w="120" w:type="dxa"/>
-            </w:tcMar>
-            <w:vAlign w:val="center"/>
-          </w:tcPr>
-          <w:p>
-            <w:pPr>
-              <w:keepNext w:val="0"/>
-              <w:keepLines w:val="0"/>
-              <w:widowControl/>
-              <w:suppressLineNumbers w:val="0"/>
-              <w:jc w:val="left"/>
-              <w:rPr>
-                <w:rFonts w:hint="default" w:ascii="Consolas" w:hAnsi="Consolas" w:cs="Consolas"/>
-                <w:sz w:val="20"/>
-                <w:szCs w:val="20"/>
-              </w:rPr>
-            </w:pPr>
-            <w:r>
-              <w:rPr>
-                <w:rFonts w:hint="default" w:ascii="Consolas" w:hAnsi="Consolas" w:eastAsia="SimSun" w:cs="Consolas"/>
-                <w:kern w:val="0"/>
-                <w:sz w:val="24"/>
-                <w:szCs w:val="24"/>
-                <w:lang w:val="en-US" w:eastAsia="zh-CN" w:bidi="ar"/>
-              </w:rPr>
-              <w:t>Phi chức năng</w:t>
-            </w:r>
-          </w:p>
-        </w:tc>
-        <w:tc>
-          <w:tcPr>
-            <w:tcW w:w="1860" w:type="dxa"/>
-            <w:tcBorders>
-              <w:top w:val="single" w:color="DEE0E3" w:sz="6" w:space="0"/>
-              <w:left w:val="single" w:color="DEE0E3" w:sz="6" w:space="0"/>
-              <w:bottom w:val="single" w:color="DEE0E3" w:sz="6" w:space="0"/>
-              <w:right w:val="single" w:color="DEE0E3" w:sz="6" w:space="0"/>
-            </w:tcBorders>
-            <w:shd w:val="clear"/>
-            <w:tcMar>
-              <w:top w:w="120" w:type="dxa"/>
-              <w:left w:w="120" w:type="dxa"/>
-              <w:bottom w:w="120" w:type="dxa"/>
-              <w:right w:w="120" w:type="dxa"/>
-            </w:tcMar>
-            <w:vAlign w:val="center"/>
-          </w:tcPr>
-          <w:p>
-            <w:pPr>
-              <w:keepNext w:val="0"/>
-              <w:keepLines w:val="0"/>
-              <w:widowControl/>
-              <w:suppressLineNumbers w:val="0"/>
-              <w:jc w:val="left"/>
-              <w:rPr>
-                <w:rFonts w:hint="default" w:ascii="Consolas" w:hAnsi="Consolas" w:cs="Consolas"/>
-                <w:sz w:val="20"/>
-                <w:szCs w:val="20"/>
-              </w:rPr>
-            </w:pPr>
-            <w:r>
-              <w:rPr>
-                <w:rFonts w:hint="default" w:ascii="Consolas" w:hAnsi="Consolas" w:eastAsia="SimSun" w:cs="Consolas"/>
-                <w:kern w:val="0"/>
-                <w:sz w:val="24"/>
-                <w:szCs w:val="24"/>
-                <w:lang w:val="en-US" w:eastAsia="zh-CN" w:bidi="ar"/>
-              </w:rPr>
-              <w:t>NFR1</w:t>
-            </w:r>
-          </w:p>
-        </w:tc>
-        <w:tc>
-          <w:tcPr>
-            <w:tcW w:w="5220" w:type="dxa"/>
-            <w:tcBorders>
-              <w:top w:val="single" w:color="DEE0E3" w:sz="6" w:space="0"/>
-              <w:left w:val="single" w:color="DEE0E3" w:sz="6" w:space="0"/>
-              <w:bottom w:val="single" w:color="DEE0E3" w:sz="6" w:space="0"/>
-              <w:right w:val="single" w:color="DEE0E3" w:sz="6" w:space="0"/>
-            </w:tcBorders>
-            <w:shd w:val="clear"/>
-            <w:tcMar>
-              <w:top w:w="120" w:type="dxa"/>
-              <w:left w:w="120" w:type="dxa"/>
-              <w:bottom w:w="120" w:type="dxa"/>
-              <w:right w:w="120" w:type="dxa"/>
-            </w:tcMar>
-            <w:vAlign w:val="center"/>
-          </w:tcPr>
-          <w:p>
-            <w:pPr>
-              <w:keepNext w:val="0"/>
-              <w:keepLines w:val="0"/>
-              <w:widowControl/>
-              <w:suppressLineNumbers w:val="0"/>
-              <w:jc w:val="left"/>
-              <w:rPr>
-                <w:rFonts w:hint="default" w:ascii="Consolas" w:hAnsi="Consolas" w:cs="Consolas"/>
-                <w:sz w:val="20"/>
-                <w:szCs w:val="20"/>
-              </w:rPr>
-            </w:pPr>
-            <w:r>
-              <w:rPr>
-                <w:rFonts w:hint="default" w:ascii="Consolas" w:hAnsi="Consolas" w:eastAsia="SimSun" w:cs="Consolas"/>
-                <w:kern w:val="0"/>
-                <w:sz w:val="24"/>
-                <w:szCs w:val="24"/>
-                <w:lang w:val="en-US" w:eastAsia="zh-CN" w:bidi="ar"/>
-              </w:rPr>
-              <w:t>Với 500 người dùng đồng thời, 95% yêu cầu tải danh sách phòng trả về trong ≤ 2 giây.</w:t>
+            <w:shd w:val="clear" w:color="auto" w:fill="auto"/>
+            <w:tcMar>
+              <w:top w:w="120" w:type="dxa"/>
+              <w:left w:w="120" w:type="dxa"/>
+              <w:bottom w:w="120" w:type="dxa"/>
+              <w:right w:w="120" w:type="dxa"/>
+            </w:tcMar>
+            <w:vAlign w:val="center"/>
+          </w:tcPr>
+          <w:p>
+            <w:pPr>
+              <w:keepNext w:val="0"/>
+              <w:keepLines w:val="0"/>
+              <w:widowControl/>
+              <w:suppressLineNumbers w:val="0"/>
+              <w:jc w:val="left"/>
+              <w:rPr>
+                <w:rFonts w:hint="default" w:ascii="Consolas" w:hAnsi="Consolas" w:cs="Consolas"/>
+                <w:sz w:val="20"/>
+                <w:szCs w:val="20"/>
+              </w:rPr>
+            </w:pPr>
+            <w:r>
+              <w:rPr>
+                <w:rFonts w:hint="default" w:ascii="Consolas" w:hAnsi="Consolas" w:eastAsia="SimSun" w:cs="Consolas"/>
+                <w:kern w:val="0"/>
+                <w:sz w:val="24"/>
+                <w:szCs w:val="24"/>
+                <w:lang w:val="en-US" w:eastAsia="zh-CN" w:bidi="ar"/>
+              </w:rPr>
+              <w:t>Trước khi giữ phòng, hệ thống hiển thị đúng tiền phòng, tiền dịch vụ, giảm giá, tổng tiền và tiền đặt cọc.</w:t>
             </w:r>
           </w:p>
         </w:tc>
@@ -1697,37 +1230,37 @@
               <w:bottom w:val="single" w:color="DEE0E3" w:sz="6" w:space="0"/>
               <w:right w:val="single" w:color="DEE0E3" w:sz="6" w:space="0"/>
             </w:tcBorders>
-            <w:shd w:val="clear"/>
-            <w:tcMar>
-              <w:top w:w="120" w:type="dxa"/>
-              <w:left w:w="120" w:type="dxa"/>
-              <w:bottom w:w="120" w:type="dxa"/>
-              <w:right w:w="120" w:type="dxa"/>
-            </w:tcMar>
-            <w:vAlign w:val="center"/>
-          </w:tcPr>
-          <w:p>
-            <w:pPr>
-              <w:keepNext w:val="0"/>
-              <w:keepLines w:val="0"/>
-              <w:widowControl/>
-              <w:suppressLineNumbers w:val="0"/>
-              <w:jc w:val="left"/>
-              <w:rPr>
-                <w:rFonts w:hint="default" w:ascii="Consolas" w:hAnsi="Consolas" w:cs="Consolas"/>
-                <w:sz w:val="20"/>
-                <w:szCs w:val="20"/>
-              </w:rPr>
-            </w:pPr>
-            <w:r>
-              <w:rPr>
-                <w:rFonts w:hint="default" w:ascii="Consolas" w:hAnsi="Consolas" w:eastAsia="SimSun" w:cs="Consolas"/>
-                <w:kern w:val="0"/>
-                <w:sz w:val="24"/>
-                <w:szCs w:val="24"/>
-                <w:lang w:val="en-US" w:eastAsia="zh-CN" w:bidi="ar"/>
-              </w:rPr>
-              <w:t>Phi chức năng</w:t>
+            <w:shd w:val="clear" w:color="auto" w:fill="auto"/>
+            <w:tcMar>
+              <w:top w:w="120" w:type="dxa"/>
+              <w:left w:w="120" w:type="dxa"/>
+              <w:bottom w:w="120" w:type="dxa"/>
+              <w:right w:w="120" w:type="dxa"/>
+            </w:tcMar>
+            <w:vAlign w:val="center"/>
+          </w:tcPr>
+          <w:p>
+            <w:pPr>
+              <w:keepNext w:val="0"/>
+              <w:keepLines w:val="0"/>
+              <w:widowControl/>
+              <w:suppressLineNumbers w:val="0"/>
+              <w:jc w:val="left"/>
+              <w:rPr>
+                <w:rFonts w:hint="default" w:ascii="Consolas" w:hAnsi="Consolas" w:cs="Consolas"/>
+                <w:sz w:val="20"/>
+                <w:szCs w:val="20"/>
+              </w:rPr>
+            </w:pPr>
+            <w:r>
+              <w:rPr>
+                <w:rFonts w:hint="default" w:ascii="Consolas" w:hAnsi="Consolas" w:eastAsia="SimSun" w:cs="Consolas"/>
+                <w:kern w:val="0"/>
+                <w:sz w:val="24"/>
+                <w:szCs w:val="24"/>
+                <w:lang w:val="en-US" w:eastAsia="zh-CN" w:bidi="ar"/>
+              </w:rPr>
+              <w:t>Chức năng</w:t>
             </w:r>
           </w:p>
         </w:tc>
@@ -1740,37 +1273,37 @@
               <w:bottom w:val="single" w:color="DEE0E3" w:sz="6" w:space="0"/>
               <w:right w:val="single" w:color="DEE0E3" w:sz="6" w:space="0"/>
             </w:tcBorders>
-            <w:shd w:val="clear"/>
-            <w:tcMar>
-              <w:top w:w="120" w:type="dxa"/>
-              <w:left w:w="120" w:type="dxa"/>
-              <w:bottom w:w="120" w:type="dxa"/>
-              <w:right w:w="120" w:type="dxa"/>
-            </w:tcMar>
-            <w:vAlign w:val="center"/>
-          </w:tcPr>
-          <w:p>
-            <w:pPr>
-              <w:keepNext w:val="0"/>
-              <w:keepLines w:val="0"/>
-              <w:widowControl/>
-              <w:suppressLineNumbers w:val="0"/>
-              <w:jc w:val="left"/>
-              <w:rPr>
-                <w:rFonts w:hint="default" w:ascii="Consolas" w:hAnsi="Consolas" w:cs="Consolas"/>
-                <w:sz w:val="20"/>
-                <w:szCs w:val="20"/>
-              </w:rPr>
-            </w:pPr>
-            <w:r>
-              <w:rPr>
-                <w:rFonts w:hint="default" w:ascii="Consolas" w:hAnsi="Consolas" w:eastAsia="SimSun" w:cs="Consolas"/>
-                <w:kern w:val="0"/>
-                <w:sz w:val="24"/>
-                <w:szCs w:val="24"/>
-                <w:lang w:val="en-US" w:eastAsia="zh-CN" w:bidi="ar"/>
-              </w:rPr>
-              <w:t>NFR2</w:t>
+            <w:shd w:val="clear" w:color="auto" w:fill="auto"/>
+            <w:tcMar>
+              <w:top w:w="120" w:type="dxa"/>
+              <w:left w:w="120" w:type="dxa"/>
+              <w:bottom w:w="120" w:type="dxa"/>
+              <w:right w:w="120" w:type="dxa"/>
+            </w:tcMar>
+            <w:vAlign w:val="center"/>
+          </w:tcPr>
+          <w:p>
+            <w:pPr>
+              <w:keepNext w:val="0"/>
+              <w:keepLines w:val="0"/>
+              <w:widowControl/>
+              <w:suppressLineNumbers w:val="0"/>
+              <w:jc w:val="left"/>
+              <w:rPr>
+                <w:rFonts w:hint="default" w:ascii="Consolas" w:hAnsi="Consolas" w:cs="Consolas"/>
+                <w:sz w:val="20"/>
+                <w:szCs w:val="20"/>
+              </w:rPr>
+            </w:pPr>
+            <w:r>
+              <w:rPr>
+                <w:rFonts w:hint="default" w:ascii="Consolas" w:hAnsi="Consolas" w:eastAsia="SimSun" w:cs="Consolas"/>
+                <w:kern w:val="0"/>
+                <w:sz w:val="24"/>
+                <w:szCs w:val="24"/>
+                <w:lang w:val="en-US" w:eastAsia="zh-CN" w:bidi="ar"/>
+              </w:rPr>
+              <w:t>FR4</w:t>
             </w:r>
           </w:p>
         </w:tc>
@@ -1783,37 +1316,79 @@
               <w:bottom w:val="single" w:color="DEE0E3" w:sz="6" w:space="0"/>
               <w:right w:val="single" w:color="DEE0E3" w:sz="6" w:space="0"/>
             </w:tcBorders>
-            <w:shd w:val="clear"/>
-            <w:tcMar>
-              <w:top w:w="120" w:type="dxa"/>
-              <w:left w:w="120" w:type="dxa"/>
-              <w:bottom w:w="120" w:type="dxa"/>
-              <w:right w:w="120" w:type="dxa"/>
-            </w:tcMar>
-            <w:vAlign w:val="center"/>
-          </w:tcPr>
-          <w:p>
-            <w:pPr>
-              <w:keepNext w:val="0"/>
-              <w:keepLines w:val="0"/>
-              <w:widowControl/>
-              <w:suppressLineNumbers w:val="0"/>
-              <w:jc w:val="left"/>
-              <w:rPr>
-                <w:rFonts w:hint="default" w:ascii="Consolas" w:hAnsi="Consolas" w:cs="Consolas"/>
-                <w:sz w:val="20"/>
-                <w:szCs w:val="20"/>
-              </w:rPr>
-            </w:pPr>
-            <w:r>
-              <w:rPr>
-                <w:rFonts w:hint="default" w:ascii="Consolas" w:hAnsi="Consolas" w:eastAsia="SimSun" w:cs="Consolas"/>
-                <w:kern w:val="0"/>
-                <w:sz w:val="24"/>
-                <w:szCs w:val="24"/>
-                <w:lang w:val="en-US" w:eastAsia="zh-CN" w:bidi="ar"/>
-              </w:rPr>
-              <w:t>Khi 100 yêu cầu đồng thời giữ cùng một phòng và khung giờ, đúng 1 yêu cầu thành công, 99 yêu cầu nhận thông báo "phòng không còn trống".</w:t>
+            <w:shd w:val="clear" w:color="auto" w:fill="auto"/>
+            <w:tcMar>
+              <w:top w:w="120" w:type="dxa"/>
+              <w:left w:w="120" w:type="dxa"/>
+              <w:bottom w:w="120" w:type="dxa"/>
+              <w:right w:w="120" w:type="dxa"/>
+            </w:tcMar>
+            <w:vAlign w:val="center"/>
+          </w:tcPr>
+          <w:p>
+            <w:pPr>
+              <w:keepNext w:val="0"/>
+              <w:keepLines w:val="0"/>
+              <w:widowControl/>
+              <w:suppressLineNumbers w:val="0"/>
+              <w:jc w:val="left"/>
+              <w:rPr>
+                <w:rFonts w:hint="default" w:ascii="Consolas" w:hAnsi="Consolas" w:cs="Consolas"/>
+                <w:sz w:val="20"/>
+                <w:szCs w:val="20"/>
+              </w:rPr>
+            </w:pPr>
+            <w:r>
+              <w:rPr>
+                <w:rFonts w:hint="default" w:ascii="Consolas" w:hAnsi="Consolas" w:eastAsia="SimSun" w:cs="Consolas"/>
+                <w:kern w:val="0"/>
+                <w:sz w:val="24"/>
+                <w:szCs w:val="24"/>
+                <w:lang w:val="en-US" w:eastAsia="zh-CN" w:bidi="ar"/>
+              </w:rPr>
+              <w:t xml:space="preserve">Khi khách bấm "Giữ phòng &amp; thanh toán" và phòng còn trống, hệ thống tạo lượt đặt </w:t>
+            </w:r>
+            <w:r>
+              <w:rPr>
+                <w:rStyle w:val="6"/>
+                <w:rFonts w:hint="default" w:ascii="Consolas" w:hAnsi="Consolas" w:eastAsia="SimSun" w:cs="Consolas"/>
+                <w:kern w:val="0"/>
+                <w:sz w:val="24"/>
+                <w:szCs w:val="24"/>
+                <w:lang w:val="en-US" w:eastAsia="zh-CN" w:bidi="ar"/>
+              </w:rPr>
+              <w:t>Chờ đặt cọc</w:t>
+            </w:r>
+            <w:r>
+              <w:rPr>
+                <w:rFonts w:hint="default" w:ascii="Consolas" w:hAnsi="Consolas" w:eastAsia="SimSun" w:cs="Consolas"/>
+                <w:kern w:val="0"/>
+                <w:sz w:val="24"/>
+                <w:szCs w:val="24"/>
+                <w:lang w:val="en-US" w:eastAsia="zh-CN" w:bidi="ar"/>
+              </w:rPr>
+              <w:t xml:space="preserve"> có mã đặt phòng duy nhất và </w:t>
+            </w:r>
+            <w:r>
+              <w:rPr>
+                <w:rStyle w:val="6"/>
+                <w:rFonts w:hint="default" w:ascii="Consolas" w:hAnsi="Consolas" w:eastAsia="SimSun" w:cs="Consolas"/>
+                <w:kern w:val="0"/>
+                <w:sz w:val="24"/>
+                <w:szCs w:val="24"/>
+                <w:lang w:val="en-US" w:eastAsia="zh-CN" w:bidi="ar"/>
+              </w:rPr>
+              <w:t>expires_at</w:t>
+            </w:r>
+            <w:r>
+              <w:rPr>
+                <w:rFonts w:hint="default" w:ascii="Consolas" w:hAnsi="Consolas" w:eastAsia="SimSun" w:cs="Consolas"/>
+                <w:kern w:val="0"/>
+                <w:sz w:val="24"/>
+                <w:szCs w:val="24"/>
+                <w:lang w:val="en-US" w:eastAsia="zh-CN" w:bidi="ar"/>
+              </w:rPr>
+              <w:t xml:space="preserve"> = thời điểm giữ + 10 phút.</w:t>
             </w:r>
           </w:p>
         </w:tc>
@@ -1828,7 +1403,7 @@
             <w:insideH w:val="none" w:color="auto" w:sz="0" w:space="0"/>
             <w:insideV w:val="none" w:color="auto" w:sz="0" w:space="0"/>
           </w:tblBorders>
-          <w:shd w:val="clear"/>
+          <w:shd w:val="clear" w:color="auto" w:fill="auto"/>
           <w:tblCellMar>
             <w:top w:w="15" w:type="dxa"/>
             <w:left w:w="15" w:type="dxa"/>
@@ -1848,7 +1423,200 @@
               <w:bottom w:val="single" w:color="DEE0E3" w:sz="6" w:space="0"/>
               <w:right w:val="single" w:color="DEE0E3" w:sz="6" w:space="0"/>
             </w:tcBorders>
-            <w:shd w:val="clear"/>
+            <w:shd w:val="clear" w:color="auto" w:fill="auto"/>
+            <w:tcMar>
+              <w:top w:w="120" w:type="dxa"/>
+              <w:left w:w="120" w:type="dxa"/>
+              <w:bottom w:w="120" w:type="dxa"/>
+              <w:right w:w="120" w:type="dxa"/>
+            </w:tcMar>
+            <w:vAlign w:val="center"/>
+          </w:tcPr>
+          <w:p>
+            <w:pPr>
+              <w:keepNext w:val="0"/>
+              <w:keepLines w:val="0"/>
+              <w:widowControl/>
+              <w:suppressLineNumbers w:val="0"/>
+              <w:jc w:val="left"/>
+              <w:rPr>
+                <w:rFonts w:hint="default" w:ascii="Consolas" w:hAnsi="Consolas" w:cs="Consolas"/>
+                <w:sz w:val="20"/>
+                <w:szCs w:val="20"/>
+              </w:rPr>
+            </w:pPr>
+            <w:r>
+              <w:rPr>
+                <w:rFonts w:hint="default" w:ascii="Consolas" w:hAnsi="Consolas" w:eastAsia="SimSun" w:cs="Consolas"/>
+                <w:kern w:val="0"/>
+                <w:sz w:val="24"/>
+                <w:szCs w:val="24"/>
+                <w:lang w:val="en-US" w:eastAsia="zh-CN" w:bidi="ar"/>
+              </w:rPr>
+              <w:t>Chức năng</w:t>
+            </w:r>
+          </w:p>
+        </w:tc>
+        <w:tc>
+          <w:tcPr>
+            <w:tcW w:w="1860" w:type="dxa"/>
+            <w:tcBorders>
+              <w:top w:val="single" w:color="DEE0E3" w:sz="6" w:space="0"/>
+              <w:left w:val="single" w:color="DEE0E3" w:sz="6" w:space="0"/>
+              <w:bottom w:val="single" w:color="DEE0E3" w:sz="6" w:space="0"/>
+              <w:right w:val="single" w:color="DEE0E3" w:sz="6" w:space="0"/>
+            </w:tcBorders>
+            <w:shd w:val="clear" w:color="auto" w:fill="auto"/>
+            <w:tcMar>
+              <w:top w:w="120" w:type="dxa"/>
+              <w:left w:w="120" w:type="dxa"/>
+              <w:bottom w:w="120" w:type="dxa"/>
+              <w:right w:w="120" w:type="dxa"/>
+            </w:tcMar>
+            <w:vAlign w:val="center"/>
+          </w:tcPr>
+          <w:p>
+            <w:pPr>
+              <w:keepNext w:val="0"/>
+              <w:keepLines w:val="0"/>
+              <w:widowControl/>
+              <w:suppressLineNumbers w:val="0"/>
+              <w:jc w:val="left"/>
+              <w:rPr>
+                <w:rFonts w:hint="default" w:ascii="Consolas" w:hAnsi="Consolas" w:cs="Consolas"/>
+                <w:sz w:val="20"/>
+                <w:szCs w:val="20"/>
+              </w:rPr>
+            </w:pPr>
+            <w:r>
+              <w:rPr>
+                <w:rFonts w:hint="default" w:ascii="Consolas" w:hAnsi="Consolas" w:eastAsia="SimSun" w:cs="Consolas"/>
+                <w:kern w:val="0"/>
+                <w:sz w:val="24"/>
+                <w:szCs w:val="24"/>
+                <w:lang w:val="en-US" w:eastAsia="zh-CN" w:bidi="ar"/>
+              </w:rPr>
+              <w:t>FR5</w:t>
+            </w:r>
+          </w:p>
+        </w:tc>
+        <w:tc>
+          <w:tcPr>
+            <w:tcW w:w="5220" w:type="dxa"/>
+            <w:tcBorders>
+              <w:top w:val="single" w:color="DEE0E3" w:sz="6" w:space="0"/>
+              <w:left w:val="single" w:color="DEE0E3" w:sz="6" w:space="0"/>
+              <w:bottom w:val="single" w:color="DEE0E3" w:sz="6" w:space="0"/>
+              <w:right w:val="single" w:color="DEE0E3" w:sz="6" w:space="0"/>
+            </w:tcBorders>
+            <w:shd w:val="clear" w:color="auto" w:fill="auto"/>
+            <w:tcMar>
+              <w:top w:w="120" w:type="dxa"/>
+              <w:left w:w="120" w:type="dxa"/>
+              <w:bottom w:w="120" w:type="dxa"/>
+              <w:right w:w="120" w:type="dxa"/>
+            </w:tcMar>
+            <w:vAlign w:val="center"/>
+          </w:tcPr>
+          <w:p>
+            <w:pPr>
+              <w:keepNext w:val="0"/>
+              <w:keepLines w:val="0"/>
+              <w:widowControl/>
+              <w:suppressLineNumbers w:val="0"/>
+              <w:jc w:val="left"/>
+              <w:rPr>
+                <w:rFonts w:hint="default" w:ascii="Consolas" w:hAnsi="Consolas" w:cs="Consolas"/>
+                <w:sz w:val="20"/>
+                <w:szCs w:val="20"/>
+              </w:rPr>
+            </w:pPr>
+            <w:r>
+              <w:rPr>
+                <w:rFonts w:hint="default" w:ascii="Consolas" w:hAnsi="Consolas" w:eastAsia="SimSun" w:cs="Consolas"/>
+                <w:kern w:val="0"/>
+                <w:sz w:val="24"/>
+                <w:szCs w:val="24"/>
+                <w:lang w:val="en-US" w:eastAsia="zh-CN" w:bidi="ar"/>
+              </w:rPr>
+              <w:t xml:space="preserve">Khi thanh toán thành công trong 10 phút, lượt đặt chuyển </w:t>
+            </w:r>
+            <w:r>
+              <w:rPr>
+                <w:rStyle w:val="6"/>
+                <w:rFonts w:hint="default" w:ascii="Consolas" w:hAnsi="Consolas" w:eastAsia="SimSun" w:cs="Consolas"/>
+                <w:kern w:val="0"/>
+                <w:sz w:val="24"/>
+                <w:szCs w:val="24"/>
+                <w:lang w:val="en-US" w:eastAsia="zh-CN" w:bidi="ar"/>
+              </w:rPr>
+              <w:t>Đã xác nhận</w:t>
+            </w:r>
+            <w:r>
+              <w:rPr>
+                <w:rFonts w:hint="default" w:ascii="Consolas" w:hAnsi="Consolas" w:eastAsia="SimSun" w:cs="Consolas"/>
+                <w:kern w:val="0"/>
+                <w:sz w:val="24"/>
+                <w:szCs w:val="24"/>
+                <w:lang w:val="en-US" w:eastAsia="zh-CN" w:bidi="ar"/>
+              </w:rPr>
+              <w:t xml:space="preserve">; nếu quá hạn thì chuyển </w:t>
+            </w:r>
+            <w:r>
+              <w:rPr>
+                <w:rStyle w:val="6"/>
+                <w:rFonts w:hint="default" w:ascii="Consolas" w:hAnsi="Consolas" w:eastAsia="SimSun" w:cs="Consolas"/>
+                <w:kern w:val="0"/>
+                <w:sz w:val="24"/>
+                <w:szCs w:val="24"/>
+                <w:lang w:val="en-US" w:eastAsia="zh-CN" w:bidi="ar"/>
+              </w:rPr>
+              <w:t>Hết hạn</w:t>
+            </w:r>
+            <w:r>
+              <w:rPr>
+                <w:rFonts w:hint="default" w:ascii="Consolas" w:hAnsi="Consolas" w:eastAsia="SimSun" w:cs="Consolas"/>
+                <w:kern w:val="0"/>
+                <w:sz w:val="24"/>
+                <w:szCs w:val="24"/>
+                <w:lang w:val="en-US" w:eastAsia="zh-CN" w:bidi="ar"/>
+              </w:rPr>
+              <w:t xml:space="preserve"> và phòng được giải phóng.</w:t>
+            </w:r>
+          </w:p>
+        </w:tc>
+      </w:tr>
+      <w:tr>
+        <w:tblPrEx>
+          <w:tblBorders>
+            <w:top w:val="none" w:color="auto" w:sz="0" w:space="0"/>
+            <w:left w:val="none" w:color="auto" w:sz="0" w:space="0"/>
+            <w:bottom w:val="none" w:color="auto" w:sz="0" w:space="0"/>
+            <w:right w:val="none" w:color="auto" w:sz="0" w:space="0"/>
+            <w:insideH w:val="none" w:color="auto" w:sz="0" w:space="0"/>
+            <w:insideV w:val="none" w:color="auto" w:sz="0" w:space="0"/>
+          </w:tblBorders>
+          <w:shd w:val="clear" w:color="auto" w:fill="auto"/>
+          <w:tblCellMar>
+            <w:top w:w="15" w:type="dxa"/>
+            <w:left w:w="15" w:type="dxa"/>
+            <w:bottom w:w="15" w:type="dxa"/>
+            <w:right w:w="15" w:type="dxa"/>
+          </w:tblCellMar>
+        </w:tblPrEx>
+        <w:trPr>
+          <w:trHeight w:val="585" w:hRule="atLeast"/>
+        </w:trPr>
+        <w:tc>
+          <w:tcPr>
+            <w:tcW w:w="1724" w:type="dxa"/>
+            <w:tcBorders>
+              <w:top w:val="single" w:color="DEE0E3" w:sz="6" w:space="0"/>
+              <w:left w:val="single" w:color="DEE0E3" w:sz="6" w:space="0"/>
+              <w:bottom w:val="single" w:color="DEE0E3" w:sz="6" w:space="0"/>
+              <w:right w:val="single" w:color="DEE0E3" w:sz="6" w:space="0"/>
+            </w:tcBorders>
+            <w:shd w:val="clear" w:color="auto" w:fill="auto"/>
             <w:tcMar>
               <w:top w:w="120" w:type="dxa"/>
               <w:left w:w="120" w:type="dxa"/>
@@ -1891,7 +1659,308 @@
               <w:bottom w:val="single" w:color="DEE0E3" w:sz="6" w:space="0"/>
               <w:right w:val="single" w:color="DEE0E3" w:sz="6" w:space="0"/>
             </w:tcBorders>
-            <w:shd w:val="clear"/>
+            <w:shd w:val="clear" w:color="auto" w:fill="auto"/>
+            <w:tcMar>
+              <w:top w:w="120" w:type="dxa"/>
+              <w:left w:w="120" w:type="dxa"/>
+              <w:bottom w:w="120" w:type="dxa"/>
+              <w:right w:w="120" w:type="dxa"/>
+            </w:tcMar>
+            <w:vAlign w:val="center"/>
+          </w:tcPr>
+          <w:p>
+            <w:pPr>
+              <w:keepNext w:val="0"/>
+              <w:keepLines w:val="0"/>
+              <w:widowControl/>
+              <w:suppressLineNumbers w:val="0"/>
+              <w:jc w:val="left"/>
+              <w:rPr>
+                <w:rFonts w:hint="default" w:ascii="Consolas" w:hAnsi="Consolas" w:cs="Consolas"/>
+                <w:sz w:val="20"/>
+                <w:szCs w:val="20"/>
+              </w:rPr>
+            </w:pPr>
+            <w:r>
+              <w:rPr>
+                <w:rFonts w:hint="default" w:ascii="Consolas" w:hAnsi="Consolas" w:eastAsia="SimSun" w:cs="Consolas"/>
+                <w:kern w:val="0"/>
+                <w:sz w:val="24"/>
+                <w:szCs w:val="24"/>
+                <w:lang w:val="en-US" w:eastAsia="zh-CN" w:bidi="ar"/>
+              </w:rPr>
+              <w:t>NFR1</w:t>
+            </w:r>
+          </w:p>
+        </w:tc>
+        <w:tc>
+          <w:tcPr>
+            <w:tcW w:w="5220" w:type="dxa"/>
+            <w:tcBorders>
+              <w:top w:val="single" w:color="DEE0E3" w:sz="6" w:space="0"/>
+              <w:left w:val="single" w:color="DEE0E3" w:sz="6" w:space="0"/>
+              <w:bottom w:val="single" w:color="DEE0E3" w:sz="6" w:space="0"/>
+              <w:right w:val="single" w:color="DEE0E3" w:sz="6" w:space="0"/>
+            </w:tcBorders>
+            <w:shd w:val="clear" w:color="auto" w:fill="auto"/>
+            <w:tcMar>
+              <w:top w:w="120" w:type="dxa"/>
+              <w:left w:w="120" w:type="dxa"/>
+              <w:bottom w:w="120" w:type="dxa"/>
+              <w:right w:w="120" w:type="dxa"/>
+            </w:tcMar>
+            <w:vAlign w:val="center"/>
+          </w:tcPr>
+          <w:p>
+            <w:pPr>
+              <w:keepNext w:val="0"/>
+              <w:keepLines w:val="0"/>
+              <w:widowControl/>
+              <w:suppressLineNumbers w:val="0"/>
+              <w:jc w:val="left"/>
+              <w:rPr>
+                <w:rFonts w:hint="default" w:ascii="Consolas" w:hAnsi="Consolas" w:cs="Consolas"/>
+                <w:sz w:val="20"/>
+                <w:szCs w:val="20"/>
+              </w:rPr>
+            </w:pPr>
+            <w:r>
+              <w:rPr>
+                <w:rFonts w:hint="default" w:ascii="Consolas" w:hAnsi="Consolas" w:eastAsia="SimSun" w:cs="Consolas"/>
+                <w:kern w:val="0"/>
+                <w:sz w:val="24"/>
+                <w:szCs w:val="24"/>
+                <w:lang w:val="en-US" w:eastAsia="zh-CN" w:bidi="ar"/>
+              </w:rPr>
+              <w:t>Với 500 người dùng đồng thời, 95% yêu cầu tải danh sách phòng trả về trong ≤ 2 giây.</w:t>
+            </w:r>
+          </w:p>
+        </w:tc>
+      </w:tr>
+      <w:tr>
+        <w:tblPrEx>
+          <w:tblBorders>
+            <w:top w:val="none" w:color="auto" w:sz="0" w:space="0"/>
+            <w:left w:val="none" w:color="auto" w:sz="0" w:space="0"/>
+            <w:bottom w:val="none" w:color="auto" w:sz="0" w:space="0"/>
+            <w:right w:val="none" w:color="auto" w:sz="0" w:space="0"/>
+            <w:insideH w:val="none" w:color="auto" w:sz="0" w:space="0"/>
+            <w:insideV w:val="none" w:color="auto" w:sz="0" w:space="0"/>
+          </w:tblBorders>
+          <w:shd w:val="clear" w:color="auto" w:fill="auto"/>
+          <w:tblCellMar>
+            <w:top w:w="15" w:type="dxa"/>
+            <w:left w:w="15" w:type="dxa"/>
+            <w:bottom w:w="15" w:type="dxa"/>
+            <w:right w:w="15" w:type="dxa"/>
+          </w:tblCellMar>
+        </w:tblPrEx>
+        <w:trPr>
+          <w:trHeight w:val="585" w:hRule="atLeast"/>
+        </w:trPr>
+        <w:tc>
+          <w:tcPr>
+            <w:tcW w:w="1724" w:type="dxa"/>
+            <w:tcBorders>
+              <w:top w:val="single" w:color="DEE0E3" w:sz="6" w:space="0"/>
+              <w:left w:val="single" w:color="DEE0E3" w:sz="6" w:space="0"/>
+              <w:bottom w:val="single" w:color="DEE0E3" w:sz="6" w:space="0"/>
+              <w:right w:val="single" w:color="DEE0E3" w:sz="6" w:space="0"/>
+            </w:tcBorders>
+            <w:shd w:val="clear" w:color="auto" w:fill="auto"/>
+            <w:tcMar>
+              <w:top w:w="120" w:type="dxa"/>
+              <w:left w:w="120" w:type="dxa"/>
+              <w:bottom w:w="120" w:type="dxa"/>
+              <w:right w:w="120" w:type="dxa"/>
+            </w:tcMar>
+            <w:vAlign w:val="center"/>
+          </w:tcPr>
+          <w:p>
+            <w:pPr>
+              <w:keepNext w:val="0"/>
+              <w:keepLines w:val="0"/>
+              <w:widowControl/>
+              <w:suppressLineNumbers w:val="0"/>
+              <w:jc w:val="left"/>
+              <w:rPr>
+                <w:rFonts w:hint="default" w:ascii="Consolas" w:hAnsi="Consolas" w:cs="Consolas"/>
+                <w:sz w:val="20"/>
+                <w:szCs w:val="20"/>
+              </w:rPr>
+            </w:pPr>
+            <w:r>
+              <w:rPr>
+                <w:rFonts w:hint="default" w:ascii="Consolas" w:hAnsi="Consolas" w:eastAsia="SimSun" w:cs="Consolas"/>
+                <w:kern w:val="0"/>
+                <w:sz w:val="24"/>
+                <w:szCs w:val="24"/>
+                <w:lang w:val="en-US" w:eastAsia="zh-CN" w:bidi="ar"/>
+              </w:rPr>
+              <w:t>Phi chức năng</w:t>
+            </w:r>
+          </w:p>
+        </w:tc>
+        <w:tc>
+          <w:tcPr>
+            <w:tcW w:w="1860" w:type="dxa"/>
+            <w:tcBorders>
+              <w:top w:val="single" w:color="DEE0E3" w:sz="6" w:space="0"/>
+              <w:left w:val="single" w:color="DEE0E3" w:sz="6" w:space="0"/>
+              <w:bottom w:val="single" w:color="DEE0E3" w:sz="6" w:space="0"/>
+              <w:right w:val="single" w:color="DEE0E3" w:sz="6" w:space="0"/>
+            </w:tcBorders>
+            <w:shd w:val="clear" w:color="auto" w:fill="auto"/>
+            <w:tcMar>
+              <w:top w:w="120" w:type="dxa"/>
+              <w:left w:w="120" w:type="dxa"/>
+              <w:bottom w:w="120" w:type="dxa"/>
+              <w:right w:w="120" w:type="dxa"/>
+            </w:tcMar>
+            <w:vAlign w:val="center"/>
+          </w:tcPr>
+          <w:p>
+            <w:pPr>
+              <w:keepNext w:val="0"/>
+              <w:keepLines w:val="0"/>
+              <w:widowControl/>
+              <w:suppressLineNumbers w:val="0"/>
+              <w:jc w:val="left"/>
+              <w:rPr>
+                <w:rFonts w:hint="default" w:ascii="Consolas" w:hAnsi="Consolas" w:cs="Consolas"/>
+                <w:sz w:val="20"/>
+                <w:szCs w:val="20"/>
+              </w:rPr>
+            </w:pPr>
+            <w:r>
+              <w:rPr>
+                <w:rFonts w:hint="default" w:ascii="Consolas" w:hAnsi="Consolas" w:eastAsia="SimSun" w:cs="Consolas"/>
+                <w:kern w:val="0"/>
+                <w:sz w:val="24"/>
+                <w:szCs w:val="24"/>
+                <w:lang w:val="en-US" w:eastAsia="zh-CN" w:bidi="ar"/>
+              </w:rPr>
+              <w:t>NFR2</w:t>
+            </w:r>
+          </w:p>
+        </w:tc>
+        <w:tc>
+          <w:tcPr>
+            <w:tcW w:w="5220" w:type="dxa"/>
+            <w:tcBorders>
+              <w:top w:val="single" w:color="DEE0E3" w:sz="6" w:space="0"/>
+              <w:left w:val="single" w:color="DEE0E3" w:sz="6" w:space="0"/>
+              <w:bottom w:val="single" w:color="DEE0E3" w:sz="6" w:space="0"/>
+              <w:right w:val="single" w:color="DEE0E3" w:sz="6" w:space="0"/>
+            </w:tcBorders>
+            <w:shd w:val="clear" w:color="auto" w:fill="auto"/>
+            <w:tcMar>
+              <w:top w:w="120" w:type="dxa"/>
+              <w:left w:w="120" w:type="dxa"/>
+              <w:bottom w:w="120" w:type="dxa"/>
+              <w:right w:w="120" w:type="dxa"/>
+            </w:tcMar>
+            <w:vAlign w:val="center"/>
+          </w:tcPr>
+          <w:p>
+            <w:pPr>
+              <w:keepNext w:val="0"/>
+              <w:keepLines w:val="0"/>
+              <w:widowControl/>
+              <w:suppressLineNumbers w:val="0"/>
+              <w:jc w:val="left"/>
+              <w:rPr>
+                <w:rFonts w:hint="default" w:ascii="Consolas" w:hAnsi="Consolas" w:cs="Consolas"/>
+                <w:sz w:val="20"/>
+                <w:szCs w:val="20"/>
+              </w:rPr>
+            </w:pPr>
+            <w:r>
+              <w:rPr>
+                <w:rFonts w:hint="default" w:ascii="Consolas" w:hAnsi="Consolas" w:eastAsia="SimSun" w:cs="Consolas"/>
+                <w:kern w:val="0"/>
+                <w:sz w:val="24"/>
+                <w:szCs w:val="24"/>
+                <w:lang w:val="en-US" w:eastAsia="zh-CN" w:bidi="ar"/>
+              </w:rPr>
+              <w:t>Khi 100 yêu cầu đồng thời giữ cùng một phòng và khung giờ, đúng 1 yêu cầu thành công, 99 yêu cầu nhận thông báo "phòng không còn trống".</w:t>
+            </w:r>
+          </w:p>
+        </w:tc>
+      </w:tr>
+      <w:tr>
+        <w:tblPrEx>
+          <w:tblBorders>
+            <w:top w:val="none" w:color="auto" w:sz="0" w:space="0"/>
+            <w:left w:val="none" w:color="auto" w:sz="0" w:space="0"/>
+            <w:bottom w:val="none" w:color="auto" w:sz="0" w:space="0"/>
+            <w:right w:val="none" w:color="auto" w:sz="0" w:space="0"/>
+            <w:insideH w:val="none" w:color="auto" w:sz="0" w:space="0"/>
+            <w:insideV w:val="none" w:color="auto" w:sz="0" w:space="0"/>
+          </w:tblBorders>
+          <w:tblCellMar>
+            <w:top w:w="15" w:type="dxa"/>
+            <w:left w:w="15" w:type="dxa"/>
+            <w:bottom w:w="15" w:type="dxa"/>
+            <w:right w:w="15" w:type="dxa"/>
+          </w:tblCellMar>
+        </w:tblPrEx>
+        <w:trPr>
+          <w:trHeight w:val="585" w:hRule="atLeast"/>
+        </w:trPr>
+        <w:tc>
+          <w:tcPr>
+            <w:tcW w:w="1724" w:type="dxa"/>
+            <w:tcBorders>
+              <w:top w:val="single" w:color="DEE0E3" w:sz="6" w:space="0"/>
+              <w:left w:val="single" w:color="DEE0E3" w:sz="6" w:space="0"/>
+              <w:bottom w:val="single" w:color="DEE0E3" w:sz="6" w:space="0"/>
+              <w:right w:val="single" w:color="DEE0E3" w:sz="6" w:space="0"/>
+            </w:tcBorders>
+            <w:shd w:val="clear" w:color="auto" w:fill="auto"/>
+            <w:tcMar>
+              <w:top w:w="120" w:type="dxa"/>
+              <w:left w:w="120" w:type="dxa"/>
+              <w:bottom w:w="120" w:type="dxa"/>
+              <w:right w:w="120" w:type="dxa"/>
+            </w:tcMar>
+            <w:vAlign w:val="center"/>
+          </w:tcPr>
+          <w:p>
+            <w:pPr>
+              <w:keepNext w:val="0"/>
+              <w:keepLines w:val="0"/>
+              <w:widowControl/>
+              <w:suppressLineNumbers w:val="0"/>
+              <w:jc w:val="left"/>
+              <w:rPr>
+                <w:rFonts w:hint="default" w:ascii="Consolas" w:hAnsi="Consolas" w:cs="Consolas"/>
+                <w:sz w:val="20"/>
+                <w:szCs w:val="20"/>
+              </w:rPr>
+            </w:pPr>
+            <w:r>
+              <w:rPr>
+                <w:rFonts w:hint="default" w:ascii="Consolas" w:hAnsi="Consolas" w:eastAsia="SimSun" w:cs="Consolas"/>
+                <w:kern w:val="0"/>
+                <w:sz w:val="24"/>
+                <w:szCs w:val="24"/>
+                <w:lang w:val="en-US" w:eastAsia="zh-CN" w:bidi="ar"/>
+              </w:rPr>
+              <w:t>Phi chức năng</w:t>
+            </w:r>
+          </w:p>
+        </w:tc>
+        <w:tc>
+          <w:tcPr>
+            <w:tcW w:w="1860" w:type="dxa"/>
+            <w:tcBorders>
+              <w:top w:val="single" w:color="DEE0E3" w:sz="6" w:space="0"/>
+              <w:left w:val="single" w:color="DEE0E3" w:sz="6" w:space="0"/>
+              <w:bottom w:val="single" w:color="DEE0E3" w:sz="6" w:space="0"/>
+              <w:right w:val="single" w:color="DEE0E3" w:sz="6" w:space="0"/>
+            </w:tcBorders>
+            <w:shd w:val="clear" w:color="auto" w:fill="auto"/>
             <w:tcMar>
               <w:top w:w="120" w:type="dxa"/>
               <w:left w:w="120" w:type="dxa"/>
@@ -1934,7 +2003,7 @@
               <w:bottom w:val="single" w:color="DEE0E3" w:sz="6" w:space="0"/>
               <w:right w:val="single" w:color="DEE0E3" w:sz="6" w:space="0"/>
             </w:tcBorders>
-            <w:shd w:val="clear"/>
+            <w:shd w:val="clear" w:color="auto" w:fill="auto"/>
             <w:tcMar>
               <w:top w:w="120" w:type="dxa"/>
               <w:left w:w="120" w:type="dxa"/>
@@ -1990,6 +2059,7 @@
     </w:p>
     <w:tbl>
       <w:tblPr>
+        <w:tblStyle w:val="5"/>
         <w:tblW w:w="8819" w:type="dxa"/>
         <w:tblInd w:w="0" w:type="dxa"/>
         <w:tblBorders>
@@ -2000,7 +2070,7 @@
           <w:insideH w:val="none" w:color="auto" w:sz="0" w:space="0"/>
           <w:insideV w:val="none" w:color="auto" w:sz="0" w:space="0"/>
         </w:tblBorders>
-        <w:shd w:val="clear"/>
+        <w:shd w:val="clear" w:color="auto" w:fill="auto"/>
         <w:tblLayout w:type="autofit"/>
         <w:tblCellMar>
           <w:top w:w="15" w:type="dxa"/>
@@ -2024,7 +2094,6 @@
             <w:insideH w:val="none" w:color="auto" w:sz="0" w:space="0"/>
             <w:insideV w:val="none" w:color="auto" w:sz="0" w:space="0"/>
           </w:tblBorders>
-          <w:shd w:val="clear"/>
           <w:tblCellMar>
             <w:top w:w="15" w:type="dxa"/>
             <w:left w:w="15" w:type="dxa"/>
@@ -2044,7 +2113,7 @@
               <w:bottom w:val="single" w:color="DEE0E3" w:sz="6" w:space="0"/>
               <w:right w:val="single" w:color="DEE0E3" w:sz="6" w:space="0"/>
             </w:tcBorders>
-            <w:shd w:val="clear"/>
+            <w:shd w:val="clear" w:color="auto" w:fill="auto"/>
             <w:tcMar>
               <w:top w:w="120" w:type="dxa"/>
               <w:left w:w="120" w:type="dxa"/>
@@ -2079,7 +2148,6 @@
                 <w:kern w:val="0"/>
                 <w:sz w:val="20"/>
                 <w:szCs w:val="20"/>
-                <w:bdr w:val="none" w:color="auto" w:sz="0" w:space="0"/>
                 <w:lang w:val="en-US" w:eastAsia="zh-CN" w:bidi="ar"/>
               </w:rPr>
               <w:t>BR</w:t>
@@ -2095,7 +2163,7 @@
               <w:bottom w:val="single" w:color="DEE0E3" w:sz="6" w:space="0"/>
               <w:right w:val="single" w:color="DEE0E3" w:sz="6" w:space="0"/>
             </w:tcBorders>
-            <w:shd w:val="clear"/>
+            <w:shd w:val="clear" w:color="auto" w:fill="auto"/>
             <w:tcMar>
               <w:top w:w="120" w:type="dxa"/>
               <w:left w:w="120" w:type="dxa"/>
@@ -2130,7 +2198,6 @@
                 <w:kern w:val="0"/>
                 <w:sz w:val="20"/>
                 <w:szCs w:val="20"/>
-                <w:bdr w:val="none" w:color="auto" w:sz="0" w:space="0"/>
                 <w:lang w:val="en-US" w:eastAsia="zh-CN" w:bidi="ar"/>
               </w:rPr>
               <w:t>Bước Use Case</w:t>
@@ -2146,7 +2213,7 @@
               <w:bottom w:val="single" w:color="DEE0E3" w:sz="6" w:space="0"/>
               <w:right w:val="single" w:color="DEE0E3" w:sz="6" w:space="0"/>
             </w:tcBorders>
-            <w:shd w:val="clear"/>
+            <w:shd w:val="clear" w:color="auto" w:fill="auto"/>
             <w:tcMar>
               <w:top w:w="120" w:type="dxa"/>
               <w:left w:w="120" w:type="dxa"/>
@@ -2181,7 +2248,6 @@
                 <w:kern w:val="0"/>
                 <w:sz w:val="20"/>
                 <w:szCs w:val="20"/>
-                <w:bdr w:val="none" w:color="auto" w:sz="0" w:space="0"/>
                 <w:lang w:val="en-US" w:eastAsia="zh-CN" w:bidi="ar"/>
               </w:rPr>
               <w:t>Tác động</w:t>
@@ -2199,7 +2265,7 @@
             <w:insideH w:val="none" w:color="auto" w:sz="0" w:space="0"/>
             <w:insideV w:val="none" w:color="auto" w:sz="0" w:space="0"/>
           </w:tblBorders>
-          <w:shd w:val="clear"/>
+          <w:shd w:val="clear" w:color="auto" w:fill="auto"/>
           <w:tblCellMar>
             <w:top w:w="15" w:type="dxa"/>
             <w:left w:w="15" w:type="dxa"/>
@@ -2219,7 +2285,7 @@
               <w:bottom w:val="single" w:color="DEE0E3" w:sz="6" w:space="0"/>
               <w:right w:val="single" w:color="DEE0E3" w:sz="6" w:space="0"/>
             </w:tcBorders>
-            <w:shd w:val="clear"/>
+            <w:shd w:val="clear" w:color="auto" w:fill="auto"/>
             <w:tcMar>
               <w:top w:w="120" w:type="dxa"/>
               <w:left w:w="120" w:type="dxa"/>
@@ -2262,7 +2328,7 @@
               <w:bottom w:val="single" w:color="DEE0E3" w:sz="6" w:space="0"/>
               <w:right w:val="single" w:color="DEE0E3" w:sz="6" w:space="0"/>
             </w:tcBorders>
-            <w:shd w:val="clear"/>
+            <w:shd w:val="clear" w:color="auto" w:fill="auto"/>
             <w:tcMar>
               <w:top w:w="120" w:type="dxa"/>
               <w:left w:w="120" w:type="dxa"/>
@@ -2305,7 +2371,7 @@
               <w:bottom w:val="single" w:color="DEE0E3" w:sz="6" w:space="0"/>
               <w:right w:val="single" w:color="DEE0E3" w:sz="6" w:space="0"/>
             </w:tcBorders>
-            <w:shd w:val="clear"/>
+            <w:shd w:val="clear" w:color="auto" w:fill="auto"/>
             <w:tcMar>
               <w:top w:w="120" w:type="dxa"/>
               <w:left w:w="120" w:type="dxa"/>
@@ -2350,7 +2416,7 @@
             <w:insideH w:val="none" w:color="auto" w:sz="0" w:space="0"/>
             <w:insideV w:val="none" w:color="auto" w:sz="0" w:space="0"/>
           </w:tblBorders>
-          <w:shd w:val="clear"/>
+          <w:shd w:val="clear" w:color="auto" w:fill="auto"/>
           <w:tblCellMar>
             <w:top w:w="15" w:type="dxa"/>
             <w:left w:w="15" w:type="dxa"/>
@@ -2370,7 +2436,7 @@
               <w:bottom w:val="single" w:color="DEE0E3" w:sz="6" w:space="0"/>
               <w:right w:val="single" w:color="DEE0E3" w:sz="6" w:space="0"/>
             </w:tcBorders>
-            <w:shd w:val="clear"/>
+            <w:shd w:val="clear" w:color="auto" w:fill="auto"/>
             <w:tcMar>
               <w:top w:w="120" w:type="dxa"/>
               <w:left w:w="120" w:type="dxa"/>
@@ -2413,7 +2479,7 @@
               <w:bottom w:val="single" w:color="DEE0E3" w:sz="6" w:space="0"/>
               <w:right w:val="single" w:color="DEE0E3" w:sz="6" w:space="0"/>
             </w:tcBorders>
-            <w:shd w:val="clear"/>
+            <w:shd w:val="clear" w:color="auto" w:fill="auto"/>
             <w:tcMar>
               <w:top w:w="120" w:type="dxa"/>
               <w:left w:w="120" w:type="dxa"/>
@@ -2456,7 +2522,7 @@
               <w:bottom w:val="single" w:color="DEE0E3" w:sz="6" w:space="0"/>
               <w:right w:val="single" w:color="DEE0E3" w:sz="6" w:space="0"/>
             </w:tcBorders>
-            <w:shd w:val="clear"/>
+            <w:shd w:val="clear" w:color="auto" w:fill="auto"/>
             <w:tcMar>
               <w:top w:w="120" w:type="dxa"/>
               <w:left w:w="120" w:type="dxa"/>
@@ -2501,7 +2567,7 @@
             <w:insideH w:val="none" w:color="auto" w:sz="0" w:space="0"/>
             <w:insideV w:val="none" w:color="auto" w:sz="0" w:space="0"/>
           </w:tblBorders>
-          <w:shd w:val="clear"/>
+          <w:shd w:val="clear" w:color="auto" w:fill="auto"/>
           <w:tblCellMar>
             <w:top w:w="15" w:type="dxa"/>
             <w:left w:w="15" w:type="dxa"/>
@@ -2521,7 +2587,7 @@
               <w:bottom w:val="single" w:color="DEE0E3" w:sz="6" w:space="0"/>
               <w:right w:val="single" w:color="DEE0E3" w:sz="6" w:space="0"/>
             </w:tcBorders>
-            <w:shd w:val="clear"/>
+            <w:shd w:val="clear" w:color="auto" w:fill="auto"/>
             <w:tcMar>
               <w:top w:w="120" w:type="dxa"/>
               <w:left w:w="120" w:type="dxa"/>
@@ -2564,7 +2630,7 @@
               <w:bottom w:val="single" w:color="DEE0E3" w:sz="6" w:space="0"/>
               <w:right w:val="single" w:color="DEE0E3" w:sz="6" w:space="0"/>
             </w:tcBorders>
-            <w:shd w:val="clear"/>
+            <w:shd w:val="clear" w:color="auto" w:fill="auto"/>
             <w:tcMar>
               <w:top w:w="120" w:type="dxa"/>
               <w:left w:w="120" w:type="dxa"/>
@@ -2607,7 +2673,7 @@
               <w:bottom w:val="single" w:color="DEE0E3" w:sz="6" w:space="0"/>
               <w:right w:val="single" w:color="DEE0E3" w:sz="6" w:space="0"/>
             </w:tcBorders>
-            <w:shd w:val="clear"/>
+            <w:shd w:val="clear" w:color="auto" w:fill="auto"/>
             <w:tcMar>
               <w:top w:w="120" w:type="dxa"/>
               <w:left w:w="120" w:type="dxa"/>
@@ -2705,6 +2771,7 @@
     </w:p>
     <w:tbl>
       <w:tblPr>
+        <w:tblStyle w:val="5"/>
         <w:tblW w:w="8804" w:type="dxa"/>
         <w:tblInd w:w="0" w:type="dxa"/>
         <w:tblBorders>
@@ -2715,7 +2782,7 @@
           <w:insideH w:val="none" w:color="auto" w:sz="0" w:space="0"/>
           <w:insideV w:val="none" w:color="auto" w:sz="0" w:space="0"/>
         </w:tblBorders>
-        <w:shd w:val="clear"/>
+        <w:shd w:val="clear" w:color="auto" w:fill="auto"/>
         <w:tblLayout w:type="autofit"/>
         <w:tblCellMar>
           <w:top w:w="15" w:type="dxa"/>
@@ -2739,6 +2806,7 @@
             <w:insideH w:val="none" w:color="auto" w:sz="0" w:space="0"/>
             <w:insideV w:val="none" w:color="auto" w:sz="0" w:space="0"/>
           </w:tblBorders>
+          <w:shd w:val="clear" w:color="auto" w:fill="auto"/>
           <w:tblCellMar>
             <w:top w:w="15" w:type="dxa"/>
             <w:left w:w="15" w:type="dxa"/>
@@ -2758,7 +2826,7 @@
               <w:bottom w:val="single" w:color="DEE0E3" w:sz="6" w:space="0"/>
               <w:right w:val="single" w:color="DEE0E3" w:sz="6" w:space="0"/>
             </w:tcBorders>
-            <w:shd w:val="clear"/>
+            <w:shd w:val="clear" w:color="auto" w:fill="auto"/>
             <w:tcMar>
               <w:top w:w="120" w:type="dxa"/>
               <w:left w:w="120" w:type="dxa"/>
@@ -2793,7 +2861,6 @@
                 <w:kern w:val="0"/>
                 <w:sz w:val="20"/>
                 <w:szCs w:val="20"/>
-                <w:bdr w:val="none" w:color="auto" w:sz="0" w:space="0"/>
                 <w:lang w:val="en-US" w:eastAsia="zh-CN" w:bidi="ar"/>
               </w:rPr>
               <w:t>Điểm chưa rõ/mâu thuẫn</w:t>
@@ -2809,7 +2876,7 @@
               <w:bottom w:val="single" w:color="DEE0E3" w:sz="6" w:space="0"/>
               <w:right w:val="single" w:color="DEE0E3" w:sz="6" w:space="0"/>
             </w:tcBorders>
-            <w:shd w:val="clear"/>
+            <w:shd w:val="clear" w:color="auto" w:fill="auto"/>
             <w:tcMar>
               <w:top w:w="120" w:type="dxa"/>
               <w:left w:w="120" w:type="dxa"/>
@@ -2844,7 +2911,6 @@
                 <w:kern w:val="0"/>
                 <w:sz w:val="20"/>
                 <w:szCs w:val="20"/>
-                <w:bdr w:val="none" w:color="auto" w:sz="0" w:space="0"/>
                 <w:lang w:val="en-US" w:eastAsia="zh-CN" w:bidi="ar"/>
               </w:rPr>
               <w:t>Câu hỏi làm rõ</w:t>
@@ -2860,7 +2926,7 @@
               <w:bottom w:val="single" w:color="DEE0E3" w:sz="6" w:space="0"/>
               <w:right w:val="single" w:color="DEE0E3" w:sz="6" w:space="0"/>
             </w:tcBorders>
-            <w:shd w:val="clear"/>
+            <w:shd w:val="clear" w:color="auto" w:fill="auto"/>
             <w:tcMar>
               <w:top w:w="120" w:type="dxa"/>
               <w:left w:w="120" w:type="dxa"/>
@@ -2895,7 +2961,6 @@
                 <w:kern w:val="0"/>
                 <w:sz w:val="20"/>
                 <w:szCs w:val="20"/>
-                <w:bdr w:val="none" w:color="auto" w:sz="0" w:space="0"/>
                 <w:lang w:val="en-US" w:eastAsia="zh-CN" w:bidi="ar"/>
               </w:rPr>
               <w:t>Giả định tạm thời</w:t>
@@ -2913,7 +2978,7 @@
             <w:insideH w:val="none" w:color="auto" w:sz="0" w:space="0"/>
             <w:insideV w:val="none" w:color="auto" w:sz="0" w:space="0"/>
           </w:tblBorders>
-          <w:shd w:val="clear"/>
+          <w:shd w:val="clear" w:color="auto" w:fill="auto"/>
           <w:tblCellMar>
             <w:top w:w="15" w:type="dxa"/>
             <w:left w:w="15" w:type="dxa"/>
@@ -2933,7 +2998,7 @@
               <w:bottom w:val="single" w:color="DEE0E3" w:sz="6" w:space="0"/>
               <w:right w:val="single" w:color="DEE0E3" w:sz="6" w:space="0"/>
             </w:tcBorders>
-            <w:shd w:val="clear"/>
+            <w:shd w:val="clear" w:color="auto" w:fill="auto"/>
             <w:tcMar>
               <w:top w:w="120" w:type="dxa"/>
               <w:left w:w="120" w:type="dxa"/>
@@ -2986,7 +3051,7 @@
               <w:bottom w:val="single" w:color="DEE0E3" w:sz="6" w:space="0"/>
               <w:right w:val="single" w:color="DEE0E3" w:sz="6" w:space="0"/>
             </w:tcBorders>
-            <w:shd w:val="clear"/>
+            <w:shd w:val="clear" w:color="auto" w:fill="auto"/>
             <w:tcMar>
               <w:top w:w="120" w:type="dxa"/>
               <w:left w:w="120" w:type="dxa"/>
@@ -3029,7 +3094,7 @@
               <w:bottom w:val="single" w:color="DEE0E3" w:sz="6" w:space="0"/>
               <w:right w:val="single" w:color="DEE0E3" w:sz="6" w:space="0"/>
             </w:tcBorders>
-            <w:shd w:val="clear"/>
+            <w:shd w:val="clear" w:color="auto" w:fill="auto"/>
             <w:tcMar>
               <w:top w:w="120" w:type="dxa"/>
               <w:left w:w="120" w:type="dxa"/>
@@ -3074,6 +3139,7 @@
             <w:insideH w:val="none" w:color="auto" w:sz="0" w:space="0"/>
             <w:insideV w:val="none" w:color="auto" w:sz="0" w:space="0"/>
           </w:tblBorders>
+          <w:shd w:val="clear" w:color="auto" w:fill="auto"/>
           <w:tblCellMar>
             <w:top w:w="15" w:type="dxa"/>
             <w:left w:w="15" w:type="dxa"/>
@@ -3093,7 +3159,7 @@
               <w:bottom w:val="single" w:color="DEE0E3" w:sz="6" w:space="0"/>
               <w:right w:val="single" w:color="DEE0E3" w:sz="6" w:space="0"/>
             </w:tcBorders>
-            <w:shd w:val="clear"/>
+            <w:shd w:val="clear" w:color="auto" w:fill="auto"/>
             <w:tcMar>
               <w:top w:w="120" w:type="dxa"/>
               <w:left w:w="120" w:type="dxa"/>
@@ -3147,7 +3213,7 @@
               <w:bottom w:val="single" w:color="DEE0E3" w:sz="6" w:space="0"/>
               <w:right w:val="single" w:color="DEE0E3" w:sz="6" w:space="0"/>
             </w:tcBorders>
-            <w:shd w:val="clear"/>
+            <w:shd w:val="clear" w:color="auto" w:fill="auto"/>
             <w:tcMar>
               <w:top w:w="120" w:type="dxa"/>
               <w:left w:w="120" w:type="dxa"/>
@@ -3190,7 +3256,7 @@
               <w:bottom w:val="single" w:color="DEE0E3" w:sz="6" w:space="0"/>
               <w:right w:val="single" w:color="DEE0E3" w:sz="6" w:space="0"/>
             </w:tcBorders>
-            <w:shd w:val="clear"/>
+            <w:shd w:val="clear" w:color="auto" w:fill="auto"/>
             <w:tcMar>
               <w:top w:w="120" w:type="dxa"/>
               <w:left w:w="120" w:type="dxa"/>
@@ -3306,6 +3372,7 @@
     </w:p>
     <w:tbl>
       <w:tblPr>
+        <w:tblStyle w:val="5"/>
         <w:tblW w:w="8789" w:type="dxa"/>
         <w:tblInd w:w="0" w:type="dxa"/>
         <w:tblBorders>
@@ -3316,7 +3383,7 @@
           <w:insideH w:val="none" w:color="auto" w:sz="0" w:space="0"/>
           <w:insideV w:val="none" w:color="auto" w:sz="0" w:space="0"/>
         </w:tblBorders>
-        <w:shd w:val="clear"/>
+        <w:shd w:val="clear" w:color="auto" w:fill="auto"/>
         <w:tblLayout w:type="autofit"/>
         <w:tblCellMar>
           <w:top w:w="15" w:type="dxa"/>
@@ -3340,7 +3407,7 @@
             <w:insideH w:val="none" w:color="auto" w:sz="0" w:space="0"/>
             <w:insideV w:val="none" w:color="auto" w:sz="0" w:space="0"/>
           </w:tblBorders>
-          <w:shd w:val="clear"/>
+          <w:shd w:val="clear" w:color="auto" w:fill="auto"/>
           <w:tblCellMar>
             <w:top w:w="15" w:type="dxa"/>
             <w:left w:w="15" w:type="dxa"/>
@@ -3360,7 +3427,7 @@
               <w:bottom w:val="single" w:color="DEE0E3" w:sz="6" w:space="0"/>
               <w:right w:val="single" w:color="DEE0E3" w:sz="6" w:space="0"/>
             </w:tcBorders>
-            <w:shd w:val="clear"/>
+            <w:shd w:val="clear" w:color="auto" w:fill="auto"/>
             <w:tcMar>
               <w:top w:w="120" w:type="dxa"/>
               <w:left w:w="120" w:type="dxa"/>
@@ -3395,7 +3462,6 @@
                 <w:kern w:val="0"/>
                 <w:sz w:val="20"/>
                 <w:szCs w:val="20"/>
-                <w:bdr w:val="none" w:color="auto" w:sz="0" w:space="0"/>
                 <w:lang w:val="en-US" w:eastAsia="zh-CN" w:bidi="ar"/>
               </w:rPr>
               <w:t>Bước</w:t>
@@ -3411,7 +3477,7 @@
               <w:bottom w:val="single" w:color="DEE0E3" w:sz="6" w:space="0"/>
               <w:right w:val="single" w:color="DEE0E3" w:sz="6" w:space="0"/>
             </w:tcBorders>
-            <w:shd w:val="clear"/>
+            <w:shd w:val="clear" w:color="auto" w:fill="auto"/>
             <w:tcMar>
               <w:top w:w="120" w:type="dxa"/>
               <w:left w:w="120" w:type="dxa"/>
@@ -3446,7 +3512,6 @@
                 <w:kern w:val="0"/>
                 <w:sz w:val="20"/>
                 <w:szCs w:val="20"/>
-                <w:bdr w:val="none" w:color="auto" w:sz="0" w:space="0"/>
                 <w:lang w:val="en-US" w:eastAsia="zh-CN" w:bidi="ar"/>
               </w:rPr>
               <w:t>Actor</w:t>
@@ -3462,7 +3527,7 @@
               <w:bottom w:val="single" w:color="DEE0E3" w:sz="6" w:space="0"/>
               <w:right w:val="single" w:color="DEE0E3" w:sz="6" w:space="0"/>
             </w:tcBorders>
-            <w:shd w:val="clear"/>
+            <w:shd w:val="clear" w:color="auto" w:fill="auto"/>
             <w:tcMar>
               <w:top w:w="120" w:type="dxa"/>
               <w:left w:w="120" w:type="dxa"/>
@@ -3497,7 +3562,6 @@
                 <w:kern w:val="0"/>
                 <w:sz w:val="20"/>
                 <w:szCs w:val="20"/>
-                <w:bdr w:val="none" w:color="auto" w:sz="0" w:space="0"/>
                 <w:lang w:val="en-US" w:eastAsia="zh-CN" w:bidi="ar"/>
               </w:rPr>
               <w:t>Hành động</w:t>
@@ -3515,7 +3579,7 @@
             <w:insideH w:val="none" w:color="auto" w:sz="0" w:space="0"/>
             <w:insideV w:val="none" w:color="auto" w:sz="0" w:space="0"/>
           </w:tblBorders>
-          <w:shd w:val="clear"/>
+          <w:shd w:val="clear" w:color="auto" w:fill="auto"/>
           <w:tblCellMar>
             <w:top w:w="15" w:type="dxa"/>
             <w:left w:w="15" w:type="dxa"/>
@@ -3535,7 +3599,7 @@
               <w:bottom w:val="single" w:color="DEE0E3" w:sz="6" w:space="0"/>
               <w:right w:val="single" w:color="DEE0E3" w:sz="6" w:space="0"/>
             </w:tcBorders>
-            <w:shd w:val="clear"/>
+            <w:shd w:val="clear" w:color="auto" w:fill="auto"/>
             <w:tcMar>
               <w:top w:w="120" w:type="dxa"/>
               <w:left w:w="120" w:type="dxa"/>
@@ -3578,7 +3642,7 @@
               <w:bottom w:val="single" w:color="DEE0E3" w:sz="6" w:space="0"/>
               <w:right w:val="single" w:color="DEE0E3" w:sz="6" w:space="0"/>
             </w:tcBorders>
-            <w:shd w:val="clear"/>
+            <w:shd w:val="clear" w:color="auto" w:fill="auto"/>
             <w:tcMar>
               <w:top w:w="120" w:type="dxa"/>
               <w:left w:w="120" w:type="dxa"/>
@@ -3621,7 +3685,7 @@
               <w:bottom w:val="single" w:color="DEE0E3" w:sz="6" w:space="0"/>
               <w:right w:val="single" w:color="DEE0E3" w:sz="6" w:space="0"/>
             </w:tcBorders>
-            <w:shd w:val="clear"/>
+            <w:shd w:val="clear" w:color="auto" w:fill="auto"/>
             <w:tcMar>
               <w:top w:w="120" w:type="dxa"/>
               <w:left w:w="120" w:type="dxa"/>
@@ -3666,7 +3730,7 @@
             <w:insideH w:val="none" w:color="auto" w:sz="0" w:space="0"/>
             <w:insideV w:val="none" w:color="auto" w:sz="0" w:space="0"/>
           </w:tblBorders>
-          <w:shd w:val="clear"/>
+          <w:shd w:val="clear" w:color="auto" w:fill="auto"/>
           <w:tblCellMar>
             <w:top w:w="15" w:type="dxa"/>
             <w:left w:w="15" w:type="dxa"/>
@@ -3686,7 +3750,7 @@
               <w:bottom w:val="single" w:color="DEE0E3" w:sz="6" w:space="0"/>
               <w:right w:val="single" w:color="DEE0E3" w:sz="6" w:space="0"/>
             </w:tcBorders>
-            <w:shd w:val="clear"/>
+            <w:shd w:val="clear" w:color="auto" w:fill="auto"/>
             <w:tcMar>
               <w:top w:w="120" w:type="dxa"/>
               <w:left w:w="120" w:type="dxa"/>
@@ -3729,7 +3793,7 @@
               <w:bottom w:val="single" w:color="DEE0E3" w:sz="6" w:space="0"/>
               <w:right w:val="single" w:color="DEE0E3" w:sz="6" w:space="0"/>
             </w:tcBorders>
-            <w:shd w:val="clear"/>
+            <w:shd w:val="clear" w:color="auto" w:fill="auto"/>
             <w:tcMar>
               <w:top w:w="120" w:type="dxa"/>
               <w:left w:w="120" w:type="dxa"/>
@@ -3772,7 +3836,7 @@
               <w:bottom w:val="single" w:color="DEE0E3" w:sz="6" w:space="0"/>
               <w:right w:val="single" w:color="DEE0E3" w:sz="6" w:space="0"/>
             </w:tcBorders>
-            <w:shd w:val="clear"/>
+            <w:shd w:val="clear" w:color="auto" w:fill="auto"/>
             <w:tcMar>
               <w:top w:w="120" w:type="dxa"/>
               <w:left w:w="120" w:type="dxa"/>
@@ -3817,6 +3881,7 @@
             <w:insideH w:val="none" w:color="auto" w:sz="0" w:space="0"/>
             <w:insideV w:val="none" w:color="auto" w:sz="0" w:space="0"/>
           </w:tblBorders>
+          <w:shd w:val="clear" w:color="auto" w:fill="auto"/>
           <w:tblCellMar>
             <w:top w:w="15" w:type="dxa"/>
             <w:left w:w="15" w:type="dxa"/>
@@ -3836,28 +3901,27 @@
               <w:bottom w:val="single" w:color="DEE0E3" w:sz="6" w:space="0"/>
               <w:right w:val="single" w:color="DEE0E3" w:sz="6" w:space="0"/>
             </w:tcBorders>
-            <w:shd w:val="clear"/>
-            <w:tcMar>
-              <w:top w:w="120" w:type="dxa"/>
-              <w:left w:w="120" w:type="dxa"/>
-              <w:bottom w:w="120" w:type="dxa"/>
-              <w:right w:w="120" w:type="dxa"/>
-            </w:tcMar>
-            <w:vAlign w:val="center"/>
-          </w:tcPr>
-          <w:p>
-            <w:pPr>
-              <w:keepNext w:val="0"/>
-              <w:keepLines w:val="0"/>
-              <w:widowControl/>
-              <w:suppressLineNumbers w:val="0"/>
-              <w:jc w:val="left"/>
-              <w:rPr>
-                <w:rFonts w:hint="default" w:ascii="Consolas" w:hAnsi="Consolas" w:eastAsia="SimSun" w:cs="Consolas"/>
-                <w:kern w:val="0"/>
-                <w:sz w:val="20"/>
-                <w:szCs w:val="20"/>
-                <w:bdr w:val="none" w:color="auto" w:sz="0" w:space="0"/>
+            <w:shd w:val="clear" w:color="auto" w:fill="auto"/>
+            <w:tcMar>
+              <w:top w:w="120" w:type="dxa"/>
+              <w:left w:w="120" w:type="dxa"/>
+              <w:bottom w:w="120" w:type="dxa"/>
+              <w:right w:w="120" w:type="dxa"/>
+            </w:tcMar>
+            <w:vAlign w:val="center"/>
+          </w:tcPr>
+          <w:p>
+            <w:pPr>
+              <w:keepNext w:val="0"/>
+              <w:keepLines w:val="0"/>
+              <w:widowControl/>
+              <w:suppressLineNumbers w:val="0"/>
+              <w:jc w:val="left"/>
+              <w:rPr>
+                <w:rFonts w:hint="default" w:ascii="Consolas" w:hAnsi="Consolas" w:eastAsia="SimSun" w:cs="Consolas"/>
+                <w:kern w:val="0"/>
+                <w:sz w:val="20"/>
+                <w:szCs w:val="20"/>
                 <w:lang w:val="en-US" w:eastAsia="zh-CN" w:bidi="ar"/>
               </w:rPr>
             </w:pPr>
@@ -3882,7 +3946,7 @@
               <w:bottom w:val="single" w:color="DEE0E3" w:sz="6" w:space="0"/>
               <w:right w:val="single" w:color="DEE0E3" w:sz="6" w:space="0"/>
             </w:tcBorders>
-            <w:shd w:val="clear"/>
+            <w:shd w:val="clear" w:color="auto" w:fill="auto"/>
             <w:tcMar>
               <w:top w:w="120" w:type="dxa"/>
               <w:left w:w="120" w:type="dxa"/>
@@ -3925,7 +3989,7 @@
               <w:bottom w:val="single" w:color="DEE0E3" w:sz="6" w:space="0"/>
               <w:right w:val="single" w:color="DEE0E3" w:sz="6" w:space="0"/>
             </w:tcBorders>
-            <w:shd w:val="clear"/>
+            <w:shd w:val="clear" w:color="auto" w:fill="auto"/>
             <w:tcMar>
               <w:top w:w="120" w:type="dxa"/>
               <w:left w:w="120" w:type="dxa"/>
@@ -3991,6 +4055,7 @@
             <w:insideH w:val="none" w:color="auto" w:sz="0" w:space="0"/>
             <w:insideV w:val="none" w:color="auto" w:sz="0" w:space="0"/>
           </w:tblBorders>
+          <w:shd w:val="clear" w:color="auto" w:fill="auto"/>
           <w:tblCellMar>
             <w:top w:w="15" w:type="dxa"/>
             <w:left w:w="15" w:type="dxa"/>
@@ -4010,28 +4075,27 @@
               <w:bottom w:val="single" w:color="DEE0E3" w:sz="6" w:space="0"/>
               <w:right w:val="single" w:color="DEE0E3" w:sz="6" w:space="0"/>
             </w:tcBorders>
-            <w:shd w:val="clear"/>
-            <w:tcMar>
-              <w:top w:w="120" w:type="dxa"/>
-              <w:left w:w="120" w:type="dxa"/>
-              <w:bottom w:w="120" w:type="dxa"/>
-              <w:right w:w="120" w:type="dxa"/>
-            </w:tcMar>
-            <w:vAlign w:val="center"/>
-          </w:tcPr>
-          <w:p>
-            <w:pPr>
-              <w:keepNext w:val="0"/>
-              <w:keepLines w:val="0"/>
-              <w:widowControl/>
-              <w:suppressLineNumbers w:val="0"/>
-              <w:jc w:val="left"/>
-              <w:rPr>
-                <w:rFonts w:hint="default" w:ascii="Consolas" w:hAnsi="Consolas" w:eastAsia="SimSun" w:cs="Consolas"/>
-                <w:kern w:val="0"/>
-                <w:sz w:val="20"/>
-                <w:szCs w:val="20"/>
-                <w:bdr w:val="none" w:color="auto" w:sz="0" w:space="0"/>
+            <w:shd w:val="clear" w:color="auto" w:fill="auto"/>
+            <w:tcMar>
+              <w:top w:w="120" w:type="dxa"/>
+              <w:left w:w="120" w:type="dxa"/>
+              <w:bottom w:w="120" w:type="dxa"/>
+              <w:right w:w="120" w:type="dxa"/>
+            </w:tcMar>
+            <w:vAlign w:val="center"/>
+          </w:tcPr>
+          <w:p>
+            <w:pPr>
+              <w:keepNext w:val="0"/>
+              <w:keepLines w:val="0"/>
+              <w:widowControl/>
+              <w:suppressLineNumbers w:val="0"/>
+              <w:jc w:val="left"/>
+              <w:rPr>
+                <w:rFonts w:hint="default" w:ascii="Consolas" w:hAnsi="Consolas" w:eastAsia="SimSun" w:cs="Consolas"/>
+                <w:kern w:val="0"/>
+                <w:sz w:val="20"/>
+                <w:szCs w:val="20"/>
                 <w:lang w:val="en-US" w:eastAsia="zh-CN" w:bidi="ar"/>
               </w:rPr>
             </w:pPr>
@@ -4056,7 +4120,7 @@
               <w:bottom w:val="single" w:color="DEE0E3" w:sz="6" w:space="0"/>
               <w:right w:val="single" w:color="DEE0E3" w:sz="6" w:space="0"/>
             </w:tcBorders>
-            <w:shd w:val="clear"/>
+            <w:shd w:val="clear" w:color="auto" w:fill="auto"/>
             <w:tcMar>
               <w:top w:w="120" w:type="dxa"/>
               <w:left w:w="120" w:type="dxa"/>
@@ -4099,7 +4163,7 @@
               <w:bottom w:val="single" w:color="DEE0E3" w:sz="6" w:space="0"/>
               <w:right w:val="single" w:color="DEE0E3" w:sz="6" w:space="0"/>
             </w:tcBorders>
-            <w:shd w:val="clear"/>
+            <w:shd w:val="clear" w:color="auto" w:fill="auto"/>
             <w:tcMar>
               <w:top w:w="120" w:type="dxa"/>
               <w:left w:w="120" w:type="dxa"/>
@@ -4165,6 +4229,7 @@
             <w:insideH w:val="none" w:color="auto" w:sz="0" w:space="0"/>
             <w:insideV w:val="none" w:color="auto" w:sz="0" w:space="0"/>
           </w:tblBorders>
+          <w:shd w:val="clear" w:color="auto" w:fill="auto"/>
           <w:tblCellMar>
             <w:top w:w="15" w:type="dxa"/>
             <w:left w:w="15" w:type="dxa"/>
@@ -4184,28 +4249,27 @@
               <w:bottom w:val="single" w:color="DEE0E3" w:sz="6" w:space="0"/>
               <w:right w:val="single" w:color="DEE0E3" w:sz="6" w:space="0"/>
             </w:tcBorders>
-            <w:shd w:val="clear"/>
-            <w:tcMar>
-              <w:top w:w="120" w:type="dxa"/>
-              <w:left w:w="120" w:type="dxa"/>
-              <w:bottom w:w="120" w:type="dxa"/>
-              <w:right w:w="120" w:type="dxa"/>
-            </w:tcMar>
-            <w:vAlign w:val="center"/>
-          </w:tcPr>
-          <w:p>
-            <w:pPr>
-              <w:keepNext w:val="0"/>
-              <w:keepLines w:val="0"/>
-              <w:widowControl/>
-              <w:suppressLineNumbers w:val="0"/>
-              <w:jc w:val="left"/>
-              <w:rPr>
-                <w:rFonts w:hint="default" w:ascii="Consolas" w:hAnsi="Consolas" w:eastAsia="SimSun" w:cs="Consolas"/>
-                <w:kern w:val="0"/>
-                <w:sz w:val="20"/>
-                <w:szCs w:val="20"/>
-                <w:bdr w:val="none" w:color="auto" w:sz="0" w:space="0"/>
+            <w:shd w:val="clear" w:color="auto" w:fill="auto"/>
+            <w:tcMar>
+              <w:top w:w="120" w:type="dxa"/>
+              <w:left w:w="120" w:type="dxa"/>
+              <w:bottom w:w="120" w:type="dxa"/>
+              <w:right w:w="120" w:type="dxa"/>
+            </w:tcMar>
+            <w:vAlign w:val="center"/>
+          </w:tcPr>
+          <w:p>
+            <w:pPr>
+              <w:keepNext w:val="0"/>
+              <w:keepLines w:val="0"/>
+              <w:widowControl/>
+              <w:suppressLineNumbers w:val="0"/>
+              <w:jc w:val="left"/>
+              <w:rPr>
+                <w:rFonts w:hint="default" w:ascii="Consolas" w:hAnsi="Consolas" w:eastAsia="SimSun" w:cs="Consolas"/>
+                <w:kern w:val="0"/>
+                <w:sz w:val="20"/>
+                <w:szCs w:val="20"/>
                 <w:lang w:val="en-US" w:eastAsia="zh-CN" w:bidi="ar"/>
               </w:rPr>
             </w:pPr>
@@ -4230,7 +4294,7 @@
               <w:bottom w:val="single" w:color="DEE0E3" w:sz="6" w:space="0"/>
               <w:right w:val="single" w:color="DEE0E3" w:sz="6" w:space="0"/>
             </w:tcBorders>
-            <w:shd w:val="clear"/>
+            <w:shd w:val="clear" w:color="auto" w:fill="auto"/>
             <w:tcMar>
               <w:top w:w="120" w:type="dxa"/>
               <w:left w:w="120" w:type="dxa"/>
@@ -4273,7 +4337,7 @@
               <w:bottom w:val="single" w:color="DEE0E3" w:sz="6" w:space="0"/>
               <w:right w:val="single" w:color="DEE0E3" w:sz="6" w:space="0"/>
             </w:tcBorders>
-            <w:shd w:val="clear"/>
+            <w:shd w:val="clear" w:color="auto" w:fill="auto"/>
             <w:tcMar>
               <w:top w:w="120" w:type="dxa"/>
               <w:left w:w="120" w:type="dxa"/>
@@ -4318,7 +4382,7 @@
             <w:insideH w:val="none" w:color="auto" w:sz="0" w:space="0"/>
             <w:insideV w:val="none" w:color="auto" w:sz="0" w:space="0"/>
           </w:tblBorders>
-          <w:shd w:val="clear"/>
+          <w:shd w:val="clear" w:color="auto" w:fill="auto"/>
           <w:tblCellMar>
             <w:top w:w="15" w:type="dxa"/>
             <w:left w:w="15" w:type="dxa"/>
@@ -4338,28 +4402,27 @@
               <w:bottom w:val="single" w:color="DEE0E3" w:sz="6" w:space="0"/>
               <w:right w:val="single" w:color="DEE0E3" w:sz="6" w:space="0"/>
             </w:tcBorders>
-            <w:shd w:val="clear"/>
-            <w:tcMar>
-              <w:top w:w="120" w:type="dxa"/>
-              <w:left w:w="120" w:type="dxa"/>
-              <w:bottom w:w="120" w:type="dxa"/>
-              <w:right w:w="120" w:type="dxa"/>
-            </w:tcMar>
-            <w:vAlign w:val="center"/>
-          </w:tcPr>
-          <w:p>
-            <w:pPr>
-              <w:keepNext w:val="0"/>
-              <w:keepLines w:val="0"/>
-              <w:widowControl/>
-              <w:suppressLineNumbers w:val="0"/>
-              <w:jc w:val="left"/>
-              <w:rPr>
-                <w:rFonts w:hint="default" w:ascii="Consolas" w:hAnsi="Consolas" w:eastAsia="SimSun" w:cs="Consolas"/>
-                <w:kern w:val="0"/>
-                <w:sz w:val="20"/>
-                <w:szCs w:val="20"/>
-                <w:bdr w:val="none" w:color="auto" w:sz="0" w:space="0"/>
+            <w:shd w:val="clear" w:color="auto" w:fill="auto"/>
+            <w:tcMar>
+              <w:top w:w="120" w:type="dxa"/>
+              <w:left w:w="120" w:type="dxa"/>
+              <w:bottom w:w="120" w:type="dxa"/>
+              <w:right w:w="120" w:type="dxa"/>
+            </w:tcMar>
+            <w:vAlign w:val="center"/>
+          </w:tcPr>
+          <w:p>
+            <w:pPr>
+              <w:keepNext w:val="0"/>
+              <w:keepLines w:val="0"/>
+              <w:widowControl/>
+              <w:suppressLineNumbers w:val="0"/>
+              <w:jc w:val="left"/>
+              <w:rPr>
+                <w:rFonts w:hint="default" w:ascii="Consolas" w:hAnsi="Consolas" w:eastAsia="SimSun" w:cs="Consolas"/>
+                <w:kern w:val="0"/>
+                <w:sz w:val="20"/>
+                <w:szCs w:val="20"/>
                 <w:lang w:val="en-US" w:eastAsia="zh-CN" w:bidi="ar"/>
               </w:rPr>
             </w:pPr>
@@ -4384,7 +4447,7 @@
               <w:bottom w:val="single" w:color="DEE0E3" w:sz="6" w:space="0"/>
               <w:right w:val="single" w:color="DEE0E3" w:sz="6" w:space="0"/>
             </w:tcBorders>
-            <w:shd w:val="clear"/>
+            <w:shd w:val="clear" w:color="auto" w:fill="auto"/>
             <w:tcMar>
               <w:top w:w="120" w:type="dxa"/>
               <w:left w:w="120" w:type="dxa"/>
@@ -4427,7 +4490,7 @@
               <w:bottom w:val="single" w:color="DEE0E3" w:sz="6" w:space="0"/>
               <w:right w:val="single" w:color="DEE0E3" w:sz="6" w:space="0"/>
             </w:tcBorders>
-            <w:shd w:val="clear"/>
+            <w:shd w:val="clear" w:color="auto" w:fill="auto"/>
             <w:tcMar>
               <w:top w:w="120" w:type="dxa"/>
               <w:left w:w="120" w:type="dxa"/>
@@ -4472,7 +4535,7 @@
             <w:insideH w:val="none" w:color="auto" w:sz="0" w:space="0"/>
             <w:insideV w:val="none" w:color="auto" w:sz="0" w:space="0"/>
           </w:tblBorders>
-          <w:shd w:val="clear"/>
+          <w:shd w:val="clear" w:color="auto" w:fill="auto"/>
           <w:tblCellMar>
             <w:top w:w="15" w:type="dxa"/>
             <w:left w:w="15" w:type="dxa"/>
@@ -4492,28 +4555,27 @@
               <w:bottom w:val="single" w:color="DEE0E3" w:sz="6" w:space="0"/>
               <w:right w:val="single" w:color="DEE0E3" w:sz="6" w:space="0"/>
             </w:tcBorders>
-            <w:shd w:val="clear"/>
-            <w:tcMar>
-              <w:top w:w="120" w:type="dxa"/>
-              <w:left w:w="120" w:type="dxa"/>
-              <w:bottom w:w="120" w:type="dxa"/>
-              <w:right w:w="120" w:type="dxa"/>
-            </w:tcMar>
-            <w:vAlign w:val="center"/>
-          </w:tcPr>
-          <w:p>
-            <w:pPr>
-              <w:keepNext w:val="0"/>
-              <w:keepLines w:val="0"/>
-              <w:widowControl/>
-              <w:suppressLineNumbers w:val="0"/>
-              <w:jc w:val="left"/>
-              <w:rPr>
-                <w:rFonts w:hint="default" w:ascii="Consolas" w:hAnsi="Consolas" w:eastAsia="SimSun" w:cs="Consolas"/>
-                <w:kern w:val="0"/>
-                <w:sz w:val="20"/>
-                <w:szCs w:val="20"/>
-                <w:bdr w:val="none" w:color="auto" w:sz="0" w:space="0"/>
+            <w:shd w:val="clear" w:color="auto" w:fill="auto"/>
+            <w:tcMar>
+              <w:top w:w="120" w:type="dxa"/>
+              <w:left w:w="120" w:type="dxa"/>
+              <w:bottom w:w="120" w:type="dxa"/>
+              <w:right w:w="120" w:type="dxa"/>
+            </w:tcMar>
+            <w:vAlign w:val="center"/>
+          </w:tcPr>
+          <w:p>
+            <w:pPr>
+              <w:keepNext w:val="0"/>
+              <w:keepLines w:val="0"/>
+              <w:widowControl/>
+              <w:suppressLineNumbers w:val="0"/>
+              <w:jc w:val="left"/>
+              <w:rPr>
+                <w:rFonts w:hint="default" w:ascii="Consolas" w:hAnsi="Consolas" w:eastAsia="SimSun" w:cs="Consolas"/>
+                <w:kern w:val="0"/>
+                <w:sz w:val="20"/>
+                <w:szCs w:val="20"/>
                 <w:lang w:val="en-US" w:eastAsia="zh-CN" w:bidi="ar"/>
               </w:rPr>
             </w:pPr>
@@ -4538,7 +4600,7 @@
               <w:bottom w:val="single" w:color="DEE0E3" w:sz="6" w:space="0"/>
               <w:right w:val="single" w:color="DEE0E3" w:sz="6" w:space="0"/>
             </w:tcBorders>
-            <w:shd w:val="clear"/>
+            <w:shd w:val="clear" w:color="auto" w:fill="auto"/>
             <w:tcMar>
               <w:top w:w="120" w:type="dxa"/>
               <w:left w:w="120" w:type="dxa"/>
@@ -4581,7 +4643,7 @@
               <w:bottom w:val="single" w:color="DEE0E3" w:sz="6" w:space="0"/>
               <w:right w:val="single" w:color="DEE0E3" w:sz="6" w:space="0"/>
             </w:tcBorders>
-            <w:shd w:val="clear"/>
+            <w:shd w:val="clear" w:color="auto" w:fill="auto"/>
             <w:tcMar>
               <w:top w:w="120" w:type="dxa"/>
               <w:left w:w="120" w:type="dxa"/>
@@ -4626,6 +4688,7 @@
             <w:insideH w:val="none" w:color="auto" w:sz="0" w:space="0"/>
             <w:insideV w:val="none" w:color="auto" w:sz="0" w:space="0"/>
           </w:tblBorders>
+          <w:shd w:val="clear" w:color="auto" w:fill="auto"/>
           <w:tblCellMar>
             <w:top w:w="15" w:type="dxa"/>
             <w:left w:w="15" w:type="dxa"/>
@@ -4645,28 +4708,27 @@
               <w:bottom w:val="single" w:color="DEE0E3" w:sz="6" w:space="0"/>
               <w:right w:val="single" w:color="DEE0E3" w:sz="6" w:space="0"/>
             </w:tcBorders>
-            <w:shd w:val="clear"/>
-            <w:tcMar>
-              <w:top w:w="120" w:type="dxa"/>
-              <w:left w:w="120" w:type="dxa"/>
-              <w:bottom w:w="120" w:type="dxa"/>
-              <w:right w:w="120" w:type="dxa"/>
-            </w:tcMar>
-            <w:vAlign w:val="center"/>
-          </w:tcPr>
-          <w:p>
-            <w:pPr>
-              <w:keepNext w:val="0"/>
-              <w:keepLines w:val="0"/>
-              <w:widowControl/>
-              <w:suppressLineNumbers w:val="0"/>
-              <w:jc w:val="left"/>
-              <w:rPr>
-                <w:rFonts w:hint="default" w:ascii="Consolas" w:hAnsi="Consolas" w:eastAsia="SimSun" w:cs="Consolas"/>
-                <w:kern w:val="0"/>
-                <w:sz w:val="20"/>
-                <w:szCs w:val="20"/>
-                <w:bdr w:val="none" w:color="auto" w:sz="0" w:space="0"/>
+            <w:shd w:val="clear" w:color="auto" w:fill="auto"/>
+            <w:tcMar>
+              <w:top w:w="120" w:type="dxa"/>
+              <w:left w:w="120" w:type="dxa"/>
+              <w:bottom w:w="120" w:type="dxa"/>
+              <w:right w:w="120" w:type="dxa"/>
+            </w:tcMar>
+            <w:vAlign w:val="center"/>
+          </w:tcPr>
+          <w:p>
+            <w:pPr>
+              <w:keepNext w:val="0"/>
+              <w:keepLines w:val="0"/>
+              <w:widowControl/>
+              <w:suppressLineNumbers w:val="0"/>
+              <w:jc w:val="left"/>
+              <w:rPr>
+                <w:rFonts w:hint="default" w:ascii="Consolas" w:hAnsi="Consolas" w:eastAsia="SimSun" w:cs="Consolas"/>
+                <w:kern w:val="0"/>
+                <w:sz w:val="20"/>
+                <w:szCs w:val="20"/>
                 <w:lang w:val="en-US" w:eastAsia="zh-CN" w:bidi="ar"/>
               </w:rPr>
             </w:pPr>
@@ -4691,7 +4753,7 @@
               <w:bottom w:val="single" w:color="DEE0E3" w:sz="6" w:space="0"/>
               <w:right w:val="single" w:color="DEE0E3" w:sz="6" w:space="0"/>
             </w:tcBorders>
-            <w:shd w:val="clear"/>
+            <w:shd w:val="clear" w:color="auto" w:fill="auto"/>
             <w:tcMar>
               <w:top w:w="120" w:type="dxa"/>
               <w:left w:w="120" w:type="dxa"/>
@@ -4734,7 +4796,7 @@
               <w:bottom w:val="single" w:color="DEE0E3" w:sz="6" w:space="0"/>
               <w:right w:val="single" w:color="DEE0E3" w:sz="6" w:space="0"/>
             </w:tcBorders>
-            <w:shd w:val="clear"/>
+            <w:shd w:val="clear" w:color="auto" w:fill="auto"/>
             <w:tcMar>
               <w:top w:w="120" w:type="dxa"/>
               <w:left w:w="120" w:type="dxa"/>
@@ -4800,7 +4862,7 @@
             <w:insideH w:val="none" w:color="auto" w:sz="0" w:space="0"/>
             <w:insideV w:val="none" w:color="auto" w:sz="0" w:space="0"/>
           </w:tblBorders>
-          <w:shd w:val="clear"/>
+          <w:shd w:val="clear" w:color="auto" w:fill="auto"/>
           <w:tblCellMar>
             <w:top w:w="15" w:type="dxa"/>
             <w:left w:w="15" w:type="dxa"/>
@@ -4820,28 +4882,27 @@
               <w:bottom w:val="single" w:color="DEE0E3" w:sz="6" w:space="0"/>
               <w:right w:val="single" w:color="DEE0E3" w:sz="6" w:space="0"/>
             </w:tcBorders>
-            <w:shd w:val="clear"/>
-            <w:tcMar>
-              <w:top w:w="120" w:type="dxa"/>
-              <w:left w:w="120" w:type="dxa"/>
-              <w:bottom w:w="120" w:type="dxa"/>
-              <w:right w:w="120" w:type="dxa"/>
-            </w:tcMar>
-            <w:vAlign w:val="center"/>
-          </w:tcPr>
-          <w:p>
-            <w:pPr>
-              <w:keepNext w:val="0"/>
-              <w:keepLines w:val="0"/>
-              <w:widowControl/>
-              <w:suppressLineNumbers w:val="0"/>
-              <w:jc w:val="left"/>
-              <w:rPr>
-                <w:rFonts w:hint="default" w:ascii="Consolas" w:hAnsi="Consolas" w:eastAsia="SimSun" w:cs="Consolas"/>
-                <w:kern w:val="0"/>
-                <w:sz w:val="20"/>
-                <w:szCs w:val="20"/>
-                <w:bdr w:val="none" w:color="auto" w:sz="0" w:space="0"/>
+            <w:shd w:val="clear" w:color="auto" w:fill="auto"/>
+            <w:tcMar>
+              <w:top w:w="120" w:type="dxa"/>
+              <w:left w:w="120" w:type="dxa"/>
+              <w:bottom w:w="120" w:type="dxa"/>
+              <w:right w:w="120" w:type="dxa"/>
+            </w:tcMar>
+            <w:vAlign w:val="center"/>
+          </w:tcPr>
+          <w:p>
+            <w:pPr>
+              <w:keepNext w:val="0"/>
+              <w:keepLines w:val="0"/>
+              <w:widowControl/>
+              <w:suppressLineNumbers w:val="0"/>
+              <w:jc w:val="left"/>
+              <w:rPr>
+                <w:rFonts w:hint="default" w:ascii="Consolas" w:hAnsi="Consolas" w:eastAsia="SimSun" w:cs="Consolas"/>
+                <w:kern w:val="0"/>
+                <w:sz w:val="20"/>
+                <w:szCs w:val="20"/>
                 <w:lang w:val="en-US" w:eastAsia="zh-CN" w:bidi="ar"/>
               </w:rPr>
             </w:pPr>
@@ -4866,7 +4927,7 @@
               <w:bottom w:val="single" w:color="DEE0E3" w:sz="6" w:space="0"/>
               <w:right w:val="single" w:color="DEE0E3" w:sz="6" w:space="0"/>
             </w:tcBorders>
-            <w:shd w:val="clear"/>
+            <w:shd w:val="clear" w:color="auto" w:fill="auto"/>
             <w:tcMar>
               <w:top w:w="120" w:type="dxa"/>
               <w:left w:w="120" w:type="dxa"/>
@@ -4909,7 +4970,7 @@
               <w:bottom w:val="single" w:color="DEE0E3" w:sz="6" w:space="0"/>
               <w:right w:val="single" w:color="DEE0E3" w:sz="6" w:space="0"/>
             </w:tcBorders>
-            <w:shd w:val="clear"/>
+            <w:shd w:val="clear" w:color="auto" w:fill="auto"/>
             <w:tcMar>
               <w:top w:w="120" w:type="dxa"/>
               <w:left w:w="120" w:type="dxa"/>
@@ -4962,7 +5023,7 @@
       </w:pPr>
       <w:r>
         <w:rPr>
-          <w:rStyle w:val="7"/>
+          <w:rStyle w:val="8"/>
           <w:rFonts w:hint="default" w:ascii="Consolas" w:hAnsi="Consolas" w:eastAsia="SimSun" w:cs="Consolas"/>
           <w:kern w:val="0"/>
           <w:sz w:val="24"/>
@@ -5079,7 +5140,7 @@
       </w:pPr>
       <w:r>
         <w:rPr>
-          <w:rStyle w:val="7"/>
+          <w:rStyle w:val="8"/>
           <w:rFonts w:hint="default" w:ascii="Consolas" w:hAnsi="Consolas" w:eastAsia="SimSun" w:cs="Consolas"/>
           <w:kern w:val="0"/>
           <w:sz w:val="24"/>
@@ -5170,11 +5231,10 @@
         </w:rPr>
         <w:tab/>
       </w:r>
-      <w:bookmarkStart w:id="0" w:name="_GoBack"/>
-      <w:bookmarkEnd w:id="0"/>
     </w:p>
     <w:tbl>
       <w:tblPr>
+        <w:tblStyle w:val="5"/>
         <w:tblW w:w="8789" w:type="dxa"/>
         <w:tblInd w:w="0" w:type="dxa"/>
         <w:tblBorders>
@@ -5185,7 +5245,7 @@
           <w:insideH w:val="none" w:color="auto" w:sz="0" w:space="0"/>
           <w:insideV w:val="none" w:color="auto" w:sz="0" w:space="0"/>
         </w:tblBorders>
-        <w:shd w:val="clear"/>
+        <w:shd w:val="clear" w:color="auto" w:fill="auto"/>
         <w:tblLayout w:type="fixed"/>
         <w:tblCellMar>
           <w:top w:w="15" w:type="dxa"/>
@@ -5209,6 +5269,7 @@
             <w:insideH w:val="none" w:color="auto" w:sz="0" w:space="0"/>
             <w:insideV w:val="none" w:color="auto" w:sz="0" w:space="0"/>
           </w:tblBorders>
+          <w:shd w:val="clear" w:color="auto" w:fill="auto"/>
           <w:tblCellMar>
             <w:top w:w="15" w:type="dxa"/>
             <w:left w:w="15" w:type="dxa"/>
@@ -5228,7 +5289,7 @@
               <w:bottom w:val="single" w:color="DEE0E3" w:sz="6" w:space="0"/>
               <w:right w:val="single" w:color="DEE0E3" w:sz="6" w:space="0"/>
             </w:tcBorders>
-            <w:shd w:val="clear"/>
+            <w:shd w:val="clear" w:color="auto" w:fill="auto"/>
             <w:tcMar>
               <w:top w:w="120" w:type="dxa"/>
               <w:left w:w="120" w:type="dxa"/>
@@ -5263,7 +5324,6 @@
                 <w:kern w:val="0"/>
                 <w:sz w:val="20"/>
                 <w:szCs w:val="20"/>
-                <w:bdr w:val="none" w:color="auto" w:sz="0" w:space="0"/>
                 <w:lang w:val="en-US" w:eastAsia="zh-CN" w:bidi="ar"/>
               </w:rPr>
               <w:t>Thông tin chưa gán</w:t>
@@ -5279,7 +5339,7 @@
               <w:bottom w:val="single" w:color="DEE0E3" w:sz="6" w:space="0"/>
               <w:right w:val="single" w:color="DEE0E3" w:sz="6" w:space="0"/>
             </w:tcBorders>
-            <w:shd w:val="clear"/>
+            <w:shd w:val="clear" w:color="auto" w:fill="auto"/>
             <w:tcMar>
               <w:top w:w="120" w:type="dxa"/>
               <w:left w:w="120" w:type="dxa"/>
@@ -5314,7 +5374,6 @@
                 <w:kern w:val="0"/>
                 <w:sz w:val="20"/>
                 <w:szCs w:val="20"/>
-                <w:bdr w:val="none" w:color="auto" w:sz="0" w:space="0"/>
                 <w:lang w:val="en-US" w:eastAsia="zh-CN" w:bidi="ar"/>
               </w:rPr>
               <w:t>Đặt ở bảng</w:t>
@@ -5330,7 +5389,7 @@
               <w:bottom w:val="single" w:color="DEE0E3" w:sz="6" w:space="0"/>
               <w:right w:val="single" w:color="DEE0E3" w:sz="6" w:space="0"/>
             </w:tcBorders>
-            <w:shd w:val="clear"/>
+            <w:shd w:val="clear" w:color="auto" w:fill="auto"/>
             <w:tcMar>
               <w:top w:w="120" w:type="dxa"/>
               <w:left w:w="120" w:type="dxa"/>
@@ -5365,7 +5424,6 @@
                 <w:kern w:val="0"/>
                 <w:sz w:val="20"/>
                 <w:szCs w:val="20"/>
-                <w:bdr w:val="none" w:color="auto" w:sz="0" w:space="0"/>
                 <w:lang w:val="en-US" w:eastAsia="zh-CN" w:bidi="ar"/>
               </w:rPr>
               <w:t>Lý do</w:t>
@@ -5383,7 +5441,7 @@
             <w:insideH w:val="none" w:color="auto" w:sz="0" w:space="0"/>
             <w:insideV w:val="none" w:color="auto" w:sz="0" w:space="0"/>
           </w:tblBorders>
-          <w:shd w:val="clear"/>
+          <w:shd w:val="clear" w:color="auto" w:fill="auto"/>
           <w:tblCellMar>
             <w:top w:w="15" w:type="dxa"/>
             <w:left w:w="15" w:type="dxa"/>
@@ -5403,7 +5461,7 @@
               <w:bottom w:val="single" w:color="DEE0E3" w:sz="6" w:space="0"/>
               <w:right w:val="single" w:color="DEE0E3" w:sz="6" w:space="0"/>
             </w:tcBorders>
-            <w:shd w:val="clear"/>
+            <w:shd w:val="clear" w:color="auto" w:fill="auto"/>
             <w:tcMar>
               <w:top w:w="120" w:type="dxa"/>
               <w:left w:w="120" w:type="dxa"/>
@@ -5446,7 +5504,7 @@
               <w:bottom w:val="single" w:color="DEE0E3" w:sz="6" w:space="0"/>
               <w:right w:val="single" w:color="DEE0E3" w:sz="6" w:space="0"/>
             </w:tcBorders>
-            <w:shd w:val="clear"/>
+            <w:shd w:val="clear" w:color="auto" w:fill="auto"/>
             <w:tcMar>
               <w:top w:w="120" w:type="dxa"/>
               <w:left w:w="120" w:type="dxa"/>
@@ -5490,7 +5548,7 @@
               <w:bottom w:val="single" w:color="DEE0E3" w:sz="6" w:space="0"/>
               <w:right w:val="single" w:color="DEE0E3" w:sz="6" w:space="0"/>
             </w:tcBorders>
-            <w:shd w:val="clear"/>
+            <w:shd w:val="clear" w:color="auto" w:fill="auto"/>
             <w:tcMar>
               <w:top w:w="120" w:type="dxa"/>
               <w:left w:w="120" w:type="dxa"/>
@@ -5535,7 +5593,6 @@
             <w:insideH w:val="none" w:color="auto" w:sz="0" w:space="0"/>
             <w:insideV w:val="none" w:color="auto" w:sz="0" w:space="0"/>
           </w:tblBorders>
-          <w:shd w:val="clear"/>
           <w:tblCellMar>
             <w:top w:w="15" w:type="dxa"/>
             <w:left w:w="15" w:type="dxa"/>
@@ -5555,7 +5612,7 @@
               <w:bottom w:val="single" w:color="DEE0E3" w:sz="6" w:space="0"/>
               <w:right w:val="single" w:color="DEE0E3" w:sz="6" w:space="0"/>
             </w:tcBorders>
-            <w:shd w:val="clear"/>
+            <w:shd w:val="clear" w:color="auto" w:fill="auto"/>
             <w:tcMar>
               <w:top w:w="120" w:type="dxa"/>
               <w:left w:w="120" w:type="dxa"/>
@@ -5598,7 +5655,7 @@
               <w:bottom w:val="single" w:color="DEE0E3" w:sz="6" w:space="0"/>
               <w:right w:val="single" w:color="DEE0E3" w:sz="6" w:space="0"/>
             </w:tcBorders>
-            <w:shd w:val="clear"/>
+            <w:shd w:val="clear" w:color="auto" w:fill="auto"/>
             <w:tcMar>
               <w:top w:w="120" w:type="dxa"/>
               <w:left w:w="120" w:type="dxa"/>
@@ -5642,7 +5699,7 @@
               <w:bottom w:val="single" w:color="DEE0E3" w:sz="6" w:space="0"/>
               <w:right w:val="single" w:color="DEE0E3" w:sz="6" w:space="0"/>
             </w:tcBorders>
-            <w:shd w:val="clear"/>
+            <w:shd w:val="clear" w:color="auto" w:fill="auto"/>
             <w:tcMar>
               <w:top w:w="120" w:type="dxa"/>
               <w:left w:w="120" w:type="dxa"/>
@@ -5687,7 +5744,6 @@
             <w:insideH w:val="none" w:color="auto" w:sz="0" w:space="0"/>
             <w:insideV w:val="none" w:color="auto" w:sz="0" w:space="0"/>
           </w:tblBorders>
-          <w:shd w:val="clear"/>
           <w:tblCellMar>
             <w:top w:w="15" w:type="dxa"/>
             <w:left w:w="15" w:type="dxa"/>
@@ -5707,7 +5763,7 @@
               <w:bottom w:val="single" w:color="DEE0E3" w:sz="6" w:space="0"/>
               <w:right w:val="single" w:color="DEE0E3" w:sz="6" w:space="0"/>
             </w:tcBorders>
-            <w:shd w:val="clear"/>
+            <w:shd w:val="clear" w:color="auto" w:fill="auto"/>
             <w:tcMar>
               <w:top w:w="120" w:type="dxa"/>
               <w:left w:w="120" w:type="dxa"/>
@@ -5750,7 +5806,7 @@
               <w:bottom w:val="single" w:color="DEE0E3" w:sz="6" w:space="0"/>
               <w:right w:val="single" w:color="DEE0E3" w:sz="6" w:space="0"/>
             </w:tcBorders>
-            <w:shd w:val="clear"/>
+            <w:shd w:val="clear" w:color="auto" w:fill="auto"/>
             <w:tcMar>
               <w:top w:w="120" w:type="dxa"/>
               <w:left w:w="120" w:type="dxa"/>
@@ -5794,7 +5850,7 @@
               <w:bottom w:val="single" w:color="DEE0E3" w:sz="6" w:space="0"/>
               <w:right w:val="single" w:color="DEE0E3" w:sz="6" w:space="0"/>
             </w:tcBorders>
-            <w:shd w:val="clear"/>
+            <w:shd w:val="clear" w:color="auto" w:fill="auto"/>
             <w:tcMar>
               <w:top w:w="120" w:type="dxa"/>
               <w:left w:w="120" w:type="dxa"/>
@@ -5839,7 +5895,6 @@
             <w:insideH w:val="none" w:color="auto" w:sz="0" w:space="0"/>
             <w:insideV w:val="none" w:color="auto" w:sz="0" w:space="0"/>
           </w:tblBorders>
-          <w:shd w:val="clear"/>
           <w:tblCellMar>
             <w:top w:w="15" w:type="dxa"/>
             <w:left w:w="15" w:type="dxa"/>
@@ -5859,7 +5914,7 @@
               <w:bottom w:val="single" w:color="DEE0E3" w:sz="6" w:space="0"/>
               <w:right w:val="single" w:color="DEE0E3" w:sz="6" w:space="0"/>
             </w:tcBorders>
-            <w:shd w:val="clear"/>
+            <w:shd w:val="clear" w:color="auto" w:fill="auto"/>
             <w:tcMar>
               <w:top w:w="120" w:type="dxa"/>
               <w:left w:w="120" w:type="dxa"/>
@@ -5902,7 +5957,7 @@
               <w:bottom w:val="single" w:color="DEE0E3" w:sz="6" w:space="0"/>
               <w:right w:val="single" w:color="DEE0E3" w:sz="6" w:space="0"/>
             </w:tcBorders>
-            <w:shd w:val="clear"/>
+            <w:shd w:val="clear" w:color="auto" w:fill="auto"/>
             <w:tcMar>
               <w:top w:w="120" w:type="dxa"/>
               <w:left w:w="120" w:type="dxa"/>
@@ -5946,7 +6001,7 @@
               <w:bottom w:val="single" w:color="DEE0E3" w:sz="6" w:space="0"/>
               <w:right w:val="single" w:color="DEE0E3" w:sz="6" w:space="0"/>
             </w:tcBorders>
-            <w:shd w:val="clear"/>
+            <w:shd w:val="clear" w:color="auto" w:fill="auto"/>
             <w:tcMar>
               <w:top w:w="120" w:type="dxa"/>
               <w:left w:w="120" w:type="dxa"/>
@@ -6021,6 +6076,7 @@
     </w:p>
     <w:tbl>
       <w:tblPr>
+        <w:tblStyle w:val="5"/>
         <w:tblW w:w="8804" w:type="dxa"/>
         <w:tblInd w:w="0" w:type="dxa"/>
         <w:tblBorders>
@@ -6031,7 +6087,7 @@
           <w:insideH w:val="none" w:color="auto" w:sz="0" w:space="0"/>
           <w:insideV w:val="none" w:color="auto" w:sz="0" w:space="0"/>
         </w:tblBorders>
-        <w:shd w:val="clear"/>
+        <w:shd w:val="clear" w:color="auto" w:fill="auto"/>
         <w:tblLayout w:type="fixed"/>
         <w:tblCellMar>
           <w:top w:w="15" w:type="dxa"/>
@@ -6054,7 +6110,6 @@
             <w:insideH w:val="none" w:color="auto" w:sz="0" w:space="0"/>
             <w:insideV w:val="none" w:color="auto" w:sz="0" w:space="0"/>
           </w:tblBorders>
-          <w:shd w:val="clear"/>
           <w:tblCellMar>
             <w:top w:w="15" w:type="dxa"/>
             <w:left w:w="15" w:type="dxa"/>
@@ -6074,7 +6129,7 @@
               <w:bottom w:val="single" w:color="DEE0E3" w:sz="6" w:space="0"/>
               <w:right w:val="single" w:color="DEE0E3" w:sz="6" w:space="0"/>
             </w:tcBorders>
-            <w:shd w:val="clear"/>
+            <w:shd w:val="clear" w:color="auto" w:fill="auto"/>
             <w:tcMar>
               <w:top w:w="120" w:type="dxa"/>
               <w:left w:w="120" w:type="dxa"/>
@@ -6109,7 +6164,6 @@
                 <w:kern w:val="0"/>
                 <w:sz w:val="20"/>
                 <w:szCs w:val="20"/>
-                <w:bdr w:val="none" w:color="auto" w:sz="0" w:space="0"/>
                 <w:lang w:val="en-US" w:eastAsia="zh-CN" w:bidi="ar"/>
               </w:rPr>
               <w:t>Thuộc tính không nên lưu/dùng làm nguồn chính</w:t>
@@ -6125,7 +6179,7 @@
               <w:bottom w:val="single" w:color="DEE0E3" w:sz="6" w:space="0"/>
               <w:right w:val="single" w:color="DEE0E3" w:sz="6" w:space="0"/>
             </w:tcBorders>
-            <w:shd w:val="clear"/>
+            <w:shd w:val="clear" w:color="auto" w:fill="auto"/>
             <w:tcMar>
               <w:top w:w="120" w:type="dxa"/>
               <w:left w:w="120" w:type="dxa"/>
@@ -6160,7 +6214,6 @@
                 <w:kern w:val="0"/>
                 <w:sz w:val="20"/>
                 <w:szCs w:val="20"/>
-                <w:bdr w:val="none" w:color="auto" w:sz="0" w:space="0"/>
                 <w:lang w:val="en-US" w:eastAsia="zh-CN" w:bidi="ar"/>
               </w:rPr>
               <w:t>Giải thích</w:t>
@@ -6178,7 +6231,6 @@
             <w:insideH w:val="none" w:color="auto" w:sz="0" w:space="0"/>
             <w:insideV w:val="none" w:color="auto" w:sz="0" w:space="0"/>
           </w:tblBorders>
-          <w:shd w:val="clear"/>
           <w:tblCellMar>
             <w:top w:w="15" w:type="dxa"/>
             <w:left w:w="15" w:type="dxa"/>
@@ -6198,7 +6250,7 @@
               <w:bottom w:val="single" w:color="DEE0E3" w:sz="6" w:space="0"/>
               <w:right w:val="single" w:color="DEE0E3" w:sz="6" w:space="0"/>
             </w:tcBorders>
-            <w:shd w:val="clear"/>
+            <w:shd w:val="clear" w:color="auto" w:fill="auto"/>
             <w:tcMar>
               <w:top w:w="120" w:type="dxa"/>
               <w:left w:w="120" w:type="dxa"/>
@@ -6242,7 +6294,7 @@
               <w:bottom w:val="single" w:color="DEE0E3" w:sz="6" w:space="0"/>
               <w:right w:val="single" w:color="DEE0E3" w:sz="6" w:space="0"/>
             </w:tcBorders>
-            <w:shd w:val="clear"/>
+            <w:shd w:val="clear" w:color="auto" w:fill="auto"/>
             <w:tcMar>
               <w:top w:w="120" w:type="dxa"/>
               <w:left w:w="120" w:type="dxa"/>
@@ -6308,7 +6360,6 @@
             <w:insideH w:val="none" w:color="auto" w:sz="0" w:space="0"/>
             <w:insideV w:val="none" w:color="auto" w:sz="0" w:space="0"/>
           </w:tblBorders>
-          <w:shd w:val="clear"/>
           <w:tblCellMar>
             <w:top w:w="15" w:type="dxa"/>
             <w:left w:w="15" w:type="dxa"/>
@@ -6328,7 +6379,7 @@
               <w:bottom w:val="single" w:color="DEE0E3" w:sz="6" w:space="0"/>
               <w:right w:val="single" w:color="DEE0E3" w:sz="6" w:space="0"/>
             </w:tcBorders>
-            <w:shd w:val="clear"/>
+            <w:shd w:val="clear" w:color="auto" w:fill="auto"/>
             <w:tcMar>
               <w:top w:w="120" w:type="dxa"/>
               <w:left w:w="120" w:type="dxa"/>
@@ -6372,7 +6423,7 @@
               <w:bottom w:val="single" w:color="DEE0E3" w:sz="6" w:space="0"/>
               <w:right w:val="single" w:color="DEE0E3" w:sz="6" w:space="0"/>
             </w:tcBorders>
-            <w:shd w:val="clear"/>
+            <w:shd w:val="clear" w:color="auto" w:fill="auto"/>
             <w:tcMar>
               <w:top w:w="120" w:type="dxa"/>
               <w:left w:w="120" w:type="dxa"/>
@@ -6483,7 +6534,7 @@
       </w:pPr>
       <w:r>
         <w:rPr>
-          <w:rStyle w:val="7"/>
+          <w:rStyle w:val="8"/>
           <w:rFonts w:hint="default" w:ascii="Consolas" w:hAnsi="Consolas" w:eastAsia="SimSun" w:cs="Consolas"/>
           <w:kern w:val="0"/>
           <w:sz w:val="24"/>
@@ -6523,7 +6574,7 @@
       </w:pPr>
       <w:r>
         <w:rPr>
-          <w:rStyle w:val="7"/>
+          <w:rStyle w:val="8"/>
           <w:rFonts w:hint="default" w:ascii="Consolas" w:hAnsi="Consolas" w:cs="Consolas"/>
           <w:sz w:val="24"/>
           <w:szCs w:val="24"/>
@@ -6704,6 +6755,7 @@
     </w:p>
     <w:tbl>
       <w:tblPr>
+        <w:tblStyle w:val="5"/>
         <w:tblW w:w="8805" w:type="dxa"/>
         <w:tblInd w:w="0" w:type="dxa"/>
         <w:tblBorders>
@@ -6714,7 +6766,7 @@
           <w:insideH w:val="none" w:color="auto" w:sz="0" w:space="0"/>
           <w:insideV w:val="none" w:color="auto" w:sz="0" w:space="0"/>
         </w:tblBorders>
-        <w:shd w:val="clear"/>
+        <w:shd w:val="clear" w:color="auto" w:fill="auto"/>
         <w:tblLayout w:type="autofit"/>
         <w:tblCellMar>
           <w:top w:w="15" w:type="dxa"/>
@@ -6740,6 +6792,7 @@
             <w:insideH w:val="none" w:color="auto" w:sz="0" w:space="0"/>
             <w:insideV w:val="none" w:color="auto" w:sz="0" w:space="0"/>
           </w:tblBorders>
+          <w:shd w:val="clear" w:color="auto" w:fill="auto"/>
           <w:tblCellMar>
             <w:top w:w="15" w:type="dxa"/>
             <w:left w:w="15" w:type="dxa"/>
@@ -6759,7 +6812,7 @@
               <w:bottom w:val="single" w:color="DEE0E3" w:sz="6" w:space="0"/>
               <w:right w:val="single" w:color="DEE0E3" w:sz="6" w:space="0"/>
             </w:tcBorders>
-            <w:shd w:val="clear"/>
+            <w:shd w:val="clear" w:color="auto" w:fill="auto"/>
             <w:tcMar>
               <w:top w:w="120" w:type="dxa"/>
               <w:left w:w="120" w:type="dxa"/>
@@ -6794,7 +6847,6 @@
                 <w:kern w:val="0"/>
                 <w:sz w:val="20"/>
                 <w:szCs w:val="20"/>
-                <w:bdr w:val="none" w:color="auto" w:sz="0" w:space="0"/>
                 <w:lang w:val="en-US" w:eastAsia="zh-CN" w:bidi="ar"/>
               </w:rPr>
               <w:t>#</w:t>
@@ -6810,7 +6862,7 @@
               <w:bottom w:val="single" w:color="DEE0E3" w:sz="6" w:space="0"/>
               <w:right w:val="single" w:color="DEE0E3" w:sz="6" w:space="0"/>
             </w:tcBorders>
-            <w:shd w:val="clear"/>
+            <w:shd w:val="clear" w:color="auto" w:fill="auto"/>
             <w:tcMar>
               <w:top w:w="120" w:type="dxa"/>
               <w:left w:w="120" w:type="dxa"/>
@@ -6845,7 +6897,6 @@
                 <w:kern w:val="0"/>
                 <w:sz w:val="20"/>
                 <w:szCs w:val="20"/>
-                <w:bdr w:val="none" w:color="auto" w:sz="0" w:space="0"/>
                 <w:lang w:val="en-US" w:eastAsia="zh-CN" w:bidi="ar"/>
               </w:rPr>
               <w:t>Lỗi</w:t>
@@ -6861,7 +6912,7 @@
               <w:bottom w:val="single" w:color="DEE0E3" w:sz="6" w:space="0"/>
               <w:right w:val="single" w:color="DEE0E3" w:sz="6" w:space="0"/>
             </w:tcBorders>
-            <w:shd w:val="clear"/>
+            <w:shd w:val="clear" w:color="auto" w:fill="auto"/>
             <w:tcMar>
               <w:top w:w="120" w:type="dxa"/>
               <w:left w:w="120" w:type="dxa"/>
@@ -6896,7 +6947,6 @@
                 <w:kern w:val="0"/>
                 <w:sz w:val="20"/>
                 <w:szCs w:val="20"/>
-                <w:bdr w:val="none" w:color="auto" w:sz="0" w:space="0"/>
                 <w:lang w:val="en-US" w:eastAsia="zh-CN" w:bidi="ar"/>
               </w:rPr>
               <w:t>Nguyên tắc vi phạm</w:t>
@@ -6912,7 +6962,7 @@
               <w:bottom w:val="single" w:color="DEE0E3" w:sz="6" w:space="0"/>
               <w:right w:val="single" w:color="DEE0E3" w:sz="6" w:space="0"/>
             </w:tcBorders>
-            <w:shd w:val="clear"/>
+            <w:shd w:val="clear" w:color="auto" w:fill="auto"/>
             <w:tcMar>
               <w:top w:w="120" w:type="dxa"/>
               <w:left w:w="120" w:type="dxa"/>
@@ -6947,7 +6997,6 @@
                 <w:kern w:val="0"/>
                 <w:sz w:val="20"/>
                 <w:szCs w:val="20"/>
-                <w:bdr w:val="none" w:color="auto" w:sz="0" w:space="0"/>
                 <w:lang w:val="en-US" w:eastAsia="zh-CN" w:bidi="ar"/>
               </w:rPr>
               <w:t>Ảnh hưởng</w:t>
@@ -6963,7 +7012,7 @@
               <w:bottom w:val="single" w:color="DEE0E3" w:sz="6" w:space="0"/>
               <w:right w:val="single" w:color="DEE0E3" w:sz="6" w:space="0"/>
             </w:tcBorders>
-            <w:shd w:val="clear"/>
+            <w:shd w:val="clear" w:color="auto" w:fill="auto"/>
             <w:tcMar>
               <w:top w:w="120" w:type="dxa"/>
               <w:left w:w="120" w:type="dxa"/>
@@ -6998,7 +7047,6 @@
                 <w:kern w:val="0"/>
                 <w:sz w:val="20"/>
                 <w:szCs w:val="20"/>
-                <w:bdr w:val="none" w:color="auto" w:sz="0" w:space="0"/>
                 <w:lang w:val="en-US" w:eastAsia="zh-CN" w:bidi="ar"/>
               </w:rPr>
               <w:t>Cách sửa</w:t>
@@ -7016,6 +7064,7 @@
             <w:insideH w:val="none" w:color="auto" w:sz="0" w:space="0"/>
             <w:insideV w:val="none" w:color="auto" w:sz="0" w:space="0"/>
           </w:tblBorders>
+          <w:shd w:val="clear" w:color="auto" w:fill="auto"/>
           <w:tblCellMar>
             <w:top w:w="15" w:type="dxa"/>
             <w:left w:w="15" w:type="dxa"/>
@@ -7035,7 +7084,7 @@
               <w:bottom w:val="single" w:color="DEE0E3" w:sz="6" w:space="0"/>
               <w:right w:val="single" w:color="DEE0E3" w:sz="6" w:space="0"/>
             </w:tcBorders>
-            <w:shd w:val="clear"/>
+            <w:shd w:val="clear" w:color="auto" w:fill="auto"/>
             <w:tcMar>
               <w:top w:w="120" w:type="dxa"/>
               <w:left w:w="120" w:type="dxa"/>
@@ -7078,7 +7127,7 @@
               <w:bottom w:val="single" w:color="DEE0E3" w:sz="6" w:space="0"/>
               <w:right w:val="single" w:color="DEE0E3" w:sz="6" w:space="0"/>
             </w:tcBorders>
-            <w:shd w:val="clear"/>
+            <w:shd w:val="clear" w:color="auto" w:fill="auto"/>
             <w:tcMar>
               <w:top w:w="120" w:type="dxa"/>
               <w:left w:w="120" w:type="dxa"/>
@@ -7121,7 +7170,7 @@
               <w:bottom w:val="single" w:color="DEE0E3" w:sz="6" w:space="0"/>
               <w:right w:val="single" w:color="DEE0E3" w:sz="6" w:space="0"/>
             </w:tcBorders>
-            <w:shd w:val="clear"/>
+            <w:shd w:val="clear" w:color="auto" w:fill="auto"/>
             <w:tcMar>
               <w:top w:w="120" w:type="dxa"/>
               <w:left w:w="120" w:type="dxa"/>
@@ -7164,7 +7213,7 @@
               <w:bottom w:val="single" w:color="DEE0E3" w:sz="6" w:space="0"/>
               <w:right w:val="single" w:color="DEE0E3" w:sz="6" w:space="0"/>
             </w:tcBorders>
-            <w:shd w:val="clear"/>
+            <w:shd w:val="clear" w:color="auto" w:fill="auto"/>
             <w:tcMar>
               <w:top w:w="120" w:type="dxa"/>
               <w:left w:w="120" w:type="dxa"/>
@@ -7207,7 +7256,7 @@
               <w:bottom w:val="single" w:color="DEE0E3" w:sz="6" w:space="0"/>
               <w:right w:val="single" w:color="DEE0E3" w:sz="6" w:space="0"/>
             </w:tcBorders>
-            <w:shd w:val="clear"/>
+            <w:shd w:val="clear" w:color="auto" w:fill="auto"/>
             <w:tcMar>
               <w:top w:w="120" w:type="dxa"/>
               <w:left w:w="120" w:type="dxa"/>
@@ -7252,7 +7301,7 @@
             <w:insideH w:val="none" w:color="auto" w:sz="0" w:space="0"/>
             <w:insideV w:val="none" w:color="auto" w:sz="0" w:space="0"/>
           </w:tblBorders>
-          <w:shd w:val="clear"/>
+          <w:shd w:val="clear" w:color="auto" w:fill="auto"/>
           <w:tblCellMar>
             <w:top w:w="15" w:type="dxa"/>
             <w:left w:w="15" w:type="dxa"/>
@@ -7272,7 +7321,7 @@
               <w:bottom w:val="single" w:color="DEE0E3" w:sz="6" w:space="0"/>
               <w:right w:val="single" w:color="DEE0E3" w:sz="6" w:space="0"/>
             </w:tcBorders>
-            <w:shd w:val="clear"/>
+            <w:shd w:val="clear" w:color="auto" w:fill="auto"/>
             <w:tcMar>
               <w:top w:w="120" w:type="dxa"/>
               <w:left w:w="120" w:type="dxa"/>
@@ -7315,7 +7364,7 @@
               <w:bottom w:val="single" w:color="DEE0E3" w:sz="6" w:space="0"/>
               <w:right w:val="single" w:color="DEE0E3" w:sz="6" w:space="0"/>
             </w:tcBorders>
-            <w:shd w:val="clear"/>
+            <w:shd w:val="clear" w:color="auto" w:fill="auto"/>
             <w:tcMar>
               <w:top w:w="120" w:type="dxa"/>
               <w:left w:w="120" w:type="dxa"/>
@@ -7358,7 +7407,7 @@
               <w:bottom w:val="single" w:color="DEE0E3" w:sz="6" w:space="0"/>
               <w:right w:val="single" w:color="DEE0E3" w:sz="6" w:space="0"/>
             </w:tcBorders>
-            <w:shd w:val="clear"/>
+            <w:shd w:val="clear" w:color="auto" w:fill="auto"/>
             <w:tcMar>
               <w:top w:w="120" w:type="dxa"/>
               <w:left w:w="120" w:type="dxa"/>
@@ -7401,7 +7450,7 @@
               <w:bottom w:val="single" w:color="DEE0E3" w:sz="6" w:space="0"/>
               <w:right w:val="single" w:color="DEE0E3" w:sz="6" w:space="0"/>
             </w:tcBorders>
-            <w:shd w:val="clear"/>
+            <w:shd w:val="clear" w:color="auto" w:fill="auto"/>
             <w:tcMar>
               <w:top w:w="120" w:type="dxa"/>
               <w:left w:w="120" w:type="dxa"/>
@@ -7444,7 +7493,7 @@
               <w:bottom w:val="single" w:color="DEE0E3" w:sz="6" w:space="0"/>
               <w:right w:val="single" w:color="DEE0E3" w:sz="6" w:space="0"/>
             </w:tcBorders>
-            <w:shd w:val="clear"/>
+            <w:shd w:val="clear" w:color="auto" w:fill="auto"/>
             <w:tcMar>
               <w:top w:w="120" w:type="dxa"/>
               <w:left w:w="120" w:type="dxa"/>
@@ -7489,6 +7538,7 @@
             <w:insideH w:val="none" w:color="auto" w:sz="0" w:space="0"/>
             <w:insideV w:val="none" w:color="auto" w:sz="0" w:space="0"/>
           </w:tblBorders>
+          <w:shd w:val="clear" w:color="auto" w:fill="auto"/>
           <w:tblCellMar>
             <w:top w:w="15" w:type="dxa"/>
             <w:left w:w="15" w:type="dxa"/>
@@ -7508,7 +7558,7 @@
               <w:bottom w:val="single" w:color="DEE0E3" w:sz="6" w:space="0"/>
               <w:right w:val="single" w:color="DEE0E3" w:sz="6" w:space="0"/>
             </w:tcBorders>
-            <w:shd w:val="clear"/>
+            <w:shd w:val="clear" w:color="auto" w:fill="auto"/>
             <w:tcMar>
               <w:top w:w="120" w:type="dxa"/>
               <w:left w:w="120" w:type="dxa"/>
@@ -7551,7 +7601,7 @@
               <w:bottom w:val="single" w:color="DEE0E3" w:sz="6" w:space="0"/>
               <w:right w:val="single" w:color="DEE0E3" w:sz="6" w:space="0"/>
             </w:tcBorders>
-            <w:shd w:val="clear"/>
+            <w:shd w:val="clear" w:color="auto" w:fill="auto"/>
             <w:tcMar>
               <w:top w:w="120" w:type="dxa"/>
               <w:left w:w="120" w:type="dxa"/>
@@ -7594,7 +7644,7 @@
               <w:bottom w:val="single" w:color="DEE0E3" w:sz="6" w:space="0"/>
               <w:right w:val="single" w:color="DEE0E3" w:sz="6" w:space="0"/>
             </w:tcBorders>
-            <w:shd w:val="clear"/>
+            <w:shd w:val="clear" w:color="auto" w:fill="auto"/>
             <w:tcMar>
               <w:top w:w="120" w:type="dxa"/>
               <w:left w:w="120" w:type="dxa"/>
@@ -7637,7 +7687,7 @@
               <w:bottom w:val="single" w:color="DEE0E3" w:sz="6" w:space="0"/>
               <w:right w:val="single" w:color="DEE0E3" w:sz="6" w:space="0"/>
             </w:tcBorders>
-            <w:shd w:val="clear"/>
+            <w:shd w:val="clear" w:color="auto" w:fill="auto"/>
             <w:tcMar>
               <w:top w:w="120" w:type="dxa"/>
               <w:left w:w="120" w:type="dxa"/>
@@ -7680,7 +7730,7 @@
               <w:bottom w:val="single" w:color="DEE0E3" w:sz="6" w:space="0"/>
               <w:right w:val="single" w:color="DEE0E3" w:sz="6" w:space="0"/>
             </w:tcBorders>
-            <w:shd w:val="clear"/>
+            <w:shd w:val="clear" w:color="auto" w:fill="auto"/>
             <w:tcMar>
               <w:top w:w="120" w:type="dxa"/>
               <w:left w:w="120" w:type="dxa"/>
@@ -7725,7 +7775,7 @@
             <w:insideH w:val="none" w:color="auto" w:sz="0" w:space="0"/>
             <w:insideV w:val="none" w:color="auto" w:sz="0" w:space="0"/>
           </w:tblBorders>
-          <w:shd w:val="clear"/>
+          <w:shd w:val="clear" w:color="auto" w:fill="auto"/>
           <w:tblCellMar>
             <w:top w:w="15" w:type="dxa"/>
             <w:left w:w="15" w:type="dxa"/>
@@ -7745,7 +7795,7 @@
               <w:bottom w:val="single" w:color="DEE0E3" w:sz="6" w:space="0"/>
               <w:right w:val="single" w:color="DEE0E3" w:sz="6" w:space="0"/>
             </w:tcBorders>
-            <w:shd w:val="clear"/>
+            <w:shd w:val="clear" w:color="auto" w:fill="auto"/>
             <w:tcMar>
               <w:top w:w="120" w:type="dxa"/>
               <w:left w:w="120" w:type="dxa"/>
@@ -7788,7 +7838,7 @@
               <w:bottom w:val="single" w:color="DEE0E3" w:sz="6" w:space="0"/>
               <w:right w:val="single" w:color="DEE0E3" w:sz="6" w:space="0"/>
             </w:tcBorders>
-            <w:shd w:val="clear"/>
+            <w:shd w:val="clear" w:color="auto" w:fill="auto"/>
             <w:tcMar>
               <w:top w:w="120" w:type="dxa"/>
               <w:left w:w="120" w:type="dxa"/>
@@ -7831,7 +7881,7 @@
               <w:bottom w:val="single" w:color="DEE0E3" w:sz="6" w:space="0"/>
               <w:right w:val="single" w:color="DEE0E3" w:sz="6" w:space="0"/>
             </w:tcBorders>
-            <w:shd w:val="clear"/>
+            <w:shd w:val="clear" w:color="auto" w:fill="auto"/>
             <w:tcMar>
               <w:top w:w="120" w:type="dxa"/>
               <w:left w:w="120" w:type="dxa"/>
@@ -7874,7 +7924,7 @@
               <w:bottom w:val="single" w:color="DEE0E3" w:sz="6" w:space="0"/>
               <w:right w:val="single" w:color="DEE0E3" w:sz="6" w:space="0"/>
             </w:tcBorders>
-            <w:shd w:val="clear"/>
+            <w:shd w:val="clear" w:color="auto" w:fill="auto"/>
             <w:tcMar>
               <w:top w:w="120" w:type="dxa"/>
               <w:left w:w="120" w:type="dxa"/>
@@ -7917,7 +7967,7 @@
               <w:bottom w:val="single" w:color="DEE0E3" w:sz="6" w:space="0"/>
               <w:right w:val="single" w:color="DEE0E3" w:sz="6" w:space="0"/>
             </w:tcBorders>
-            <w:shd w:val="clear"/>
+            <w:shd w:val="clear" w:color="auto" w:fill="auto"/>
             <w:tcMar>
               <w:top w:w="120" w:type="dxa"/>
               <w:left w:w="120" w:type="dxa"/>
@@ -7962,7 +8012,7 @@
             <w:insideH w:val="none" w:color="auto" w:sz="0" w:space="0"/>
             <w:insideV w:val="none" w:color="auto" w:sz="0" w:space="0"/>
           </w:tblBorders>
-          <w:shd w:val="clear"/>
+          <w:shd w:val="clear" w:color="auto" w:fill="auto"/>
           <w:tblCellMar>
             <w:top w:w="15" w:type="dxa"/>
             <w:left w:w="15" w:type="dxa"/>
@@ -7982,7 +8032,7 @@
               <w:bottom w:val="single" w:color="DEE0E3" w:sz="6" w:space="0"/>
               <w:right w:val="single" w:color="DEE0E3" w:sz="6" w:space="0"/>
             </w:tcBorders>
-            <w:shd w:val="clear"/>
+            <w:shd w:val="clear" w:color="auto" w:fill="auto"/>
             <w:tcMar>
               <w:top w:w="120" w:type="dxa"/>
               <w:left w:w="120" w:type="dxa"/>
@@ -8025,7 +8075,7 @@
               <w:bottom w:val="single" w:color="DEE0E3" w:sz="6" w:space="0"/>
               <w:right w:val="single" w:color="DEE0E3" w:sz="6" w:space="0"/>
             </w:tcBorders>
-            <w:shd w:val="clear"/>
+            <w:shd w:val="clear" w:color="auto" w:fill="auto"/>
             <w:tcMar>
               <w:top w:w="120" w:type="dxa"/>
               <w:left w:w="120" w:type="dxa"/>
@@ -8068,7 +8118,7 @@
               <w:bottom w:val="single" w:color="DEE0E3" w:sz="6" w:space="0"/>
               <w:right w:val="single" w:color="DEE0E3" w:sz="6" w:space="0"/>
             </w:tcBorders>
-            <w:shd w:val="clear"/>
+            <w:shd w:val="clear" w:color="auto" w:fill="auto"/>
             <w:tcMar>
               <w:top w:w="120" w:type="dxa"/>
               <w:left w:w="120" w:type="dxa"/>
@@ -8111,7 +8161,7 @@
               <w:bottom w:val="single" w:color="DEE0E3" w:sz="6" w:space="0"/>
               <w:right w:val="single" w:color="DEE0E3" w:sz="6" w:space="0"/>
             </w:tcBorders>
-            <w:shd w:val="clear"/>
+            <w:shd w:val="clear" w:color="auto" w:fill="auto"/>
             <w:tcMar>
               <w:top w:w="120" w:type="dxa"/>
               <w:left w:w="120" w:type="dxa"/>
@@ -8154,7 +8204,7 @@
               <w:bottom w:val="single" w:color="DEE0E3" w:sz="6" w:space="0"/>
               <w:right w:val="single" w:color="DEE0E3" w:sz="6" w:space="0"/>
             </w:tcBorders>
-            <w:shd w:val="clear"/>
+            <w:shd w:val="clear" w:color="auto" w:fill="auto"/>
             <w:tcMar>
               <w:top w:w="120" w:type="dxa"/>
               <w:left w:w="120" w:type="dxa"/>
@@ -8207,7 +8257,7 @@
       </w:pPr>
       <w:r>
         <w:rPr>
-          <w:rStyle w:val="7"/>
+          <w:rStyle w:val="8"/>
           <w:rFonts w:hint="default" w:ascii="Consolas" w:hAnsi="Consolas" w:eastAsia="SimSun" w:cs="Consolas"/>
           <w:kern w:val="0"/>
           <w:sz w:val="24"/>
@@ -8266,7 +8316,7 @@
       </w:pPr>
       <w:r>
         <w:rPr>
-          <w:rStyle w:val="7"/>
+          <w:rStyle w:val="8"/>
           <w:rFonts w:hint="default" w:ascii="Consolas" w:hAnsi="Consolas" w:eastAsia="SimSun" w:cs="Consolas"/>
           <w:kern w:val="0"/>
           <w:sz w:val="24"/>
@@ -8330,6 +8380,7 @@
     </w:p>
     <w:tbl>
       <w:tblPr>
+        <w:tblStyle w:val="5"/>
         <w:tblW w:w="8804" w:type="dxa"/>
         <w:tblInd w:w="0" w:type="dxa"/>
         <w:tblBorders>
@@ -8340,7 +8391,7 @@
           <w:insideH w:val="none" w:color="auto" w:sz="0" w:space="0"/>
           <w:insideV w:val="none" w:color="auto" w:sz="0" w:space="0"/>
         </w:tblBorders>
-        <w:shd w:val="clear"/>
+        <w:shd w:val="clear" w:color="auto" w:fill="auto"/>
         <w:tblLayout w:type="autofit"/>
         <w:tblCellMar>
           <w:top w:w="15" w:type="dxa"/>
@@ -8363,7 +8414,7 @@
             <w:insideH w:val="none" w:color="auto" w:sz="0" w:space="0"/>
             <w:insideV w:val="none" w:color="auto" w:sz="0" w:space="0"/>
           </w:tblBorders>
-          <w:shd w:val="clear"/>
+          <w:shd w:val="clear" w:color="auto" w:fill="auto"/>
           <w:tblCellMar>
             <w:top w:w="15" w:type="dxa"/>
             <w:left w:w="15" w:type="dxa"/>
@@ -8383,7 +8434,7 @@
               <w:bottom w:val="single" w:color="DEE0E3" w:sz="6" w:space="0"/>
               <w:right w:val="single" w:color="DEE0E3" w:sz="6" w:space="0"/>
             </w:tcBorders>
-            <w:shd w:val="clear"/>
+            <w:shd w:val="clear" w:color="auto" w:fill="auto"/>
             <w:tcMar>
               <w:top w:w="120" w:type="dxa"/>
               <w:left w:w="120" w:type="dxa"/>
@@ -8418,7 +8469,6 @@
                 <w:kern w:val="0"/>
                 <w:sz w:val="20"/>
                 <w:szCs w:val="20"/>
-                <w:bdr w:val="none" w:color="auto" w:sz="0" w:space="0"/>
                 <w:lang w:val="en-US" w:eastAsia="zh-CN" w:bidi="ar"/>
               </w:rPr>
               <w:t>Khía cạnh</w:t>
@@ -8434,7 +8484,7 @@
               <w:bottom w:val="single" w:color="DEE0E3" w:sz="6" w:space="0"/>
               <w:right w:val="single" w:color="DEE0E3" w:sz="6" w:space="0"/>
             </w:tcBorders>
-            <w:shd w:val="clear"/>
+            <w:shd w:val="clear" w:color="auto" w:fill="auto"/>
             <w:tcMar>
               <w:top w:w="120" w:type="dxa"/>
               <w:left w:w="120" w:type="dxa"/>
@@ -8469,7 +8519,6 @@
                 <w:kern w:val="0"/>
                 <w:sz w:val="20"/>
                 <w:szCs w:val="20"/>
-                <w:bdr w:val="none" w:color="auto" w:sz="0" w:space="0"/>
                 <w:lang w:val="en-US" w:eastAsia="zh-CN" w:bidi="ar"/>
               </w:rPr>
               <w:t>Tác động</w:t>
@@ -8487,7 +8536,6 @@
             <w:insideH w:val="none" w:color="auto" w:sz="0" w:space="0"/>
             <w:insideV w:val="none" w:color="auto" w:sz="0" w:space="0"/>
           </w:tblBorders>
-          <w:shd w:val="clear"/>
           <w:tblCellMar>
             <w:top w:w="15" w:type="dxa"/>
             <w:left w:w="15" w:type="dxa"/>
@@ -8507,7 +8555,7 @@
               <w:bottom w:val="single" w:color="DEE0E3" w:sz="6" w:space="0"/>
               <w:right w:val="single" w:color="DEE0E3" w:sz="6" w:space="0"/>
             </w:tcBorders>
-            <w:shd w:val="clear"/>
+            <w:shd w:val="clear" w:color="auto" w:fill="auto"/>
             <w:tcMar>
               <w:top w:w="120" w:type="dxa"/>
               <w:left w:w="120" w:type="dxa"/>
@@ -8550,7 +8598,7 @@
               <w:bottom w:val="single" w:color="DEE0E3" w:sz="6" w:space="0"/>
               <w:right w:val="single" w:color="DEE0E3" w:sz="6" w:space="0"/>
             </w:tcBorders>
-            <w:shd w:val="clear"/>
+            <w:shd w:val="clear" w:color="auto" w:fill="auto"/>
             <w:tcMar>
               <w:top w:w="120" w:type="dxa"/>
               <w:left w:w="120" w:type="dxa"/>
@@ -8595,7 +8643,6 @@
             <w:insideH w:val="none" w:color="auto" w:sz="0" w:space="0"/>
             <w:insideV w:val="none" w:color="auto" w:sz="0" w:space="0"/>
           </w:tblBorders>
-          <w:shd w:val="clear"/>
           <w:tblCellMar>
             <w:top w:w="15" w:type="dxa"/>
             <w:left w:w="15" w:type="dxa"/>
@@ -8615,7 +8662,7 @@
               <w:bottom w:val="single" w:color="DEE0E3" w:sz="6" w:space="0"/>
               <w:right w:val="single" w:color="DEE0E3" w:sz="6" w:space="0"/>
             </w:tcBorders>
-            <w:shd w:val="clear"/>
+            <w:shd w:val="clear" w:color="auto" w:fill="auto"/>
             <w:tcMar>
               <w:top w:w="120" w:type="dxa"/>
               <w:left w:w="120" w:type="dxa"/>
@@ -8658,7 +8705,7 @@
               <w:bottom w:val="single" w:color="DEE0E3" w:sz="6" w:space="0"/>
               <w:right w:val="single" w:color="DEE0E3" w:sz="6" w:space="0"/>
             </w:tcBorders>
-            <w:shd w:val="clear"/>
+            <w:shd w:val="clear" w:color="auto" w:fill="auto"/>
             <w:tcMar>
               <w:top w:w="120" w:type="dxa"/>
               <w:left w:w="120" w:type="dxa"/>
@@ -8703,7 +8750,7 @@
             <w:insideH w:val="none" w:color="auto" w:sz="0" w:space="0"/>
             <w:insideV w:val="none" w:color="auto" w:sz="0" w:space="0"/>
           </w:tblBorders>
-          <w:shd w:val="clear"/>
+          <w:shd w:val="clear" w:color="auto" w:fill="auto"/>
           <w:tblCellMar>
             <w:top w:w="15" w:type="dxa"/>
             <w:left w:w="15" w:type="dxa"/>
@@ -8723,7 +8770,7 @@
               <w:bottom w:val="single" w:color="DEE0E3" w:sz="6" w:space="0"/>
               <w:right w:val="single" w:color="DEE0E3" w:sz="6" w:space="0"/>
             </w:tcBorders>
-            <w:shd w:val="clear"/>
+            <w:shd w:val="clear" w:color="auto" w:fill="auto"/>
             <w:tcMar>
               <w:top w:w="120" w:type="dxa"/>
               <w:left w:w="120" w:type="dxa"/>
@@ -8766,7 +8813,7 @@
               <w:bottom w:val="single" w:color="DEE0E3" w:sz="6" w:space="0"/>
               <w:right w:val="single" w:color="DEE0E3" w:sz="6" w:space="0"/>
             </w:tcBorders>
-            <w:shd w:val="clear"/>
+            <w:shd w:val="clear" w:color="auto" w:fill="auto"/>
             <w:tcMar>
               <w:top w:w="120" w:type="dxa"/>
               <w:left w:w="120" w:type="dxa"/>
@@ -8853,7 +8900,6 @@
             <w:insideH w:val="none" w:color="auto" w:sz="0" w:space="0"/>
             <w:insideV w:val="none" w:color="auto" w:sz="0" w:space="0"/>
           </w:tblBorders>
-          <w:shd w:val="clear"/>
           <w:tblCellMar>
             <w:top w:w="15" w:type="dxa"/>
             <w:left w:w="15" w:type="dxa"/>
@@ -8873,7 +8919,7 @@
               <w:bottom w:val="single" w:color="DEE0E3" w:sz="6" w:space="0"/>
               <w:right w:val="single" w:color="DEE0E3" w:sz="6" w:space="0"/>
             </w:tcBorders>
-            <w:shd w:val="clear"/>
+            <w:shd w:val="clear" w:color="auto" w:fill="auto"/>
             <w:tcMar>
               <w:top w:w="120" w:type="dxa"/>
               <w:left w:w="120" w:type="dxa"/>
@@ -8916,7 +8962,7 @@
               <w:bottom w:val="single" w:color="DEE0E3" w:sz="6" w:space="0"/>
               <w:right w:val="single" w:color="DEE0E3" w:sz="6" w:space="0"/>
             </w:tcBorders>
-            <w:shd w:val="clear"/>
+            <w:shd w:val="clear" w:color="auto" w:fill="auto"/>
             <w:tcMar>
               <w:top w:w="120" w:type="dxa"/>
               <w:left w:w="120" w:type="dxa"/>
@@ -9024,7 +9070,6 @@
             <w:insideH w:val="none" w:color="auto" w:sz="0" w:space="0"/>
             <w:insideV w:val="none" w:color="auto" w:sz="0" w:space="0"/>
           </w:tblBorders>
-          <w:shd w:val="clear"/>
           <w:tblCellMar>
             <w:top w:w="15" w:type="dxa"/>
             <w:left w:w="15" w:type="dxa"/>
@@ -9044,7 +9089,7 @@
               <w:bottom w:val="single" w:color="DEE0E3" w:sz="6" w:space="0"/>
               <w:right w:val="single" w:color="DEE0E3" w:sz="6" w:space="0"/>
             </w:tcBorders>
-            <w:shd w:val="clear"/>
+            <w:shd w:val="clear" w:color="auto" w:fill="auto"/>
             <w:tcMar>
               <w:top w:w="120" w:type="dxa"/>
               <w:left w:w="120" w:type="dxa"/>
@@ -9087,7 +9132,7 @@
               <w:bottom w:val="single" w:color="DEE0E3" w:sz="6" w:space="0"/>
               <w:right w:val="single" w:color="DEE0E3" w:sz="6" w:space="0"/>
             </w:tcBorders>
-            <w:shd w:val="clear"/>
+            <w:shd w:val="clear" w:color="auto" w:fill="auto"/>
             <w:tcMar>
               <w:top w:w="120" w:type="dxa"/>
               <w:left w:w="120" w:type="dxa"/>
@@ -9675,6 +9720,15 @@
     </w:rPr>
   </w:style>
   <w:style w:type="character" w:styleId="7">
+    <w:name w:val="Hyperlink"/>
+    <w:basedOn w:val="4"/>
+    <w:uiPriority w:val="0"/>
+    <w:rPr>
+      <w:color w:val="0000FF"/>
+      <w:u w:val="single"/>
+    </w:rPr>
+  </w:style>
+  <w:style w:type="character" w:styleId="8">
     <w:name w:val="Strong"/>
     <w:basedOn w:val="4"/>
     <w:qFormat/>
